--- a/szakdolgozat_gal_gergo_karoly_formazott.docx
+++ b/szakdolgozat_gal_gergo_karoly_formazott.docx
@@ -561,7 +561,11 @@
               <w:rPr>
                 <w:lang w:val="hu-HU"/>
               </w:rPr>
-              <w:t>egyetemi docens</w:t>
+              <w:t xml:space="preserve">egyetemi </w:t>
+            </w:r>
+            <w:r>
+              <w:rPr/>
+              <w:t>adjunktus</w:t>
             </w:r>
           </w:p>
         </w:tc>
@@ -997,18 +1001,22 @@
             </w:rPr>
             <w:fldChar w:fldCharType="separate"/>
           </w:r>
-          <w:r>
-            <w:rPr>
-              <w:rStyle w:val="Jegyzkhivatkozs"/>
-              <w:i w:val="false"/>
-            </w:rPr>
-            <w:t>Feladatkiírás</w:t>
-          </w:r>
-          <w:r>
-            <w:rPr/>
-            <w:tab/>
-            <w:t>3</w:t>
-          </w:r>
+          <w:hyperlink w:anchor="__RefHeading___Toc80443487" w:tooltip="Feladatkiírás">
+            <w:r>
+              <w:rPr>
+                <w:rStyle w:val="Jegyzkhivatkozs"/>
+                <w:i w:val="false"/>
+              </w:rPr>
+              <w:t>Feladatkiírás</w:t>
+            </w:r>
+            <w:r>
+              <w:rPr>
+                <w:rStyle w:val="Jegyzkhivatkozs"/>
+              </w:rPr>
+              <w:tab/>
+              <w:t>3</w:t>
+            </w:r>
+          </w:hyperlink>
         </w:p>
         <w:p>
           <w:pPr>
@@ -1019,17 +1027,22 @@
             </w:tabs>
             <w:rPr/>
           </w:pPr>
-          <w:r>
-            <w:rPr>
-              <w:i w:val="false"/>
-            </w:rPr>
-            <w:t>Tartalmi összefoglaló</w:t>
-          </w:r>
-          <w:r>
-            <w:rPr/>
-            <w:tab/>
-            <w:t>4</w:t>
-          </w:r>
+          <w:hyperlink w:anchor="__RefHeading___Toc80443488" w:tooltip="Tartalmi összefoglaló">
+            <w:r>
+              <w:rPr>
+                <w:rStyle w:val="Jegyzkhivatkozs"/>
+                <w:i w:val="false"/>
+              </w:rPr>
+              <w:t>Tartalmi összefoglaló</w:t>
+            </w:r>
+            <w:r>
+              <w:rPr>
+                <w:rStyle w:val="Jegyzkhivatkozs"/>
+              </w:rPr>
+              <w:tab/>
+              <w:t>4</w:t>
+            </w:r>
+          </w:hyperlink>
         </w:p>
         <w:p>
           <w:pPr>
@@ -1040,17 +1053,22 @@
             </w:tabs>
             <w:rPr/>
           </w:pPr>
-          <w:r>
-            <w:rPr>
-              <w:i w:val="false"/>
-            </w:rPr>
-            <w:t>Tartalomjegyzék</w:t>
-          </w:r>
-          <w:r>
-            <w:rPr/>
-            <w:tab/>
-            <w:t>5</w:t>
-          </w:r>
+          <w:hyperlink w:anchor="__RefHeading___Toc80443489" w:tooltip="Tartalomjegyzék">
+            <w:r>
+              <w:rPr>
+                <w:rStyle w:val="Jegyzkhivatkozs"/>
+                <w:i w:val="false"/>
+              </w:rPr>
+              <w:t>Tartalomjegyzék</w:t>
+            </w:r>
+            <w:r>
+              <w:rPr>
+                <w:rStyle w:val="Jegyzkhivatkozs"/>
+              </w:rPr>
+              <w:tab/>
+              <w:t>5</w:t>
+            </w:r>
+          </w:hyperlink>
         </w:p>
         <w:p>
           <w:pPr>
@@ -1061,17 +1079,22 @@
             </w:tabs>
             <w:rPr/>
           </w:pPr>
-          <w:r>
-            <w:rPr>
-              <w:i w:val="false"/>
-            </w:rPr>
-            <w:t>BEVEZETÉS</w:t>
-          </w:r>
-          <w:r>
-            <w:rPr/>
-            <w:tab/>
-            <w:t>7</w:t>
-          </w:r>
+          <w:hyperlink w:anchor="__RefHeading___Toc80443490_Copy_1" w:tooltip="BEVEZETÉS">
+            <w:r>
+              <w:rPr>
+                <w:rStyle w:val="Jegyzkhivatkozs"/>
+                <w:i w:val="false"/>
+              </w:rPr>
+              <w:t>BEVEZETÉS</w:t>
+            </w:r>
+            <w:r>
+              <w:rPr>
+                <w:rStyle w:val="Jegyzkhivatkozs"/>
+              </w:rPr>
+              <w:tab/>
+              <w:t>7</w:t>
+            </w:r>
+          </w:hyperlink>
         </w:p>
         <w:p>
           <w:pPr>
@@ -1082,17 +1105,22 @@
             </w:tabs>
             <w:rPr/>
           </w:pPr>
-          <w:r>
-            <w:rPr>
-              <w:i w:val="false"/>
-            </w:rPr>
-            <w:t>1. A PROBLÉMA ÉS SZAKMAI HÁTTÉR</w:t>
-          </w:r>
-          <w:r>
-            <w:rPr/>
-            <w:tab/>
-            <w:t>9</w:t>
-          </w:r>
+          <w:hyperlink w:anchor="__RefHeading___Toc80443491" w:tooltip="1. A PROBLÉMA ÉS SZAKMAI HÁTTÉR">
+            <w:r>
+              <w:rPr>
+                <w:rStyle w:val="Jegyzkhivatkozs"/>
+                <w:i w:val="false"/>
+              </w:rPr>
+              <w:t>1. A PROBLÉMA ÉS SZAKMAI HÁTTÉR</w:t>
+            </w:r>
+            <w:r>
+              <w:rPr>
+                <w:rStyle w:val="Jegyzkhivatkozs"/>
+              </w:rPr>
+              <w:tab/>
+              <w:t>9</w:t>
+            </w:r>
+          </w:hyperlink>
         </w:p>
         <w:p>
           <w:pPr>
@@ -1103,17 +1131,22 @@
             </w:tabs>
             <w:rPr/>
           </w:pPr>
-          <w:r>
-            <w:rPr>
-              <w:i w:val="false"/>
-            </w:rPr>
-            <w:t>1.1. A tollaslabda versenyek lebonyolításának sajátosságai</w:t>
-          </w:r>
-          <w:r>
-            <w:rPr/>
-            <w:tab/>
-            <w:t>9</w:t>
-          </w:r>
+          <w:hyperlink w:anchor="__RefHeading___Toc80443492" w:tooltip="1.1. A tollaslabda versenyek lebonyolításának sajátosságai">
+            <w:r>
+              <w:rPr>
+                <w:rStyle w:val="Jegyzkhivatkozs"/>
+                <w:i w:val="false"/>
+              </w:rPr>
+              <w:t>1.1. A tollaslabda versenyek lebonyolításának sajátosságai</w:t>
+            </w:r>
+            <w:r>
+              <w:rPr>
+                <w:rStyle w:val="Jegyzkhivatkozs"/>
+              </w:rPr>
+              <w:tab/>
+              <w:t>9</w:t>
+            </w:r>
+          </w:hyperlink>
         </w:p>
         <w:p>
           <w:pPr>
@@ -1124,17 +1157,22 @@
             </w:tabs>
             <w:rPr/>
           </w:pPr>
-          <w:r>
-            <w:rPr>
-              <w:i w:val="false"/>
-            </w:rPr>
-            <w:t>1.2. Csoportkörös és egyenes kieséses rendszerek</w:t>
-          </w:r>
-          <w:r>
-            <w:rPr/>
-            <w:tab/>
-            <w:t>10</w:t>
-          </w:r>
+          <w:hyperlink w:anchor="__RefHeading___Toc737_3301496496" w:tooltip="1.2. Csoportkörös és egyenes kieséses rendszerek">
+            <w:r>
+              <w:rPr>
+                <w:rStyle w:val="Jegyzkhivatkozs"/>
+                <w:i w:val="false"/>
+              </w:rPr>
+              <w:t>1.2. Csoportkörös és egyenes kieséses rendszerek</w:t>
+            </w:r>
+            <w:r>
+              <w:rPr>
+                <w:rStyle w:val="Jegyzkhivatkozs"/>
+              </w:rPr>
+              <w:tab/>
+              <w:t>10</w:t>
+            </w:r>
+          </w:hyperlink>
         </w:p>
         <w:p>
           <w:pPr>
@@ -1145,17 +1183,22 @@
             </w:tabs>
             <w:rPr/>
           </w:pPr>
-          <w:r>
-            <w:rPr>
-              <w:i w:val="false"/>
-            </w:rPr>
-            <w:t>1.3. A versenyszervezés gyakorlati problémái</w:t>
-          </w:r>
-          <w:r>
-            <w:rPr/>
-            <w:tab/>
-            <w:t>11</w:t>
-          </w:r>
+          <w:hyperlink w:anchor="__RefHeading___Toc80443494" w:tooltip="1.3. A versenyszervezés gyakorlati problémái">
+            <w:r>
+              <w:rPr>
+                <w:rStyle w:val="Jegyzkhivatkozs"/>
+                <w:i w:val="false"/>
+              </w:rPr>
+              <w:t>1.3. A versenyszervezés gyakorlati problémái</w:t>
+            </w:r>
+            <w:r>
+              <w:rPr>
+                <w:rStyle w:val="Jegyzkhivatkozs"/>
+              </w:rPr>
+              <w:tab/>
+              <w:t>11</w:t>
+            </w:r>
+          </w:hyperlink>
         </w:p>
         <w:p>
           <w:pPr>
@@ -1166,17 +1209,22 @@
             </w:tabs>
             <w:rPr/>
           </w:pPr>
-          <w:r>
-            <w:rPr>
-              <w:i w:val="false"/>
-            </w:rPr>
-            <w:t>2. TECHNOLÓGIAI HÁTTÉR ÉS VÁLASZTOTT ESZKÖZÖK</w:t>
-          </w:r>
-          <w:r>
-            <w:rPr/>
-            <w:tab/>
-            <w:t>12</w:t>
-          </w:r>
+          <w:hyperlink w:anchor="__RefHeading___Toc739_3301496496" w:tooltip="2. TECHNOLÓGIAI HÁTTÉR ÉS VÁLASZTOTT ESZKÖZÖK">
+            <w:r>
+              <w:rPr>
+                <w:rStyle w:val="Jegyzkhivatkozs"/>
+                <w:i w:val="false"/>
+              </w:rPr>
+              <w:t>2. TECHNOLÓGIAI HÁTTÉR ÉS VÁLASZTOTT ESZKÖZÖK</w:t>
+            </w:r>
+            <w:r>
+              <w:rPr>
+                <w:rStyle w:val="Jegyzkhivatkozs"/>
+              </w:rPr>
+              <w:tab/>
+              <w:t>12</w:t>
+            </w:r>
+          </w:hyperlink>
         </w:p>
         <w:p>
           <w:pPr>
@@ -1187,17 +1235,22 @@
             </w:tabs>
             <w:rPr/>
           </w:pPr>
-          <w:r>
-            <w:rPr>
-              <w:i w:val="false"/>
-            </w:rPr>
-            <w:t>2.1. Webalkalmazások általános felépítése</w:t>
-          </w:r>
-          <w:r>
-            <w:rPr/>
-            <w:tab/>
-            <w:t>12</w:t>
-          </w:r>
+          <w:hyperlink w:anchor="__RefHeading___Toc80443496" w:tooltip="2.1. Webalkalmazások általános felépítése">
+            <w:r>
+              <w:rPr>
+                <w:rStyle w:val="Jegyzkhivatkozs"/>
+                <w:i w:val="false"/>
+              </w:rPr>
+              <w:t>2.1. Webalkalmazások általános felépítése</w:t>
+            </w:r>
+            <w:r>
+              <w:rPr>
+                <w:rStyle w:val="Jegyzkhivatkozs"/>
+              </w:rPr>
+              <w:tab/>
+              <w:t>12</w:t>
+            </w:r>
+          </w:hyperlink>
         </w:p>
         <w:p>
           <w:pPr>
@@ -1208,17 +1261,22 @@
             </w:tabs>
             <w:rPr/>
           </w:pPr>
-          <w:r>
-            <w:rPr>
-              <w:i w:val="false"/>
-            </w:rPr>
-            <w:t>2.2. A MERN-alapú megközelítés</w:t>
-          </w:r>
-          <w:r>
-            <w:rPr/>
-            <w:tab/>
-            <w:t>13</w:t>
-          </w:r>
+          <w:hyperlink w:anchor="__RefHeading___Toc80443497" w:tooltip="2.2. A MERN-alapú megközelítés">
+            <w:r>
+              <w:rPr>
+                <w:rStyle w:val="Jegyzkhivatkozs"/>
+                <w:i w:val="false"/>
+              </w:rPr>
+              <w:t>2.2. A MERN-alapú megközelítés</w:t>
+            </w:r>
+            <w:r>
+              <w:rPr>
+                <w:rStyle w:val="Jegyzkhivatkozs"/>
+              </w:rPr>
+              <w:tab/>
+              <w:t>13</w:t>
+            </w:r>
+          </w:hyperlink>
         </w:p>
         <w:p>
           <w:pPr>
@@ -1229,17 +1287,22 @@
             </w:tabs>
             <w:rPr/>
           </w:pPr>
-          <w:r>
-            <w:rPr>
-              <w:i w:val="false"/>
-            </w:rPr>
-            <w:t>2.3. A választott technológiák szerepe a rendszerben</w:t>
-          </w:r>
-          <w:r>
-            <w:rPr/>
-            <w:tab/>
-            <w:t>14</w:t>
-          </w:r>
+          <w:hyperlink w:anchor="__RefHeading___Toc80443498" w:tooltip="2.3. A választott technológiák szerepe a rendszerben">
+            <w:r>
+              <w:rPr>
+                <w:rStyle w:val="Jegyzkhivatkozs"/>
+                <w:i w:val="false"/>
+              </w:rPr>
+              <w:t>2.3. A választott technológiák szerepe a rendszerben</w:t>
+            </w:r>
+            <w:r>
+              <w:rPr>
+                <w:rStyle w:val="Jegyzkhivatkozs"/>
+              </w:rPr>
+              <w:tab/>
+              <w:t>13</w:t>
+            </w:r>
+          </w:hyperlink>
         </w:p>
         <w:p>
           <w:pPr>
@@ -1250,17 +1313,22 @@
             </w:tabs>
             <w:rPr/>
           </w:pPr>
-          <w:r>
-            <w:rPr>
-              <w:i w:val="false"/>
-            </w:rPr>
-            <w:t>3. KÖVETELMÉNYSPECIFIKÁCIÓ</w:t>
-          </w:r>
-          <w:r>
-            <w:rPr/>
-            <w:tab/>
-            <w:t>16</w:t>
-          </w:r>
+          <w:hyperlink w:anchor="__RefHeading___Toc80443501" w:tooltip="3. KÖVETELMÉNYSPECIFIKÁCIÓ">
+            <w:r>
+              <w:rPr>
+                <w:rStyle w:val="Jegyzkhivatkozs"/>
+                <w:i w:val="false"/>
+              </w:rPr>
+              <w:t>3. KÖVETELMÉNYSPECIFIKÁCIÓ</w:t>
+            </w:r>
+            <w:r>
+              <w:rPr>
+                <w:rStyle w:val="Jegyzkhivatkozs"/>
+              </w:rPr>
+              <w:tab/>
+              <w:t>16</w:t>
+            </w:r>
+          </w:hyperlink>
         </w:p>
         <w:p>
           <w:pPr>
@@ -1271,17 +1339,22 @@
             </w:tabs>
             <w:rPr/>
           </w:pPr>
-          <w:r>
-            <w:rPr>
-              <w:i w:val="false"/>
-            </w:rPr>
-            <w:t>3.1. Funkcionális követelmények</w:t>
-          </w:r>
-          <w:r>
-            <w:rPr/>
-            <w:tab/>
-            <w:t>16</w:t>
-          </w:r>
+          <w:hyperlink w:anchor="__RefHeading___Toc741_3301496496" w:tooltip="3.1. Funkcionális követelmények">
+            <w:r>
+              <w:rPr>
+                <w:rStyle w:val="Jegyzkhivatkozs"/>
+                <w:i w:val="false"/>
+              </w:rPr>
+              <w:t>3.1. Funkcionális követelmények</w:t>
+            </w:r>
+            <w:r>
+              <w:rPr>
+                <w:rStyle w:val="Jegyzkhivatkozs"/>
+              </w:rPr>
+              <w:tab/>
+              <w:t>16</w:t>
+            </w:r>
+          </w:hyperlink>
         </w:p>
         <w:p>
           <w:pPr>
@@ -1292,17 +1365,22 @@
             </w:tabs>
             <w:rPr/>
           </w:pPr>
-          <w:r>
-            <w:rPr>
-              <w:i w:val="false"/>
-            </w:rPr>
-            <w:t>3.2. Nem-funkcionális követelmények</w:t>
-          </w:r>
-          <w:r>
-            <w:rPr/>
-            <w:tab/>
-            <w:t>18</w:t>
-          </w:r>
+          <w:hyperlink w:anchor="__RefHeading___Toc80443503" w:tooltip="3.2. Nem-funkcionális követelmények">
+            <w:r>
+              <w:rPr>
+                <w:rStyle w:val="Jegyzkhivatkozs"/>
+                <w:i w:val="false"/>
+              </w:rPr>
+              <w:t>3.2. Nem-funkcionális követelmények</w:t>
+            </w:r>
+            <w:r>
+              <w:rPr>
+                <w:rStyle w:val="Jegyzkhivatkozs"/>
+              </w:rPr>
+              <w:tab/>
+              <w:t>18</w:t>
+            </w:r>
+          </w:hyperlink>
         </w:p>
         <w:p>
           <w:pPr>
@@ -1313,17 +1391,22 @@
             </w:tabs>
             <w:rPr/>
           </w:pPr>
-          <w:r>
-            <w:rPr>
-              <w:i w:val="false"/>
-            </w:rPr>
-            <w:t>3.3. Elfogadási kritériumok</w:t>
-          </w:r>
-          <w:r>
-            <w:rPr/>
-            <w:tab/>
-            <w:t>19</w:t>
-          </w:r>
+          <w:hyperlink w:anchor="__RefHeading___Toc80443504" w:tooltip="3.3. Elfogadási kritériumok">
+            <w:r>
+              <w:rPr>
+                <w:rStyle w:val="Jegyzkhivatkozs"/>
+                <w:i w:val="false"/>
+              </w:rPr>
+              <w:t>3.3. Elfogadási kritériumok</w:t>
+            </w:r>
+            <w:r>
+              <w:rPr>
+                <w:rStyle w:val="Jegyzkhivatkozs"/>
+              </w:rPr>
+              <w:tab/>
+              <w:t>19</w:t>
+            </w:r>
+          </w:hyperlink>
         </w:p>
         <w:p>
           <w:pPr>
@@ -1334,17 +1417,22 @@
             </w:tabs>
             <w:rPr/>
           </w:pPr>
-          <w:r>
-            <w:rPr>
-              <w:i w:val="false"/>
-            </w:rPr>
-            <w:t>3.4. A jelen verzió határai</w:t>
-          </w:r>
-          <w:r>
-            <w:rPr/>
-            <w:tab/>
-            <w:t>20</w:t>
-          </w:r>
+          <w:hyperlink w:anchor="__RefHeading___Toc996_1096933156" w:tooltip="3.4. A jelen verzió határai">
+            <w:r>
+              <w:rPr>
+                <w:rStyle w:val="Jegyzkhivatkozs"/>
+                <w:i w:val="false"/>
+              </w:rPr>
+              <w:t>3.4. A jelen verzió határai</w:t>
+            </w:r>
+            <w:r>
+              <w:rPr>
+                <w:rStyle w:val="Jegyzkhivatkozs"/>
+              </w:rPr>
+              <w:tab/>
+              <w:t>20</w:t>
+            </w:r>
+          </w:hyperlink>
         </w:p>
         <w:p>
           <w:pPr>
@@ -1355,17 +1443,22 @@
             </w:tabs>
             <w:rPr/>
           </w:pPr>
-          <w:r>
-            <w:rPr>
-              <w:i w:val="false"/>
-            </w:rPr>
-            <w:t>4. TERVEZÉS</w:t>
-          </w:r>
-          <w:r>
-            <w:rPr/>
-            <w:tab/>
-            <w:t>21</w:t>
-          </w:r>
+          <w:hyperlink w:anchor="__RefHeading___Toc80443505" w:tooltip="4. TERVEZÉS">
+            <w:r>
+              <w:rPr>
+                <w:rStyle w:val="Jegyzkhivatkozs"/>
+                <w:i w:val="false"/>
+              </w:rPr>
+              <w:t>4. TERVEZÉS</w:t>
+            </w:r>
+            <w:r>
+              <w:rPr>
+                <w:rStyle w:val="Jegyzkhivatkozs"/>
+              </w:rPr>
+              <w:tab/>
+              <w:t>21</w:t>
+            </w:r>
+          </w:hyperlink>
         </w:p>
         <w:p>
           <w:pPr>
@@ -1376,17 +1469,22 @@
             </w:tabs>
             <w:rPr/>
           </w:pPr>
-          <w:r>
-            <w:rPr>
-              <w:i w:val="false"/>
-            </w:rPr>
-            <w:t>4.1. Architektúra</w:t>
-          </w:r>
-          <w:r>
-            <w:rPr/>
-            <w:tab/>
-            <w:t>21</w:t>
-          </w:r>
+          <w:hyperlink w:anchor="__RefHeading___Toc747_3301496496" w:tooltip="4.1. Architektúra">
+            <w:r>
+              <w:rPr>
+                <w:rStyle w:val="Jegyzkhivatkozs"/>
+                <w:i w:val="false"/>
+              </w:rPr>
+              <w:t>4.1. Architektúra</w:t>
+            </w:r>
+            <w:r>
+              <w:rPr>
+                <w:rStyle w:val="Jegyzkhivatkozs"/>
+              </w:rPr>
+              <w:tab/>
+              <w:t>21</w:t>
+            </w:r>
+          </w:hyperlink>
         </w:p>
         <w:p>
           <w:pPr>
@@ -1397,17 +1495,22 @@
             </w:tabs>
             <w:rPr/>
           </w:pPr>
-          <w:r>
-            <w:rPr>
-              <w:i w:val="false"/>
-            </w:rPr>
-            <w:t>4.2. Adatmodell</w:t>
-          </w:r>
-          <w:r>
-            <w:rPr/>
-            <w:tab/>
-            <w:t>22</w:t>
-          </w:r>
+          <w:hyperlink w:anchor="__RefHeading___Toc749_3301496496" w:tooltip="4.2. Adatmodell">
+            <w:r>
+              <w:rPr>
+                <w:rStyle w:val="Jegyzkhivatkozs"/>
+                <w:i w:val="false"/>
+              </w:rPr>
+              <w:t>4.2. Adatmodell</w:t>
+            </w:r>
+            <w:r>
+              <w:rPr>
+                <w:rStyle w:val="Jegyzkhivatkozs"/>
+              </w:rPr>
+              <w:tab/>
+              <w:t>22</w:t>
+            </w:r>
+          </w:hyperlink>
         </w:p>
         <w:p>
           <w:pPr>
@@ -1418,17 +1521,22 @@
             </w:tabs>
             <w:rPr/>
           </w:pPr>
-          <w:r>
-            <w:rPr>
-              <w:i w:val="false"/>
-            </w:rPr>
-            <w:t>4.3. API terv</w:t>
-          </w:r>
-          <w:r>
-            <w:rPr/>
-            <w:tab/>
-            <w:t>23</w:t>
-          </w:r>
+          <w:hyperlink w:anchor="__RefHeading___Toc80443508" w:tooltip="4.3. API terv">
+            <w:r>
+              <w:rPr>
+                <w:rStyle w:val="Jegyzkhivatkozs"/>
+                <w:i w:val="false"/>
+              </w:rPr>
+              <w:t>4.3. API terv</w:t>
+            </w:r>
+            <w:r>
+              <w:rPr>
+                <w:rStyle w:val="Jegyzkhivatkozs"/>
+              </w:rPr>
+              <w:tab/>
+              <w:t>23</w:t>
+            </w:r>
+          </w:hyperlink>
         </w:p>
         <w:p>
           <w:pPr>
@@ -1439,17 +1547,22 @@
             </w:tabs>
             <w:rPr/>
           </w:pPr>
-          <w:r>
-            <w:rPr>
-              <w:i w:val="false"/>
-            </w:rPr>
-            <w:t>4.4. Kulcslogikák és algoritmusok</w:t>
-          </w:r>
-          <w:r>
-            <w:rPr/>
-            <w:tab/>
-            <w:t>24</w:t>
-          </w:r>
+          <w:hyperlink w:anchor="__RefHeading___Toc753_3301496496" w:tooltip="4.4. Kulcslogikák és algoritmusok">
+            <w:r>
+              <w:rPr>
+                <w:rStyle w:val="Jegyzkhivatkozs"/>
+                <w:i w:val="false"/>
+              </w:rPr>
+              <w:t>4.4. Kulcslogikák és algoritmusok</w:t>
+            </w:r>
+            <w:r>
+              <w:rPr>
+                <w:rStyle w:val="Jegyzkhivatkozs"/>
+              </w:rPr>
+              <w:tab/>
+              <w:t>24</w:t>
+            </w:r>
+          </w:hyperlink>
         </w:p>
         <w:p>
           <w:pPr>
@@ -1460,17 +1573,22 @@
             </w:tabs>
             <w:rPr/>
           </w:pPr>
-          <w:r>
-            <w:rPr>
-              <w:i w:val="false"/>
-            </w:rPr>
-            <w:t>4.4.1. Csoportkörös mérkőzések generálása</w:t>
-          </w:r>
-          <w:r>
-            <w:rPr/>
-            <w:tab/>
-            <w:t>24</w:t>
-          </w:r>
+          <w:hyperlink w:anchor="__RefHeading___Toc5745_3951154530" w:tooltip="4.4.1. Csoportkörös mérkőzések generálása">
+            <w:r>
+              <w:rPr>
+                <w:rStyle w:val="Jegyzkhivatkozs"/>
+                <w:i w:val="false"/>
+              </w:rPr>
+              <w:t>4.4.1. Csoportkörös mérkőzések generálása</w:t>
+            </w:r>
+            <w:r>
+              <w:rPr>
+                <w:rStyle w:val="Jegyzkhivatkozs"/>
+              </w:rPr>
+              <w:tab/>
+              <w:t>24</w:t>
+            </w:r>
+          </w:hyperlink>
         </w:p>
         <w:p>
           <w:pPr>
@@ -1481,17 +1599,22 @@
             </w:tabs>
             <w:rPr/>
           </w:pPr>
-          <w:r>
-            <w:rPr>
-              <w:i w:val="false"/>
-            </w:rPr>
-            <w:t>4.4.2. Sorsoláslezárás és jelenlét alapján kialakított mezőny</w:t>
-          </w:r>
-          <w:r>
-            <w:rPr/>
-            <w:tab/>
-            <w:t>25</w:t>
-          </w:r>
+          <w:hyperlink w:anchor="__RefHeading___Toc5747_3951154530" w:tooltip="4.4.2. Sorsoláslezárás és jelenlét alapján kialakított mezőny">
+            <w:r>
+              <w:rPr>
+                <w:rStyle w:val="Jegyzkhivatkozs"/>
+                <w:i w:val="false"/>
+              </w:rPr>
+              <w:t>4.4.2. Sorsoláslezárás és jelenlét alapján kialakított mezőny</w:t>
+            </w:r>
+            <w:r>
+              <w:rPr>
+                <w:rStyle w:val="Jegyzkhivatkozs"/>
+              </w:rPr>
+              <w:tab/>
+              <w:t>25</w:t>
+            </w:r>
+          </w:hyperlink>
         </w:p>
         <w:p>
           <w:pPr>
@@ -1502,17 +1625,22 @@
             </w:tabs>
             <w:rPr/>
           </w:pPr>
-          <w:r>
-            <w:rPr>
-              <w:i w:val="false"/>
-            </w:rPr>
-            <w:t>4.4.3. Eredményvalidáció</w:t>
-          </w:r>
-          <w:r>
-            <w:rPr/>
-            <w:tab/>
-            <w:t>25</w:t>
-          </w:r>
+          <w:hyperlink w:anchor="__RefHeading___Toc5749_3951154530" w:tooltip="4.4.3. Eredményvalidáció">
+            <w:r>
+              <w:rPr>
+                <w:rStyle w:val="Jegyzkhivatkozs"/>
+                <w:i w:val="false"/>
+              </w:rPr>
+              <w:t>4.4.3. Eredményvalidáció</w:t>
+            </w:r>
+            <w:r>
+              <w:rPr>
+                <w:rStyle w:val="Jegyzkhivatkozs"/>
+              </w:rPr>
+              <w:tab/>
+              <w:t>25</w:t>
+            </w:r>
+          </w:hyperlink>
         </w:p>
         <w:p>
           <w:pPr>
@@ -1523,17 +1651,22 @@
             </w:tabs>
             <w:rPr/>
           </w:pPr>
-          <w:r>
-            <w:rPr>
-              <w:i w:val="false"/>
-            </w:rPr>
-            <w:t>4.4.4. Csoportállás és holtversenyek kezelése</w:t>
-          </w:r>
-          <w:r>
-            <w:rPr/>
-            <w:tab/>
-            <w:t>26</w:t>
-          </w:r>
+          <w:hyperlink w:anchor="__RefHeading___Toc5751_3951154530" w:tooltip="4.4.4. Csoportállás és holtversenyek kezelése">
+            <w:r>
+              <w:rPr>
+                <w:rStyle w:val="Jegyzkhivatkozs"/>
+                <w:i w:val="false"/>
+              </w:rPr>
+              <w:t>4.4.4. Csoportállás és holtversenyek kezelése</w:t>
+            </w:r>
+            <w:r>
+              <w:rPr>
+                <w:rStyle w:val="Jegyzkhivatkozs"/>
+              </w:rPr>
+              <w:tab/>
+              <w:t>26</w:t>
+            </w:r>
+          </w:hyperlink>
         </w:p>
         <w:p>
           <w:pPr>
@@ -1544,17 +1677,22 @@
             </w:tabs>
             <w:rPr/>
           </w:pPr>
-          <w:r>
-            <w:rPr>
-              <w:i w:val="false"/>
-            </w:rPr>
-            <w:t>4.4.5. Továbbjutók és egyenes kieséses szakasz generálása</w:t>
-          </w:r>
-          <w:r>
-            <w:rPr/>
-            <w:tab/>
-            <w:t>26</w:t>
-          </w:r>
+          <w:hyperlink w:anchor="__RefHeading___Toc5753_3951154530" w:tooltip="4.4.5. Továbbjutók és egyenes kieséses szakasz generálása">
+            <w:r>
+              <w:rPr>
+                <w:rStyle w:val="Jegyzkhivatkozs"/>
+                <w:i w:val="false"/>
+              </w:rPr>
+              <w:t>4.4.5. Továbbjutók és egyenes kieséses szakasz generálása</w:t>
+            </w:r>
+            <w:r>
+              <w:rPr>
+                <w:rStyle w:val="Jegyzkhivatkozs"/>
+              </w:rPr>
+              <w:tab/>
+              <w:t>26</w:t>
+            </w:r>
+          </w:hyperlink>
         </w:p>
         <w:p>
           <w:pPr>
@@ -1565,12 +1703,16 @@
             </w:tabs>
             <w:rPr/>
           </w:pPr>
-          <w:r>
-            <w:rPr/>
-            <w:t>4.4.6. Ütemezési logika</w:t>
-            <w:tab/>
-            <w:t>26</w:t>
-          </w:r>
+          <w:hyperlink w:anchor="__RefHeading___Toc4646_4287351907" w:tooltip="4.4.6. Ütemezési logika">
+            <w:r>
+              <w:rPr>
+                <w:rStyle w:val="Jegyzkhivatkozs"/>
+              </w:rPr>
+              <w:t>4.4.6. Ütemezési logika</w:t>
+              <w:tab/>
+              <w:t>26</w:t>
+            </w:r>
+          </w:hyperlink>
         </w:p>
         <w:p>
           <w:pPr>
@@ -1581,17 +1723,22 @@
             </w:tabs>
             <w:rPr/>
           </w:pPr>
-          <w:r>
-            <w:rPr>
-              <w:i w:val="false"/>
-            </w:rPr>
-            <w:t>4.4.7. Állapotkezelés és ütközésvédelem</w:t>
-          </w:r>
-          <w:r>
-            <w:rPr/>
-            <w:tab/>
-            <w:t>27</w:t>
-          </w:r>
+          <w:hyperlink w:anchor="__RefHeading___Toc5757_3951154530" w:tooltip="4.4.7. Állapotkezelés és ütközésvédelem">
+            <w:r>
+              <w:rPr>
+                <w:rStyle w:val="Jegyzkhivatkozs"/>
+                <w:i w:val="false"/>
+              </w:rPr>
+              <w:t>4.4.7. Állapotkezelés és ütközésvédelem</w:t>
+            </w:r>
+            <w:r>
+              <w:rPr>
+                <w:rStyle w:val="Jegyzkhivatkozs"/>
+              </w:rPr>
+              <w:tab/>
+              <w:t>27</w:t>
+            </w:r>
+          </w:hyperlink>
         </w:p>
         <w:p>
           <w:pPr>
@@ -1602,17 +1749,22 @@
             </w:tabs>
             <w:rPr/>
           </w:pPr>
-          <w:r>
-            <w:rPr>
-              <w:i w:val="false"/>
-            </w:rPr>
-            <w:t>5. MEGVALÓSÍTÁS</w:t>
-          </w:r>
-          <w:r>
-            <w:rPr/>
-            <w:tab/>
-            <w:t>28</w:t>
-          </w:r>
+          <w:hyperlink w:anchor="__RefHeading___Toc895_1841346903" w:tooltip="5. MEGVALÓSÍTÁS">
+            <w:r>
+              <w:rPr>
+                <w:rStyle w:val="Jegyzkhivatkozs"/>
+                <w:i w:val="false"/>
+              </w:rPr>
+              <w:t>5. MEGVALÓSÍTÁS</w:t>
+            </w:r>
+            <w:r>
+              <w:rPr>
+                <w:rStyle w:val="Jegyzkhivatkozs"/>
+              </w:rPr>
+              <w:tab/>
+              <w:t>28</w:t>
+            </w:r>
+          </w:hyperlink>
         </w:p>
         <w:p>
           <w:pPr>
@@ -1623,17 +1775,22 @@
             </w:tabs>
             <w:rPr/>
           </w:pPr>
-          <w:r>
-            <w:rPr>
-              <w:i w:val="false"/>
-            </w:rPr>
-            <w:t>5.1. Backend modulok felelősségei</w:t>
-          </w:r>
-          <w:r>
-            <w:rPr/>
-            <w:tab/>
-            <w:t>28</w:t>
-          </w:r>
+          <w:hyperlink w:anchor="__RefHeading___Toc5759_3951154530" w:tooltip="5.1. Backend modulok felelősségei">
+            <w:r>
+              <w:rPr>
+                <w:rStyle w:val="Jegyzkhivatkozs"/>
+                <w:i w:val="false"/>
+              </w:rPr>
+              <w:t>5.1. Backend modulok felelősségei</w:t>
+            </w:r>
+            <w:r>
+              <w:rPr>
+                <w:rStyle w:val="Jegyzkhivatkozs"/>
+              </w:rPr>
+              <w:tab/>
+              <w:t>28</w:t>
+            </w:r>
+          </w:hyperlink>
         </w:p>
         <w:p>
           <w:pPr>
@@ -1644,17 +1801,22 @@
             </w:tabs>
             <w:rPr/>
           </w:pPr>
-          <w:r>
-            <w:rPr>
-              <w:i w:val="false"/>
-            </w:rPr>
-            <w:t>5.2. Frontend fő nézetek és állapotkezelés</w:t>
-          </w:r>
-          <w:r>
-            <w:rPr/>
-            <w:tab/>
-            <w:t>29</w:t>
-          </w:r>
+          <w:hyperlink w:anchor="__RefHeading___Toc5761_3951154530" w:tooltip="5.2. Frontend fő nézetek és állapotkezelés">
+            <w:r>
+              <w:rPr>
+                <w:rStyle w:val="Jegyzkhivatkozs"/>
+                <w:i w:val="false"/>
+              </w:rPr>
+              <w:t>5.2. Frontend fő nézetek és állapotkezelés</w:t>
+            </w:r>
+            <w:r>
+              <w:rPr>
+                <w:rStyle w:val="Jegyzkhivatkozs"/>
+              </w:rPr>
+              <w:tab/>
+              <w:t>29</w:t>
+            </w:r>
+          </w:hyperlink>
         </w:p>
         <w:p>
           <w:pPr>
@@ -1665,17 +1827,22 @@
             </w:tabs>
             <w:rPr/>
           </w:pPr>
-          <w:r>
-            <w:rPr>
-              <w:i w:val="false"/>
-            </w:rPr>
-            <w:t>5.3. Integráció: adatáramlás, hibakezelés és validáció</w:t>
-          </w:r>
-          <w:r>
-            <w:rPr/>
-            <w:tab/>
-            <w:t>29</w:t>
-          </w:r>
+          <w:hyperlink w:anchor="__RefHeading___Toc5763_3951154530" w:tooltip="5.3. Integráció: adatáramlás, hibakezelés és validáció">
+            <w:r>
+              <w:rPr>
+                <w:rStyle w:val="Jegyzkhivatkozs"/>
+                <w:i w:val="false"/>
+              </w:rPr>
+              <w:t>5.3. Integráció: adatáramlás, hibakezelés és validáció</w:t>
+            </w:r>
+            <w:r>
+              <w:rPr>
+                <w:rStyle w:val="Jegyzkhivatkozs"/>
+              </w:rPr>
+              <w:tab/>
+              <w:t>29</w:t>
+            </w:r>
+          </w:hyperlink>
         </w:p>
         <w:p>
           <w:pPr>
@@ -1686,17 +1853,22 @@
             </w:tabs>
             <w:rPr/>
           </w:pPr>
-          <w:r>
-            <w:rPr>
-              <w:i w:val="false"/>
-            </w:rPr>
-            <w:t>5.4. A megvalósítás összegzése</w:t>
-          </w:r>
-          <w:r>
-            <w:rPr/>
-            <w:tab/>
-            <w:t>30</w:t>
-          </w:r>
+          <w:hyperlink w:anchor="__RefHeading___Toc5765_3951154530" w:tooltip="5.4. A megvalósítás összegzése">
+            <w:r>
+              <w:rPr>
+                <w:rStyle w:val="Jegyzkhivatkozs"/>
+                <w:i w:val="false"/>
+              </w:rPr>
+              <w:t>5.4. A megvalósítás összegzése</w:t>
+            </w:r>
+            <w:r>
+              <w:rPr>
+                <w:rStyle w:val="Jegyzkhivatkozs"/>
+              </w:rPr>
+              <w:tab/>
+              <w:t>30</w:t>
+            </w:r>
+          </w:hyperlink>
         </w:p>
         <w:p>
           <w:pPr>
@@ -1707,17 +1879,22 @@
             </w:tabs>
             <w:rPr/>
           </w:pPr>
-          <w:r>
-            <w:rPr>
-              <w:i w:val="false"/>
-            </w:rPr>
-            <w:t>6. Tesztelés és validáció</w:t>
-          </w:r>
-          <w:r>
-            <w:rPr/>
-            <w:tab/>
-            <w:t>31</w:t>
-          </w:r>
+          <w:hyperlink w:anchor="__RefHeading___Toc905_1841346903" w:tooltip="6. Tesztelés és validáció">
+            <w:r>
+              <w:rPr>
+                <w:rStyle w:val="Jegyzkhivatkozs"/>
+                <w:i w:val="false"/>
+              </w:rPr>
+              <w:t>6. Tesztelés és validáció</w:t>
+            </w:r>
+            <w:r>
+              <w:rPr>
+                <w:rStyle w:val="Jegyzkhivatkozs"/>
+              </w:rPr>
+              <w:tab/>
+              <w:t>31</w:t>
+            </w:r>
+          </w:hyperlink>
         </w:p>
         <w:p>
           <w:pPr>
@@ -1728,17 +1905,22 @@
             </w:tabs>
             <w:rPr/>
           </w:pPr>
-          <w:r>
-            <w:rPr>
-              <w:i w:val="false"/>
-            </w:rPr>
-            <w:t>6.1. Tesztstratégia</w:t>
-          </w:r>
-          <w:r>
-            <w:rPr/>
-            <w:tab/>
-            <w:t>31</w:t>
-          </w:r>
+          <w:hyperlink w:anchor="__RefHeading___Toc907_1841346903" w:tooltip="6.1. Tesztstratégia">
+            <w:r>
+              <w:rPr>
+                <w:rStyle w:val="Jegyzkhivatkozs"/>
+                <w:i w:val="false"/>
+              </w:rPr>
+              <w:t>6.1. Tesztstratégia</w:t>
+            </w:r>
+            <w:r>
+              <w:rPr>
+                <w:rStyle w:val="Jegyzkhivatkozs"/>
+              </w:rPr>
+              <w:tab/>
+              <w:t>31</w:t>
+            </w:r>
+          </w:hyperlink>
         </w:p>
         <w:p>
           <w:pPr>
@@ -1749,17 +1931,22 @@
             </w:tabs>
             <w:rPr/>
           </w:pPr>
-          <w:r>
-            <w:rPr>
-              <w:i w:val="false"/>
-            </w:rPr>
-            <w:t>6.2. Tesztesetek a követelményekhez kötve</w:t>
-          </w:r>
-          <w:r>
-            <w:rPr/>
-            <w:tab/>
-            <w:t>31</w:t>
-          </w:r>
+          <w:hyperlink w:anchor="__RefHeading___Toc909_1841346903" w:tooltip="6.2. Tesztesetek a követelményekhez kötve">
+            <w:r>
+              <w:rPr>
+                <w:rStyle w:val="Jegyzkhivatkozs"/>
+                <w:i w:val="false"/>
+              </w:rPr>
+              <w:t>6.2. Tesztesetek a követelményekhez kötve</w:t>
+            </w:r>
+            <w:r>
+              <w:rPr>
+                <w:rStyle w:val="Jegyzkhivatkozs"/>
+              </w:rPr>
+              <w:tab/>
+              <w:t>31</w:t>
+            </w:r>
+          </w:hyperlink>
         </w:p>
         <w:p>
           <w:pPr>
@@ -1770,17 +1957,29 @@
             </w:tabs>
             <w:rPr/>
           </w:pPr>
-          <w:r>
-            <w:rPr>
-              <w:i w:val="false"/>
-            </w:rPr>
-            <w:t>6.3. Kritikus helyzetek és "Edge case"-ek kezelése</w:t>
-          </w:r>
-          <w:r>
-            <w:rPr/>
-            <w:tab/>
-            <w:t>33</w:t>
-          </w:r>
+          <w:hyperlink w:anchor="__RefHeading___Toc911_1841346903" w:tooltip="6.3. Kritikus helyzetek és &quot;Edge case&quot;-ek kezelése">
+            <w:r>
+              <w:rPr>
+                <w:rStyle w:val="Jegyzkhivatkozs"/>
+                <w:i w:val="false"/>
+              </w:rPr>
+              <w:t xml:space="preserve">6.3. </w:t>
+            </w:r>
+            <w:r>
+              <w:rPr>
+                <w:rStyle w:val="Jegyzkhivatkozs"/>
+                <w:i w:val="false"/>
+              </w:rPr>
+              <w:t>Kritikus helyzetek és "Edge case"-ek kezelése</w:t>
+            </w:r>
+            <w:r>
+              <w:rPr>
+                <w:rStyle w:val="Jegyzkhivatkozs"/>
+              </w:rPr>
+              <w:tab/>
+              <w:t>33</w:t>
+            </w:r>
+          </w:hyperlink>
         </w:p>
         <w:p>
           <w:pPr>
@@ -1791,17 +1990,22 @@
             </w:tabs>
             <w:rPr/>
           </w:pPr>
-          <w:r>
-            <w:rPr>
-              <w:i w:val="false"/>
-            </w:rPr>
-            <w:t>6.4. A tesztelés eredményeinek összessége</w:t>
-          </w:r>
-          <w:r>
-            <w:rPr/>
-            <w:tab/>
-            <w:t>34</w:t>
-          </w:r>
+          <w:hyperlink w:anchor="__RefHeading___Toc913_1841346903" w:tooltip="6.4. A tesztelés eredményeinek összessége">
+            <w:r>
+              <w:rPr>
+                <w:rStyle w:val="Jegyzkhivatkozs"/>
+                <w:i w:val="false"/>
+              </w:rPr>
+              <w:t>6.4. A tesztelés eredményeinek összessége</w:t>
+            </w:r>
+            <w:r>
+              <w:rPr>
+                <w:rStyle w:val="Jegyzkhivatkozs"/>
+              </w:rPr>
+              <w:tab/>
+              <w:t>34</w:t>
+            </w:r>
+          </w:hyperlink>
         </w:p>
         <w:p>
           <w:pPr>
@@ -1812,17 +2016,29 @@
             </w:tabs>
             <w:rPr/>
           </w:pPr>
-          <w:r>
-            <w:rPr>
-              <w:i w:val="false"/>
-            </w:rPr>
-            <w:t>7. Összegzés és kitekintés</w:t>
-          </w:r>
-          <w:r>
-            <w:rPr/>
-            <w:tab/>
-            <w:t>35</w:t>
-          </w:r>
+          <w:hyperlink w:anchor="__RefHeading___Toc915_1841346903" w:tooltip="7. Összegzés és kitekintés">
+            <w:r>
+              <w:rPr>
+                <w:rStyle w:val="Jegyzkhivatkozs"/>
+                <w:i w:val="false"/>
+              </w:rPr>
+              <w:t xml:space="preserve">7. </w:t>
+            </w:r>
+            <w:r>
+              <w:rPr>
+                <w:rStyle w:val="Jegyzkhivatkozs"/>
+                <w:i w:val="false"/>
+              </w:rPr>
+              <w:t>Összegzés és kitekintés</w:t>
+            </w:r>
+            <w:r>
+              <w:rPr>
+                <w:rStyle w:val="Jegyzkhivatkozs"/>
+              </w:rPr>
+              <w:tab/>
+              <w:t>35</w:t>
+            </w:r>
+          </w:hyperlink>
         </w:p>
         <w:p>
           <w:pPr>
@@ -1833,17 +2049,22 @@
             </w:tabs>
             <w:rPr/>
           </w:pPr>
-          <w:r>
-            <w:rPr>
-              <w:i w:val="false"/>
-            </w:rPr>
-            <w:t>7.1. Az elért eredmények összefoglalása</w:t>
-          </w:r>
-          <w:r>
-            <w:rPr/>
-            <w:tab/>
-            <w:t>35</w:t>
-          </w:r>
+          <w:hyperlink w:anchor="__RefHeading___Toc917_1841346903" w:tooltip="7.1. Az elért eredmények összefoglalása">
+            <w:r>
+              <w:rPr>
+                <w:rStyle w:val="Jegyzkhivatkozs"/>
+                <w:i w:val="false"/>
+              </w:rPr>
+              <w:t>7.1. Az elért eredmények összefoglalása</w:t>
+            </w:r>
+            <w:r>
+              <w:rPr>
+                <w:rStyle w:val="Jegyzkhivatkozs"/>
+              </w:rPr>
+              <w:tab/>
+              <w:t>35</w:t>
+            </w:r>
+          </w:hyperlink>
         </w:p>
         <w:p>
           <w:pPr>
@@ -1854,17 +2075,22 @@
             </w:tabs>
             <w:rPr/>
           </w:pPr>
-          <w:r>
-            <w:rPr>
-              <w:i w:val="false"/>
-            </w:rPr>
-            <w:t>7.2. A rendszer erősségei</w:t>
-          </w:r>
-          <w:r>
-            <w:rPr/>
-            <w:tab/>
-            <w:t>35</w:t>
-          </w:r>
+          <w:hyperlink w:anchor="__RefHeading___Toc919_1841346903" w:tooltip="7.2. A rendszer erősségei">
+            <w:r>
+              <w:rPr>
+                <w:rStyle w:val="Jegyzkhivatkozs"/>
+                <w:i w:val="false"/>
+              </w:rPr>
+              <w:t>7.2. A rendszer erősségei</w:t>
+            </w:r>
+            <w:r>
+              <w:rPr>
+                <w:rStyle w:val="Jegyzkhivatkozs"/>
+              </w:rPr>
+              <w:tab/>
+              <w:t>35</w:t>
+            </w:r>
+          </w:hyperlink>
         </w:p>
         <w:p>
           <w:pPr>
@@ -1875,17 +2101,22 @@
             </w:tabs>
             <w:rPr/>
           </w:pPr>
-          <w:r>
-            <w:rPr>
-              <w:i w:val="false"/>
-            </w:rPr>
-            <w:t>7.3. Korlátok és hiányosságok (Tervezési kompromisszumok)</w:t>
-          </w:r>
-          <w:r>
-            <w:rPr/>
-            <w:tab/>
-            <w:t>36</w:t>
-          </w:r>
+          <w:hyperlink w:anchor="__RefHeading___Toc921_1841346903" w:tooltip="7.3. Korlátok és hiányosságok (Tervezési kompromisszumok)">
+            <w:r>
+              <w:rPr>
+                <w:rStyle w:val="Jegyzkhivatkozs"/>
+                <w:i w:val="false"/>
+              </w:rPr>
+              <w:t>7.3. Korlátok és hiányosságok (Tervezési kompromisszumok)</w:t>
+            </w:r>
+            <w:r>
+              <w:rPr>
+                <w:rStyle w:val="Jegyzkhivatkozs"/>
+              </w:rPr>
+              <w:tab/>
+              <w:t>36</w:t>
+            </w:r>
+          </w:hyperlink>
         </w:p>
         <w:p>
           <w:pPr>
@@ -1896,17 +2127,22 @@
             </w:tabs>
             <w:rPr/>
           </w:pPr>
-          <w:r>
-            <w:rPr>
-              <w:i w:val="false"/>
-            </w:rPr>
-            <w:t>7.4. Továbbfejlesztési lehetőségek</w:t>
-          </w:r>
-          <w:r>
-            <w:rPr/>
-            <w:tab/>
-            <w:t>36</w:t>
-          </w:r>
+          <w:hyperlink w:anchor="__RefHeading___Toc923_1841346903" w:tooltip="7.4. Továbbfejlesztési lehetőségek">
+            <w:r>
+              <w:rPr>
+                <w:rStyle w:val="Jegyzkhivatkozs"/>
+                <w:i w:val="false"/>
+              </w:rPr>
+              <w:t>7.4. Továbbfejlesztési lehetőségek</w:t>
+            </w:r>
+            <w:r>
+              <w:rPr>
+                <w:rStyle w:val="Jegyzkhivatkozs"/>
+              </w:rPr>
+              <w:tab/>
+              <w:t>36</w:t>
+            </w:r>
+          </w:hyperlink>
         </w:p>
         <w:p>
           <w:pPr>
@@ -1917,17 +2153,22 @@
             </w:tabs>
             <w:rPr/>
           </w:pPr>
-          <w:r>
-            <w:rPr>
-              <w:i w:val="false"/>
-            </w:rPr>
-            <w:t>7.5. Személyes és szakmai tanulságok</w:t>
-          </w:r>
-          <w:r>
-            <w:rPr/>
-            <w:tab/>
-            <w:t>37</w:t>
-          </w:r>
+          <w:hyperlink w:anchor="__RefHeading___Toc925_1841346903" w:tooltip="7.5. Személyes és szakmai tanulságok">
+            <w:r>
+              <w:rPr>
+                <w:rStyle w:val="Jegyzkhivatkozs"/>
+                <w:i w:val="false"/>
+              </w:rPr>
+              <w:t>7.5. Személyes és szakmai tanulságok</w:t>
+            </w:r>
+            <w:r>
+              <w:rPr>
+                <w:rStyle w:val="Jegyzkhivatkozs"/>
+              </w:rPr>
+              <w:tab/>
+              <w:t>37</w:t>
+            </w:r>
+          </w:hyperlink>
         </w:p>
         <w:p>
           <w:pPr>
@@ -1938,17 +2179,22 @@
             </w:tabs>
             <w:rPr/>
           </w:pPr>
-          <w:r>
-            <w:rPr>
-              <w:i w:val="false"/>
-            </w:rPr>
-            <w:t>7.6. Záró összegzés</w:t>
-          </w:r>
-          <w:r>
-            <w:rPr/>
-            <w:tab/>
-            <w:t>38</w:t>
-          </w:r>
+          <w:hyperlink w:anchor="__RefHeading___Toc927_1841346903" w:tooltip="7.6. Záró összegzés">
+            <w:r>
+              <w:rPr>
+                <w:rStyle w:val="Jegyzkhivatkozs"/>
+                <w:i w:val="false"/>
+              </w:rPr>
+              <w:t>7.6. Záró összegzés</w:t>
+            </w:r>
+            <w:r>
+              <w:rPr>
+                <w:rStyle w:val="Jegyzkhivatkozs"/>
+              </w:rPr>
+              <w:tab/>
+              <w:t>38</w:t>
+            </w:r>
+          </w:hyperlink>
         </w:p>
         <w:p>
           <w:pPr>
@@ -1959,17 +2205,22 @@
             </w:tabs>
             <w:rPr/>
           </w:pPr>
-          <w:r>
-            <w:rPr>
-              <w:i w:val="false"/>
-            </w:rPr>
-            <w:t>Irodalomjegyzék</w:t>
-          </w:r>
-          <w:r>
-            <w:rPr/>
-            <w:tab/>
-            <w:t>39</w:t>
-          </w:r>
+          <w:hyperlink w:anchor="__RefHeading___Toc80443509" w:tooltip="Irodalomjegyzék">
+            <w:r>
+              <w:rPr>
+                <w:rStyle w:val="Jegyzkhivatkozs"/>
+                <w:i w:val="false"/>
+              </w:rPr>
+              <w:t>Irodalomjegyzék</w:t>
+            </w:r>
+            <w:r>
+              <w:rPr>
+                <w:rStyle w:val="Jegyzkhivatkozs"/>
+              </w:rPr>
+              <w:tab/>
+              <w:t>39</w:t>
+            </w:r>
+          </w:hyperlink>
         </w:p>
         <w:p>
           <w:pPr>
@@ -1980,17 +2231,22 @@
             </w:tabs>
             <w:rPr/>
           </w:pPr>
-          <w:r>
-            <w:rPr>
-              <w:i w:val="false"/>
-            </w:rPr>
-            <w:t>Nyilatkozat</w:t>
-          </w:r>
-          <w:r>
-            <w:rPr/>
-            <w:tab/>
-            <w:t>40</w:t>
-          </w:r>
+          <w:hyperlink w:anchor="__RefHeading___Toc80443510" w:tooltip="Nyilatkozat">
+            <w:r>
+              <w:rPr>
+                <w:rStyle w:val="Jegyzkhivatkozs"/>
+                <w:i w:val="false"/>
+              </w:rPr>
+              <w:t>Nyilatkozat</w:t>
+            </w:r>
+            <w:r>
+              <w:rPr>
+                <w:rStyle w:val="Jegyzkhivatkozs"/>
+              </w:rPr>
+              <w:tab/>
+              <w:t>40</w:t>
+            </w:r>
+          </w:hyperlink>
         </w:p>
         <w:p>
           <w:pPr>
@@ -2001,12 +2257,16 @@
             </w:tabs>
             <w:rPr/>
           </w:pPr>
-          <w:r>
-            <w:rPr/>
-            <w:t>Mesterséges intelligencia használatáról szóló nyilatkozat</w:t>
-            <w:tab/>
-            <w:t>41</w:t>
-          </w:r>
+          <w:hyperlink w:anchor="__RefHeading___Toc1281_4287351907" w:tooltip="Mesterséges intelligencia használatáról szóló nyilatkozat">
+            <w:r>
+              <w:rPr>
+                <w:rStyle w:val="Jegyzkhivatkozs"/>
+              </w:rPr>
+              <w:t>Mesterséges intelligencia használatáról szóló nyilatkozat</w:t>
+              <w:tab/>
+              <w:t>41</w:t>
+            </w:r>
+          </w:hyperlink>
         </w:p>
         <w:p>
           <w:pPr>
@@ -2017,19 +2277,26 @@
             </w:tabs>
             <w:rPr/>
           </w:pPr>
+          <w:hyperlink w:anchor="__RefHeading___Toc80443511" w:tooltip="Köszönetnyilvánítás">
+            <w:r>
+              <w:rPr>
+                <w:rStyle w:val="Jegyzkhivatkozs"/>
+                <w:i w:val="false"/>
+              </w:rPr>
+              <w:t>Köszönetnyilvánítás</w:t>
+            </w:r>
+            <w:r>
+              <w:rPr>
+                <w:rStyle w:val="Jegyzkhivatkozs"/>
+              </w:rPr>
+              <w:tab/>
+              <w:t>42</w:t>
+            </w:r>
+          </w:hyperlink>
           <w:r>
             <w:rPr>
-              <w:i w:val="false"/>
+              <w:rStyle w:val="Jegyzkhivatkozs"/>
             </w:rPr>
-            <w:t>Köszönetnyilvánítás</w:t>
-          </w:r>
-          <w:r>
-            <w:rPr/>
-            <w:tab/>
-            <w:t>42</w:t>
-          </w:r>
-          <w:r>
-            <w:rPr/>
             <w:fldChar w:fldCharType="end"/>
           </w:r>
         </w:p>
@@ -2341,7 +2608,7 @@
           <w:szCs w:val="24"/>
           <w:lang w:val="hu-HU" w:eastAsia="zh-CN" w:bidi="ar-SA"/>
         </w:rPr>
-        <w:t>További sajátosság az eredmények rögzítése. A tollaslabdában nem csupán egy végső pontszámot adminisztrálunk, hanem szetteket, amelyek érvényességét a Nemzetközi Tollaslabda Szövetség (BWF) szigorú szabályai kötik [</w:t>
+        <w:t xml:space="preserve">További sajátosság az eredmények rögzítése. A tollaslabdában nem csupán egy végső pontszámot adminisztrálunk, hanem szetteket, amelyek érvényességét a Nemzetközi Tollaslabda Szövetség (BWF) szigorú szabályai kötik </w:t>
       </w:r>
       <w:r>
         <w:rPr>
@@ -2385,7 +2652,7 @@
           <w:szCs w:val="24"/>
           <w:lang w:val="hu-HU" w:eastAsia="zh-CN" w:bidi="ar-SA"/>
         </w:rPr>
-        <w:t>14</w:t>
+        <w:t>[14.]</w:t>
       </w:r>
       <w:r>
         <w:rPr>
@@ -2407,7 +2674,7 @@
           <w:szCs w:val="24"/>
           <w:lang w:val="hu-HU" w:eastAsia="zh-CN" w:bidi="ar-SA"/>
         </w:rPr>
-        <w:t>]. Egy hivatalos mérkőzés jellemzően két nyert szettig tart, ahol egy szett megnyeréséhez 21 pontot kell elérni úgy, hogy az ellenféllel szemben legalább kétpontos különbség alakuljon ki, pontegyenlőség esetén pedig a szett maximális pontkorlátja 30 pont [</w:t>
+        <w:t xml:space="preserve">. Egy hivatalos mérkőzés jellemzően két nyert szettig tart, ahol egy szett megnyeréséhez 21 pontot kell elérni úgy, hogy az ellenféllel szemben legalább kétpontos különbség alakuljon ki, pontegyenlőség esetén pedig a szett maximális pontkorlátja 30 pont </w:t>
       </w:r>
       <w:r>
         <w:rPr>
@@ -2451,7 +2718,7 @@
           <w:szCs w:val="24"/>
           <w:lang w:val="hu-HU" w:eastAsia="zh-CN" w:bidi="ar-SA"/>
         </w:rPr>
-        <w:t>14</w:t>
+        <w:t>[14.]</w:t>
       </w:r>
       <w:r>
         <w:rPr>
@@ -2473,7 +2740,7 @@
           <w:szCs w:val="24"/>
           <w:lang w:val="hu-HU" w:eastAsia="zh-CN" w:bidi="ar-SA"/>
         </w:rPr>
-        <w:t xml:space="preserve">]. A szoftvernek tudnia kell értelmezni ezeket a feltételeket, hiszen egy elírt eredmény később a teljes csoportállást és a továbbjutást is felboríthatja. </w:t>
+        <w:t xml:space="preserve">. A szoftvernek tudnia kell értelmezni ezeket a feltételeket, hiszen egy elírt eredmény később a teljes csoportállást és a továbbjutást is felboríthatja. </w:t>
       </w:r>
     </w:p>
     <w:p>
@@ -2979,7 +3246,7 @@
           <w:szCs w:val="24"/>
           <w:lang w:val="hu-HU" w:eastAsia="zh-CN" w:bidi="ar-SA"/>
         </w:rPr>
-        <w:t xml:space="preserve">A rendszer fejlesztésének megkezdése előtt az egyik legfontosabb feladatom a megfelelő technológiai együttes kiválasztása volt. A döntést alapvetően a projekt célja és a megvalósítandó funkciók komplexitása határozta meg. Egyértelmű volt, hogy egy telepítést nem igénylő, böngészőből futtatható webalkalmazásra van szükség, amely képes kiszolgálni a versenyszervezéshez kapcsolódó, folyamatosan változó adatokat és a bonyolult üzleti logikákat </w:t>
+        <w:t>A rendszer fejlesztésének megkezdése előtt az egyik legfontosabb feladatom a megfelelő technológiai együttes kiválasztása volt. A döntést alapvetően a projekt célja és a megvalósítandó funkciók komplexitása határozta meg. Egyértelmű volt, hogy egy telepítést nem igénylő, böngészőből futtatható webalkalmazásra van szükség, amely képes kiszolgálni a versenyszervezéshez kapcsolódó, folyamatosan változó adatokat és a bonyolult üzleti logikákat.</w:t>
       </w:r>
     </w:p>
     <w:p>
@@ -3132,160 +3399,25 @@
         <w:widowControl/>
         <w:suppressAutoHyphens w:val="true"/>
         <w:bidi w:val="0"/>
-        <w:spacing w:lineRule="auto" w:line="360" w:before="0" w:after="0"/>
-        <w:ind w:firstLine="709"/>
-        <w:jc w:val="both"/>
-        <w:rPr>
-          <w:rFonts w:ascii="Times New Roman" w:hAnsi="Times New Roman" w:eastAsia="Times New Roman" w:cs="Times New Roman"/>
-          <w:color w:val="auto"/>
-          <w:kern w:val="0"/>
-          <w:sz w:val="24"/>
-          <w:szCs w:val="24"/>
-          <w:lang w:val="hu-HU" w:eastAsia="zh-CN" w:bidi="ar-SA"/>
-        </w:rPr>
-      </w:pPr>
-      <w:r>
-        <w:rPr>
-          <w:rFonts w:eastAsia="Times New Roman" w:cs="Times New Roman"/>
-          <w:color w:val="auto"/>
-          <w:kern w:val="0"/>
-          <w:sz w:val="24"/>
-          <w:szCs w:val="24"/>
-          <w:lang w:val="hu-HU" w:eastAsia="zh-CN" w:bidi="ar-SA"/>
-        </w:rPr>
-        <w:t>Több alternatíva (például LAMP stack, vagy a backend esetében Python/Django, illetve Java/Spring) mérlegelése után a MERN-stack mellett döntöttem. A kliensoldal megtervezésekor kezdetben felmerült az Angular keretrendszer használata is, azonban annak robusztus, nagyvállalati környezetre szabott architektúráját túlzónak ítéltem ehhez a projekthez. Mivel a célom egy gyors, letisztult, és a versenyszervezők számára felesleges vizuális zajoktól mentes, intuitív adminisztratív felület megalkotása volt, a React mellett döntöttem [</w:t>
-      </w:r>
-      <w:r>
-        <w:rPr>
-          <w:rFonts w:eastAsia="Times New Roman" w:cs="Times New Roman"/>
-          <w:color w:val="auto"/>
-          <w:kern w:val="0"/>
-          <w:sz w:val="24"/>
-          <w:szCs w:val="24"/>
-          <w:lang w:val="hu-HU" w:eastAsia="zh-CN" w:bidi="ar-SA"/>
-        </w:rPr>
-        <w:fldChar w:fldCharType="begin"/>
-      </w:r>
-      <w:r>
-        <w:rPr>
-          <w:rFonts w:eastAsia="Times New Roman" w:cs="Times New Roman"/>
-          <w:color w:val="auto"/>
-          <w:kern w:val="0"/>
-          <w:sz w:val="24"/>
-          <w:szCs w:val="24"/>
-          <w:lang w:val="hu-HU" w:eastAsia="zh-CN" w:bidi="ar-SA"/>
-        </w:rPr>
-        <w:instrText xml:space="preserve"> REF __RefNumPara__5413_3951154530 \r \r \h </w:instrText>
-      </w:r>
-      <w:r>
-        <w:rPr>
-          <w:rFonts w:eastAsia="Times New Roman" w:cs="Times New Roman"/>
-          <w:color w:val="auto"/>
-          <w:kern w:val="0"/>
-          <w:sz w:val="24"/>
-          <w:szCs w:val="24"/>
-          <w:lang w:val="hu-HU" w:eastAsia="zh-CN" w:bidi="ar-SA"/>
-        </w:rPr>
-        <w:fldChar w:fldCharType="separate"/>
-      </w:r>
-      <w:r>
-        <w:rPr>
-          <w:rFonts w:eastAsia="Times New Roman" w:cs="Times New Roman"/>
-          <w:color w:val="auto"/>
-          <w:kern w:val="0"/>
-          <w:sz w:val="24"/>
-          <w:szCs w:val="24"/>
-          <w:lang w:val="hu-HU" w:eastAsia="zh-CN" w:bidi="ar-SA"/>
-        </w:rPr>
-        <w:t>1</w:t>
-      </w:r>
-      <w:r>
-        <w:rPr>
-          <w:rFonts w:eastAsia="Times New Roman" w:cs="Times New Roman"/>
-          <w:color w:val="auto"/>
-          <w:kern w:val="0"/>
-          <w:sz w:val="24"/>
-          <w:szCs w:val="24"/>
-          <w:lang w:val="hu-HU" w:eastAsia="zh-CN" w:bidi="ar-SA"/>
-        </w:rPr>
-        <w:fldChar w:fldCharType="end"/>
-      </w:r>
-      <w:r>
-        <w:rPr>
-          <w:rFonts w:eastAsia="Times New Roman" w:cs="Times New Roman"/>
-          <w:color w:val="auto"/>
-          <w:kern w:val="0"/>
-          <w:sz w:val="24"/>
-          <w:szCs w:val="24"/>
-          <w:lang w:val="hu-HU" w:eastAsia="zh-CN" w:bidi="ar-SA"/>
-        </w:rPr>
-        <w:t>]. A React deklaratív és könnyedebb megközelítése nem kényszerített rám merev kereteket, így a saját logikám szerint alakíthattam ki a felületet [</w:t>
-      </w:r>
-      <w:r>
-        <w:rPr>
-          <w:rFonts w:eastAsia="Times New Roman" w:cs="Times New Roman"/>
-          <w:color w:val="auto"/>
-          <w:kern w:val="0"/>
-          <w:sz w:val="24"/>
-          <w:szCs w:val="24"/>
-          <w:lang w:val="hu-HU" w:eastAsia="zh-CN" w:bidi="ar-SA"/>
-        </w:rPr>
-        <w:fldChar w:fldCharType="begin"/>
-      </w:r>
-      <w:r>
-        <w:rPr>
-          <w:rFonts w:eastAsia="Times New Roman" w:cs="Times New Roman"/>
-          <w:color w:val="auto"/>
-          <w:kern w:val="0"/>
-          <w:sz w:val="24"/>
-          <w:szCs w:val="24"/>
-          <w:lang w:val="hu-HU" w:eastAsia="zh-CN" w:bidi="ar-SA"/>
-        </w:rPr>
-        <w:instrText xml:space="preserve"> REF __RefNumPara__5413_3951154530 \r \r \h </w:instrText>
-      </w:r>
-      <w:r>
-        <w:rPr>
-          <w:rFonts w:eastAsia="Times New Roman" w:cs="Times New Roman"/>
-          <w:color w:val="auto"/>
-          <w:kern w:val="0"/>
-          <w:sz w:val="24"/>
-          <w:szCs w:val="24"/>
-          <w:lang w:val="hu-HU" w:eastAsia="zh-CN" w:bidi="ar-SA"/>
-        </w:rPr>
-        <w:fldChar w:fldCharType="separate"/>
-      </w:r>
-      <w:r>
-        <w:rPr>
-          <w:rFonts w:eastAsia="Times New Roman" w:cs="Times New Roman"/>
-          <w:color w:val="auto"/>
-          <w:kern w:val="0"/>
-          <w:sz w:val="24"/>
-          <w:szCs w:val="24"/>
-          <w:lang w:val="hu-HU" w:eastAsia="zh-CN" w:bidi="ar-SA"/>
-        </w:rPr>
-        <w:t>1</w:t>
-      </w:r>
-      <w:r>
-        <w:rPr>
-          <w:rFonts w:eastAsia="Times New Roman" w:cs="Times New Roman"/>
-          <w:color w:val="auto"/>
-          <w:kern w:val="0"/>
-          <w:sz w:val="24"/>
-          <w:szCs w:val="24"/>
-          <w:lang w:val="hu-HU" w:eastAsia="zh-CN" w:bidi="ar-SA"/>
-        </w:rPr>
-        <w:fldChar w:fldCharType="end"/>
-      </w:r>
-      <w:r>
-        <w:rPr>
-          <w:rFonts w:eastAsia="Times New Roman" w:cs="Times New Roman"/>
-          <w:color w:val="auto"/>
-          <w:kern w:val="0"/>
-          <w:sz w:val="24"/>
-          <w:szCs w:val="24"/>
-          <w:lang w:val="hu-HU" w:eastAsia="zh-CN" w:bidi="ar-SA"/>
-        </w:rPr>
-        <w:t>].</w:t>
+        <w:rPr>
+          <w:rFonts w:eastAsia="Times New Roman" w:cs="Times New Roman"/>
+          <w:color w:val="auto"/>
+          <w:kern w:val="0"/>
+          <w:szCs w:val="24"/>
+          <w:lang w:val="hu-HU" w:eastAsia="zh-CN" w:bidi="ar-SA"/>
+        </w:rPr>
+      </w:pPr>
+      <w:bookmarkStart w:id="27" w:name="p-rc_bf074d7fdc2549de-98"/>
+      <w:bookmarkEnd w:id="27"/>
+      <w:r>
+        <w:rPr>
+          <w:rFonts w:eastAsia="Times New Roman" w:cs="Times New Roman"/>
+          <w:color w:val="auto"/>
+          <w:kern w:val="0"/>
+          <w:szCs w:val="24"/>
+          <w:lang w:val="hu-HU" w:eastAsia="zh-CN" w:bidi="ar-SA"/>
+        </w:rPr>
+        <w:t xml:space="preserve">Több alternatíva (például LAMP stack, vagy a backend esetében Python/Django, illetve Java/Spring) mérlegelése után a MERN-stack mellett döntöttem. A kliensoldal megtervezésekor kezdetben felmerült az Angular keretrendszer használata is, azonban annak robusztus, nagyvállalati környezetre szabott architektúráját túlzónak ítéltem ehhez a projekthez. Mivel a célom egy gyors, letisztult, és a versenyszervezők számára felesleges vizuális zajoktól mentes, intuitív adminisztratív felület megalkotása volt, a React mellett döntöttem. A React deklaratív és könnyedebb megközelítése nem kényszerített rám merev kereteket, így a saját logikám szerint alakíthattam ki a felületet. </w:t>
       </w:r>
     </w:p>
     <w:p>
@@ -3294,35 +3426,29 @@
         <w:widowControl/>
         <w:suppressAutoHyphens w:val="true"/>
         <w:bidi w:val="0"/>
-        <w:spacing w:lineRule="auto" w:line="360" w:before="0" w:after="0"/>
-        <w:ind w:firstLine="709"/>
-        <w:jc w:val="both"/>
-        <w:rPr>
-          <w:rFonts w:ascii="Times New Roman" w:hAnsi="Times New Roman" w:eastAsia="Times New Roman" w:cs="Times New Roman"/>
-          <w:color w:val="auto"/>
-          <w:kern w:val="0"/>
-          <w:sz w:val="24"/>
-          <w:szCs w:val="24"/>
-          <w:lang w:val="hu-HU" w:eastAsia="zh-CN" w:bidi="ar-SA"/>
-        </w:rPr>
-      </w:pPr>
-      <w:r>
-        <w:rPr>
-          <w:rFonts w:eastAsia="Times New Roman" w:cs="Times New Roman"/>
-          <w:color w:val="auto"/>
-          <w:kern w:val="0"/>
-          <w:sz w:val="24"/>
-          <w:szCs w:val="24"/>
-          <w:lang w:val="hu-HU" w:eastAsia="zh-CN" w:bidi="ar-SA"/>
-        </w:rPr>
-        <w:t>A MERN mozaikszó négy technológiát foglal magába: MongoDB, Express, React, és Node.js. A választásom legfőbb indoka az volt, hogy ez a környezet lehetővé teszi, hogy a teljes alkalmazás, a frontend és a backend egyaránt JavaScript (pontosabban a rendszerem esetében ECMAScript szabványú, modern JavaScript [</w:t>
-      </w:r>
-      <w:r>
-        <w:rPr>
-          <w:rFonts w:eastAsia="Times New Roman" w:cs="Times New Roman"/>
-          <w:color w:val="auto"/>
-          <w:kern w:val="0"/>
-          <w:sz w:val="24"/>
+        <w:rPr>
+          <w:rFonts w:eastAsia="Times New Roman" w:cs="Times New Roman"/>
+          <w:color w:val="auto"/>
+          <w:kern w:val="0"/>
+          <w:szCs w:val="24"/>
+          <w:lang w:val="hu-HU" w:eastAsia="zh-CN" w:bidi="ar-SA"/>
+        </w:rPr>
+      </w:pPr>
+      <w:r>
+        <w:rPr>
+          <w:rFonts w:eastAsia="Times New Roman" w:cs="Times New Roman"/>
+          <w:color w:val="auto"/>
+          <w:kern w:val="0"/>
+          <w:szCs w:val="24"/>
+          <w:lang w:val="hu-HU" w:eastAsia="zh-CN" w:bidi="ar-SA"/>
+        </w:rPr>
+        <w:t xml:space="preserve">A MERN mozaikszó a MongoDB, Express, React és Node.js technológiákat foglalja magába. A választásom legfőbb indoka az volt, hogy ez a környezet lehetővé teszi a teljes alkalmazás egyetlen nyelven – a rendszerem esetében modern, ECMAScript szabványú JavaScript nyelven – történő megírását. Ez a megközelítés felgyorsította a fejlesztést, és megkönnyítette az adatstruktúrák, valamint a validációs logikák összehangolását a kliens és a szerver között. A backend alapját az aszinkron, eseményvezérelt Node.js </w:t>
+      </w:r>
+      <w:r>
+        <w:rPr>
+          <w:rFonts w:eastAsia="Times New Roman" w:cs="Times New Roman"/>
+          <w:color w:val="auto"/>
+          <w:kern w:val="0"/>
           <w:szCs w:val="24"/>
           <w:lang w:val="hu-HU" w:eastAsia="zh-CN" w:bidi="ar-SA"/>
         </w:rPr>
@@ -3333,18 +3459,16 @@
           <w:rFonts w:eastAsia="Times New Roman" w:cs="Times New Roman"/>
           <w:color w:val="auto"/>
           <w:kern w:val="0"/>
-          <w:sz w:val="24"/>
-          <w:szCs w:val="24"/>
-          <w:lang w:val="hu-HU" w:eastAsia="zh-CN" w:bidi="ar-SA"/>
-        </w:rPr>
-        <w:instrText xml:space="preserve"> REF __RefNumPara__5415_3951154530 \r \r \h </w:instrText>
-      </w:r>
-      <w:r>
-        <w:rPr>
-          <w:rFonts w:eastAsia="Times New Roman" w:cs="Times New Roman"/>
-          <w:color w:val="auto"/>
-          <w:kern w:val="0"/>
-          <w:sz w:val="24"/>
+          <w:szCs w:val="24"/>
+          <w:lang w:val="hu-HU" w:eastAsia="zh-CN" w:bidi="ar-SA"/>
+        </w:rPr>
+        <w:instrText xml:space="preserve"> REF __RefNumPara__5417_3951154530 \r \r \h </w:instrText>
+      </w:r>
+      <w:r>
+        <w:rPr>
+          <w:rFonts w:eastAsia="Times New Roman" w:cs="Times New Roman"/>
+          <w:color w:val="auto"/>
+          <w:kern w:val="0"/>
           <w:szCs w:val="24"/>
           <w:lang w:val="hu-HU" w:eastAsia="zh-CN" w:bidi="ar-SA"/>
         </w:rPr>
@@ -3355,18 +3479,16 @@
           <w:rFonts w:eastAsia="Times New Roman" w:cs="Times New Roman"/>
           <w:color w:val="auto"/>
           <w:kern w:val="0"/>
-          <w:sz w:val="24"/>
-          <w:szCs w:val="24"/>
-          <w:lang w:val="hu-HU" w:eastAsia="zh-CN" w:bidi="ar-SA"/>
-        </w:rPr>
-        <w:t>13</w:t>
-      </w:r>
-      <w:r>
-        <w:rPr>
-          <w:rFonts w:eastAsia="Times New Roman" w:cs="Times New Roman"/>
-          <w:color w:val="auto"/>
-          <w:kern w:val="0"/>
-          <w:sz w:val="24"/>
+          <w:szCs w:val="24"/>
+          <w:lang w:val="hu-HU" w:eastAsia="zh-CN" w:bidi="ar-SA"/>
+        </w:rPr>
+        <w:t>[2.]</w:t>
+      </w:r>
+      <w:r>
+        <w:rPr>
+          <w:rFonts w:eastAsia="Times New Roman" w:cs="Times New Roman"/>
+          <w:color w:val="auto"/>
+          <w:kern w:val="0"/>
           <w:szCs w:val="24"/>
           <w:lang w:val="hu-HU" w:eastAsia="zh-CN" w:bidi="ar-SA"/>
         </w:rPr>
@@ -3377,48 +3499,16 @@
           <w:rFonts w:eastAsia="Times New Roman" w:cs="Times New Roman"/>
           <w:color w:val="auto"/>
           <w:kern w:val="0"/>
-          <w:sz w:val="24"/>
-          <w:szCs w:val="24"/>
-          <w:lang w:val="hu-HU" w:eastAsia="zh-CN" w:bidi="ar-SA"/>
-        </w:rPr>
-        <w:t>]) nyelven készüljön. Ez a fajta "Full-Stack JavaScript" megközelítés jelentősen csökkentette a kontextusváltás kognitív terhelését a fejlesztés során, és megkönnyítette a különböző adatstruktúrák és validációs logikák összehangolását a kliens és a szerver között.</w:t>
-      </w:r>
-    </w:p>
-    <w:p>
-      <w:pPr>
-        <w:pStyle w:val="BodyText"/>
-        <w:widowControl/>
-        <w:suppressAutoHyphens w:val="true"/>
-        <w:bidi w:val="0"/>
-        <w:spacing w:lineRule="auto" w:line="360" w:before="0" w:after="0"/>
-        <w:ind w:firstLine="709"/>
-        <w:jc w:val="both"/>
-        <w:rPr>
-          <w:rFonts w:ascii="Times New Roman" w:hAnsi="Times New Roman" w:eastAsia="Times New Roman" w:cs="Times New Roman"/>
-          <w:color w:val="auto"/>
-          <w:kern w:val="0"/>
-          <w:sz w:val="24"/>
-          <w:szCs w:val="24"/>
-          <w:lang w:val="hu-HU" w:eastAsia="zh-CN" w:bidi="ar-SA"/>
-        </w:rPr>
-      </w:pPr>
-      <w:r>
-        <w:rPr>
-          <w:rFonts w:eastAsia="Times New Roman" w:cs="Times New Roman"/>
-          <w:color w:val="auto"/>
-          <w:kern w:val="0"/>
-          <w:sz w:val="24"/>
-          <w:szCs w:val="24"/>
-          <w:lang w:val="hu-HU" w:eastAsia="zh-CN" w:bidi="ar-SA"/>
-        </w:rPr>
-        <w:t>Node.js: Ez a futtatókörnyezet teszi lehetővé a JavaScript kód szerveroldali futtatását [</w:t>
-      </w:r>
-      <w:r>
-        <w:rPr>
-          <w:rFonts w:eastAsia="Times New Roman" w:cs="Times New Roman"/>
-          <w:color w:val="auto"/>
-          <w:kern w:val="0"/>
-          <w:sz w:val="24"/>
+          <w:szCs w:val="24"/>
+          <w:lang w:val="hu-HU" w:eastAsia="zh-CN" w:bidi="ar-SA"/>
+        </w:rPr>
+        <w:t xml:space="preserve"> és a minimalista Express keretrendszer </w:t>
+      </w:r>
+      <w:r>
+        <w:rPr>
+          <w:rFonts w:eastAsia="Times New Roman" w:cs="Times New Roman"/>
+          <w:color w:val="auto"/>
+          <w:kern w:val="0"/>
           <w:szCs w:val="24"/>
           <w:lang w:val="hu-HU" w:eastAsia="zh-CN" w:bidi="ar-SA"/>
         </w:rPr>
@@ -3429,18 +3519,16 @@
           <w:rFonts w:eastAsia="Times New Roman" w:cs="Times New Roman"/>
           <w:color w:val="auto"/>
           <w:kern w:val="0"/>
-          <w:sz w:val="24"/>
-          <w:szCs w:val="24"/>
-          <w:lang w:val="hu-HU" w:eastAsia="zh-CN" w:bidi="ar-SA"/>
-        </w:rPr>
-        <w:instrText xml:space="preserve"> REF __RefNumPara__5417_3951154530 \r \r \h </w:instrText>
-      </w:r>
-      <w:r>
-        <w:rPr>
-          <w:rFonts w:eastAsia="Times New Roman" w:cs="Times New Roman"/>
-          <w:color w:val="auto"/>
-          <w:kern w:val="0"/>
-          <w:sz w:val="24"/>
+          <w:szCs w:val="24"/>
+          <w:lang w:val="hu-HU" w:eastAsia="zh-CN" w:bidi="ar-SA"/>
+        </w:rPr>
+        <w:instrText xml:space="preserve"> REF __RefNumPara__5421_3951154530 \r \r \h </w:instrText>
+      </w:r>
+      <w:r>
+        <w:rPr>
+          <w:rFonts w:eastAsia="Times New Roman" w:cs="Times New Roman"/>
+          <w:color w:val="auto"/>
+          <w:kern w:val="0"/>
           <w:szCs w:val="24"/>
           <w:lang w:val="hu-HU" w:eastAsia="zh-CN" w:bidi="ar-SA"/>
         </w:rPr>
@@ -3451,18 +3539,16 @@
           <w:rFonts w:eastAsia="Times New Roman" w:cs="Times New Roman"/>
           <w:color w:val="auto"/>
           <w:kern w:val="0"/>
-          <w:sz w:val="24"/>
-          <w:szCs w:val="24"/>
-          <w:lang w:val="hu-HU" w:eastAsia="zh-CN" w:bidi="ar-SA"/>
-        </w:rPr>
-        <w:t>2</w:t>
-      </w:r>
-      <w:r>
-        <w:rPr>
-          <w:rFonts w:eastAsia="Times New Roman" w:cs="Times New Roman"/>
-          <w:color w:val="auto"/>
-          <w:kern w:val="0"/>
-          <w:sz w:val="24"/>
+          <w:szCs w:val="24"/>
+          <w:lang w:val="hu-HU" w:eastAsia="zh-CN" w:bidi="ar-SA"/>
+        </w:rPr>
+        <w:t>[3.]</w:t>
+      </w:r>
+      <w:r>
+        <w:rPr>
+          <w:rFonts w:eastAsia="Times New Roman" w:cs="Times New Roman"/>
+          <w:color w:val="auto"/>
+          <w:kern w:val="0"/>
           <w:szCs w:val="24"/>
           <w:lang w:val="hu-HU" w:eastAsia="zh-CN" w:bidi="ar-SA"/>
         </w:rPr>
@@ -3473,18 +3559,16 @@
           <w:rFonts w:eastAsia="Times New Roman" w:cs="Times New Roman"/>
           <w:color w:val="auto"/>
           <w:kern w:val="0"/>
-          <w:sz w:val="24"/>
-          <w:szCs w:val="24"/>
-          <w:lang w:val="hu-HU" w:eastAsia="zh-CN" w:bidi="ar-SA"/>
-        </w:rPr>
-        <w:t>]. Aszinkron, eseményvezérelt működése révén kiválóan alkalmas az olyan API-k kiszolgálására, ahol sok, jellemzően JSON formátumú [</w:t>
-      </w:r>
-      <w:r>
-        <w:rPr>
-          <w:rFonts w:eastAsia="Times New Roman" w:cs="Times New Roman"/>
-          <w:color w:val="auto"/>
-          <w:kern w:val="0"/>
-          <w:sz w:val="24"/>
+          <w:szCs w:val="24"/>
+          <w:lang w:val="hu-HU" w:eastAsia="zh-CN" w:bidi="ar-SA"/>
+        </w:rPr>
+        <w:t xml:space="preserve"> adja, amely ideális a JSON formátumú </w:t>
+      </w:r>
+      <w:r>
+        <w:rPr>
+          <w:rFonts w:eastAsia="Times New Roman" w:cs="Times New Roman"/>
+          <w:color w:val="auto"/>
+          <w:kern w:val="0"/>
           <w:szCs w:val="24"/>
           <w:lang w:val="hu-HU" w:eastAsia="zh-CN" w:bidi="ar-SA"/>
         </w:rPr>
@@ -3495,7 +3579,6 @@
           <w:rFonts w:eastAsia="Times New Roman" w:cs="Times New Roman"/>
           <w:color w:val="auto"/>
           <w:kern w:val="0"/>
-          <w:sz w:val="24"/>
           <w:szCs w:val="24"/>
           <w:lang w:val="hu-HU" w:eastAsia="zh-CN" w:bidi="ar-SA"/>
         </w:rPr>
@@ -3506,7 +3589,6 @@
           <w:rFonts w:eastAsia="Times New Roman" w:cs="Times New Roman"/>
           <w:color w:val="auto"/>
           <w:kern w:val="0"/>
-          <w:sz w:val="24"/>
           <w:szCs w:val="24"/>
           <w:lang w:val="hu-HU" w:eastAsia="zh-CN" w:bidi="ar-SA"/>
         </w:rPr>
@@ -3517,18 +3599,16 @@
           <w:rFonts w:eastAsia="Times New Roman" w:cs="Times New Roman"/>
           <w:color w:val="auto"/>
           <w:kern w:val="0"/>
-          <w:sz w:val="24"/>
-          <w:szCs w:val="24"/>
-          <w:lang w:val="hu-HU" w:eastAsia="zh-CN" w:bidi="ar-SA"/>
-        </w:rPr>
-        <w:t>8</w:t>
-      </w:r>
-      <w:r>
-        <w:rPr>
-          <w:rFonts w:eastAsia="Times New Roman" w:cs="Times New Roman"/>
-          <w:color w:val="auto"/>
-          <w:kern w:val="0"/>
-          <w:sz w:val="24"/>
+          <w:szCs w:val="24"/>
+          <w:lang w:val="hu-HU" w:eastAsia="zh-CN" w:bidi="ar-SA"/>
+        </w:rPr>
+        <w:t>[8.]</w:t>
+      </w:r>
+      <w:r>
+        <w:rPr>
+          <w:rFonts w:eastAsia="Times New Roman" w:cs="Times New Roman"/>
+          <w:color w:val="auto"/>
+          <w:kern w:val="0"/>
           <w:szCs w:val="24"/>
           <w:lang w:val="hu-HU" w:eastAsia="zh-CN" w:bidi="ar-SA"/>
         </w:rPr>
@@ -3539,48 +3619,16 @@
           <w:rFonts w:eastAsia="Times New Roman" w:cs="Times New Roman"/>
           <w:color w:val="auto"/>
           <w:kern w:val="0"/>
-          <w:sz w:val="24"/>
-          <w:szCs w:val="24"/>
-          <w:lang w:val="hu-HU" w:eastAsia="zh-CN" w:bidi="ar-SA"/>
-        </w:rPr>
-        <w:t>] adat mozog a kliens és a szerver között.</w:t>
-      </w:r>
-    </w:p>
-    <w:p>
-      <w:pPr>
-        <w:pStyle w:val="BodyText"/>
-        <w:widowControl/>
-        <w:suppressAutoHyphens w:val="true"/>
-        <w:bidi w:val="0"/>
-        <w:spacing w:lineRule="auto" w:line="360" w:before="0" w:after="0"/>
-        <w:ind w:firstLine="709"/>
-        <w:jc w:val="both"/>
-        <w:rPr>
-          <w:rFonts w:ascii="Times New Roman" w:hAnsi="Times New Roman" w:eastAsia="Times New Roman" w:cs="Times New Roman"/>
-          <w:color w:val="auto"/>
-          <w:kern w:val="0"/>
-          <w:sz w:val="24"/>
-          <w:szCs w:val="24"/>
-          <w:lang w:val="hu-HU" w:eastAsia="zh-CN" w:bidi="ar-SA"/>
-        </w:rPr>
-      </w:pPr>
-      <w:r>
-        <w:rPr>
-          <w:rFonts w:eastAsia="Times New Roman" w:cs="Times New Roman"/>
-          <w:color w:val="auto"/>
-          <w:kern w:val="0"/>
-          <w:sz w:val="24"/>
-          <w:szCs w:val="24"/>
-          <w:lang w:val="hu-HU" w:eastAsia="zh-CN" w:bidi="ar-SA"/>
-        </w:rPr>
-        <w:t>Express: A Node.js-hez készült minimalista webalkalmazás-keretrendszer [</w:t>
-      </w:r>
-      <w:r>
-        <w:rPr>
-          <w:rFonts w:eastAsia="Times New Roman" w:cs="Times New Roman"/>
-          <w:color w:val="auto"/>
-          <w:kern w:val="0"/>
-          <w:sz w:val="24"/>
+          <w:szCs w:val="24"/>
+          <w:lang w:val="hu-HU" w:eastAsia="zh-CN" w:bidi="ar-SA"/>
+        </w:rPr>
+        <w:t xml:space="preserve"> adatokat mozgató REST API-végpontok kiszolgálására. Az adattárolást a dokumentumorientált MongoDB </w:t>
+      </w:r>
+      <w:r>
+        <w:rPr>
+          <w:rFonts w:eastAsia="Times New Roman" w:cs="Times New Roman"/>
+          <w:color w:val="auto"/>
+          <w:kern w:val="0"/>
           <w:szCs w:val="24"/>
           <w:lang w:val="hu-HU" w:eastAsia="zh-CN" w:bidi="ar-SA"/>
         </w:rPr>
@@ -3591,18 +3639,16 @@
           <w:rFonts w:eastAsia="Times New Roman" w:cs="Times New Roman"/>
           <w:color w:val="auto"/>
           <w:kern w:val="0"/>
-          <w:sz w:val="24"/>
-          <w:szCs w:val="24"/>
-          <w:lang w:val="hu-HU" w:eastAsia="zh-CN" w:bidi="ar-SA"/>
-        </w:rPr>
-        <w:instrText xml:space="preserve"> REF __RefNumPara__5421_3951154530 \r \r \h </w:instrText>
-      </w:r>
-      <w:r>
-        <w:rPr>
-          <w:rFonts w:eastAsia="Times New Roman" w:cs="Times New Roman"/>
-          <w:color w:val="auto"/>
-          <w:kern w:val="0"/>
-          <w:sz w:val="24"/>
+          <w:szCs w:val="24"/>
+          <w:lang w:val="hu-HU" w:eastAsia="zh-CN" w:bidi="ar-SA"/>
+        </w:rPr>
+        <w:instrText xml:space="preserve"> REF __RefNumPara__5425_3951154530 \r \r \h </w:instrText>
+      </w:r>
+      <w:r>
+        <w:rPr>
+          <w:rFonts w:eastAsia="Times New Roman" w:cs="Times New Roman"/>
+          <w:color w:val="auto"/>
+          <w:kern w:val="0"/>
           <w:szCs w:val="24"/>
           <w:lang w:val="hu-HU" w:eastAsia="zh-CN" w:bidi="ar-SA"/>
         </w:rPr>
@@ -3613,18 +3659,16 @@
           <w:rFonts w:eastAsia="Times New Roman" w:cs="Times New Roman"/>
           <w:color w:val="auto"/>
           <w:kern w:val="0"/>
-          <w:sz w:val="24"/>
-          <w:szCs w:val="24"/>
-          <w:lang w:val="hu-HU" w:eastAsia="zh-CN" w:bidi="ar-SA"/>
-        </w:rPr>
-        <w:t>3</w:t>
-      </w:r>
-      <w:r>
-        <w:rPr>
-          <w:rFonts w:eastAsia="Times New Roman" w:cs="Times New Roman"/>
-          <w:color w:val="auto"/>
-          <w:kern w:val="0"/>
-          <w:sz w:val="24"/>
+          <w:szCs w:val="24"/>
+          <w:lang w:val="hu-HU" w:eastAsia="zh-CN" w:bidi="ar-SA"/>
+        </w:rPr>
+        <w:t>[4.]</w:t>
+      </w:r>
+      <w:r>
+        <w:rPr>
+          <w:rFonts w:eastAsia="Times New Roman" w:cs="Times New Roman"/>
+          <w:color w:val="auto"/>
+          <w:kern w:val="0"/>
           <w:szCs w:val="24"/>
           <w:lang w:val="hu-HU" w:eastAsia="zh-CN" w:bidi="ar-SA"/>
         </w:rPr>
@@ -3635,18 +3679,16 @@
           <w:rFonts w:eastAsia="Times New Roman" w:cs="Times New Roman"/>
           <w:color w:val="auto"/>
           <w:kern w:val="0"/>
-          <w:sz w:val="24"/>
-          <w:szCs w:val="24"/>
-          <w:lang w:val="hu-HU" w:eastAsia="zh-CN" w:bidi="ar-SA"/>
-        </w:rPr>
-        <w:t>], amellyel a REST API-végpontokat [</w:t>
-      </w:r>
-      <w:r>
-        <w:rPr>
-          <w:rFonts w:eastAsia="Times New Roman" w:cs="Times New Roman"/>
-          <w:color w:val="auto"/>
-          <w:kern w:val="0"/>
-          <w:sz w:val="24"/>
+          <w:szCs w:val="24"/>
+          <w:lang w:val="hu-HU" w:eastAsia="zh-CN" w:bidi="ar-SA"/>
+        </w:rPr>
+        <w:t xml:space="preserve"> és a Mongoose ODM </w:t>
+      </w:r>
+      <w:r>
+        <w:rPr>
+          <w:rFonts w:eastAsia="Times New Roman" w:cs="Times New Roman"/>
+          <w:color w:val="auto"/>
+          <w:kern w:val="0"/>
           <w:szCs w:val="24"/>
           <w:lang w:val="hu-HU" w:eastAsia="zh-CN" w:bidi="ar-SA"/>
         </w:rPr>
@@ -3657,18 +3699,16 @@
           <w:rFonts w:eastAsia="Times New Roman" w:cs="Times New Roman"/>
           <w:color w:val="auto"/>
           <w:kern w:val="0"/>
-          <w:sz w:val="24"/>
-          <w:szCs w:val="24"/>
-          <w:lang w:val="hu-HU" w:eastAsia="zh-CN" w:bidi="ar-SA"/>
-        </w:rPr>
-        <w:instrText xml:space="preserve"> REF __RefNumPara__5423_3951154530 \r \r \h </w:instrText>
-      </w:r>
-      <w:r>
-        <w:rPr>
-          <w:rFonts w:eastAsia="Times New Roman" w:cs="Times New Roman"/>
-          <w:color w:val="auto"/>
-          <w:kern w:val="0"/>
-          <w:sz w:val="24"/>
+          <w:szCs w:val="24"/>
+          <w:lang w:val="hu-HU" w:eastAsia="zh-CN" w:bidi="ar-SA"/>
+        </w:rPr>
+        <w:instrText xml:space="preserve"> REF __RefNumPara__5427_3951154530 \r \r \h </w:instrText>
+      </w:r>
+      <w:r>
+        <w:rPr>
+          <w:rFonts w:eastAsia="Times New Roman" w:cs="Times New Roman"/>
+          <w:color w:val="auto"/>
+          <w:kern w:val="0"/>
           <w:szCs w:val="24"/>
           <w:lang w:val="hu-HU" w:eastAsia="zh-CN" w:bidi="ar-SA"/>
         </w:rPr>
@@ -3679,18 +3719,16 @@
           <w:rFonts w:eastAsia="Times New Roman" w:cs="Times New Roman"/>
           <w:color w:val="auto"/>
           <w:kern w:val="0"/>
-          <w:sz w:val="24"/>
-          <w:szCs w:val="24"/>
-          <w:lang w:val="hu-HU" w:eastAsia="zh-CN" w:bidi="ar-SA"/>
-        </w:rPr>
-        <w:t>9</w:t>
-      </w:r>
-      <w:r>
-        <w:rPr>
-          <w:rFonts w:eastAsia="Times New Roman" w:cs="Times New Roman"/>
-          <w:color w:val="auto"/>
-          <w:kern w:val="0"/>
-          <w:sz w:val="24"/>
+          <w:szCs w:val="24"/>
+          <w:lang w:val="hu-HU" w:eastAsia="zh-CN" w:bidi="ar-SA"/>
+        </w:rPr>
+        <w:t>[5.]</w:t>
+      </w:r>
+      <w:r>
+        <w:rPr>
+          <w:rFonts w:eastAsia="Times New Roman" w:cs="Times New Roman"/>
+          <w:color w:val="auto"/>
+          <w:kern w:val="0"/>
           <w:szCs w:val="24"/>
           <w:lang w:val="hu-HU" w:eastAsia="zh-CN" w:bidi="ar-SA"/>
         </w:rPr>
@@ -3701,48 +3739,16 @@
           <w:rFonts w:eastAsia="Times New Roman" w:cs="Times New Roman"/>
           <w:color w:val="auto"/>
           <w:kern w:val="0"/>
-          <w:sz w:val="24"/>
-          <w:szCs w:val="24"/>
-          <w:lang w:val="hu-HU" w:eastAsia="zh-CN" w:bidi="ar-SA"/>
-        </w:rPr>
-        <w:t>] és a különböző köztes rétegeket (például a hitelesítést) alakítottam ki. Az Express nagy előnye, hogy nem kényszerít merev könyvtárszerkezetet a fejlesztőre. Így a saját logikám szerint strukturálhattam a projektet.</w:t>
-      </w:r>
-    </w:p>
-    <w:p>
-      <w:pPr>
-        <w:pStyle w:val="BodyText"/>
-        <w:widowControl/>
-        <w:suppressAutoHyphens w:val="true"/>
-        <w:bidi w:val="0"/>
-        <w:spacing w:lineRule="auto" w:line="360" w:before="0" w:after="0"/>
-        <w:ind w:firstLine="709"/>
-        <w:jc w:val="both"/>
-        <w:rPr>
-          <w:rFonts w:ascii="Times New Roman" w:hAnsi="Times New Roman" w:eastAsia="Times New Roman" w:cs="Times New Roman"/>
-          <w:color w:val="auto"/>
-          <w:kern w:val="0"/>
-          <w:sz w:val="24"/>
-          <w:szCs w:val="24"/>
-          <w:lang w:val="hu-HU" w:eastAsia="zh-CN" w:bidi="ar-SA"/>
-        </w:rPr>
-      </w:pPr>
-      <w:r>
-        <w:rPr>
-          <w:rFonts w:eastAsia="Times New Roman" w:cs="Times New Roman"/>
-          <w:color w:val="auto"/>
-          <w:kern w:val="0"/>
-          <w:sz w:val="24"/>
-          <w:szCs w:val="24"/>
-          <w:lang w:val="hu-HU" w:eastAsia="zh-CN" w:bidi="ar-SA"/>
-        </w:rPr>
-        <w:t>MongoDB (és Mongoose): A MongoDB egy NoSQL, dokumentumorientált adatbázis-kezelő [</w:t>
-      </w:r>
-      <w:r>
-        <w:rPr>
-          <w:rFonts w:eastAsia="Times New Roman" w:cs="Times New Roman"/>
-          <w:color w:val="auto"/>
-          <w:kern w:val="0"/>
-          <w:sz w:val="24"/>
+          <w:szCs w:val="24"/>
+          <w:lang w:val="hu-HU" w:eastAsia="zh-CN" w:bidi="ar-SA"/>
+        </w:rPr>
+        <w:t xml:space="preserve"> párosával oldottam meg, amely rugalmas, dokumentum-alapú struktúrák kezelését teszi lehetővé. A kliensoldali felületet a komponensalapú React </w:t>
+      </w:r>
+      <w:r>
+        <w:rPr>
+          <w:rFonts w:eastAsia="Times New Roman" w:cs="Times New Roman"/>
+          <w:color w:val="auto"/>
+          <w:kern w:val="0"/>
           <w:szCs w:val="24"/>
           <w:lang w:val="hu-HU" w:eastAsia="zh-CN" w:bidi="ar-SA"/>
         </w:rPr>
@@ -3753,18 +3759,16 @@
           <w:rFonts w:eastAsia="Times New Roman" w:cs="Times New Roman"/>
           <w:color w:val="auto"/>
           <w:kern w:val="0"/>
-          <w:sz w:val="24"/>
-          <w:szCs w:val="24"/>
-          <w:lang w:val="hu-HU" w:eastAsia="zh-CN" w:bidi="ar-SA"/>
-        </w:rPr>
-        <w:instrText xml:space="preserve"> REF __RefNumPara__5425_3951154530 \r \r \h </w:instrText>
-      </w:r>
-      <w:r>
-        <w:rPr>
-          <w:rFonts w:eastAsia="Times New Roman" w:cs="Times New Roman"/>
-          <w:color w:val="auto"/>
-          <w:kern w:val="0"/>
-          <w:sz w:val="24"/>
+          <w:szCs w:val="24"/>
+          <w:lang w:val="hu-HU" w:eastAsia="zh-CN" w:bidi="ar-SA"/>
+        </w:rPr>
+        <w:instrText xml:space="preserve"> REF __RefNumPara__5413_3951154530 \r \r \h </w:instrText>
+      </w:r>
+      <w:r>
+        <w:rPr>
+          <w:rFonts w:eastAsia="Times New Roman" w:cs="Times New Roman"/>
+          <w:color w:val="auto"/>
+          <w:kern w:val="0"/>
           <w:szCs w:val="24"/>
           <w:lang w:val="hu-HU" w:eastAsia="zh-CN" w:bidi="ar-SA"/>
         </w:rPr>
@@ -3775,18 +3779,16 @@
           <w:rFonts w:eastAsia="Times New Roman" w:cs="Times New Roman"/>
           <w:color w:val="auto"/>
           <w:kern w:val="0"/>
-          <w:sz w:val="24"/>
-          <w:szCs w:val="24"/>
-          <w:lang w:val="hu-HU" w:eastAsia="zh-CN" w:bidi="ar-SA"/>
-        </w:rPr>
-        <w:t>4</w:t>
-      </w:r>
-      <w:r>
-        <w:rPr>
-          <w:rFonts w:eastAsia="Times New Roman" w:cs="Times New Roman"/>
-          <w:color w:val="auto"/>
-          <w:kern w:val="0"/>
-          <w:sz w:val="24"/>
+          <w:szCs w:val="24"/>
+          <w:lang w:val="hu-HU" w:eastAsia="zh-CN" w:bidi="ar-SA"/>
+        </w:rPr>
+        <w:t>[1.]</w:t>
+      </w:r>
+      <w:r>
+        <w:rPr>
+          <w:rFonts w:eastAsia="Times New Roman" w:cs="Times New Roman"/>
+          <w:color w:val="auto"/>
+          <w:kern w:val="0"/>
           <w:szCs w:val="24"/>
           <w:lang w:val="hu-HU" w:eastAsia="zh-CN" w:bidi="ar-SA"/>
         </w:rPr>
@@ -3797,18 +3799,16 @@
           <w:rFonts w:eastAsia="Times New Roman" w:cs="Times New Roman"/>
           <w:color w:val="auto"/>
           <w:kern w:val="0"/>
-          <w:sz w:val="24"/>
-          <w:szCs w:val="24"/>
-          <w:lang w:val="hu-HU" w:eastAsia="zh-CN" w:bidi="ar-SA"/>
-        </w:rPr>
-        <w:t>]. A hagyományos relációs (SQL) adatbázisok táblái helyett rugalmas szerkezetű, JSON-szerű dokumentumokban (BSON) tárolja az adatokat [</w:t>
-      </w:r>
-      <w:r>
-        <w:rPr>
-          <w:rFonts w:eastAsia="Times New Roman" w:cs="Times New Roman"/>
-          <w:color w:val="auto"/>
-          <w:kern w:val="0"/>
-          <w:sz w:val="24"/>
+          <w:szCs w:val="24"/>
+          <w:lang w:val="hu-HU" w:eastAsia="zh-CN" w:bidi="ar-SA"/>
+        </w:rPr>
+        <w:t xml:space="preserve"> segítségével építettem fel, a projekt modern és gyors kiszolgálását pedig a Vite </w:t>
+      </w:r>
+      <w:r>
+        <w:rPr>
+          <w:rFonts w:eastAsia="Times New Roman" w:cs="Times New Roman"/>
+          <w:color w:val="auto"/>
+          <w:kern w:val="0"/>
           <w:szCs w:val="24"/>
           <w:lang w:val="hu-HU" w:eastAsia="zh-CN" w:bidi="ar-SA"/>
         </w:rPr>
@@ -3819,18 +3819,16 @@
           <w:rFonts w:eastAsia="Times New Roman" w:cs="Times New Roman"/>
           <w:color w:val="auto"/>
           <w:kern w:val="0"/>
-          <w:sz w:val="24"/>
-          <w:szCs w:val="24"/>
-          <w:lang w:val="hu-HU" w:eastAsia="zh-CN" w:bidi="ar-SA"/>
-        </w:rPr>
-        <w:instrText xml:space="preserve"> REF __RefNumPara__5425_3951154530 \r \r \h </w:instrText>
-      </w:r>
-      <w:r>
-        <w:rPr>
-          <w:rFonts w:eastAsia="Times New Roman" w:cs="Times New Roman"/>
-          <w:color w:val="auto"/>
-          <w:kern w:val="0"/>
-          <w:sz w:val="24"/>
+          <w:szCs w:val="24"/>
+          <w:lang w:val="hu-HU" w:eastAsia="zh-CN" w:bidi="ar-SA"/>
+        </w:rPr>
+        <w:instrText xml:space="preserve"> REF __RefNumPara__5429_3951154530 \r \r \h </w:instrText>
+      </w:r>
+      <w:r>
+        <w:rPr>
+          <w:rFonts w:eastAsia="Times New Roman" w:cs="Times New Roman"/>
+          <w:color w:val="auto"/>
+          <w:kern w:val="0"/>
           <w:szCs w:val="24"/>
           <w:lang w:val="hu-HU" w:eastAsia="zh-CN" w:bidi="ar-SA"/>
         </w:rPr>
@@ -3841,18 +3839,16 @@
           <w:rFonts w:eastAsia="Times New Roman" w:cs="Times New Roman"/>
           <w:color w:val="auto"/>
           <w:kern w:val="0"/>
-          <w:sz w:val="24"/>
-          <w:szCs w:val="24"/>
-          <w:lang w:val="hu-HU" w:eastAsia="zh-CN" w:bidi="ar-SA"/>
-        </w:rPr>
-        <w:t>4</w:t>
-      </w:r>
-      <w:r>
-        <w:rPr>
-          <w:rFonts w:eastAsia="Times New Roman" w:cs="Times New Roman"/>
-          <w:color w:val="auto"/>
-          <w:kern w:val="0"/>
-          <w:sz w:val="24"/>
+          <w:szCs w:val="24"/>
+          <w:lang w:val="hu-HU" w:eastAsia="zh-CN" w:bidi="ar-SA"/>
+        </w:rPr>
+        <w:t>[6.]</w:t>
+      </w:r>
+      <w:r>
+        <w:rPr>
+          <w:rFonts w:eastAsia="Times New Roman" w:cs="Times New Roman"/>
+          <w:color w:val="auto"/>
+          <w:kern w:val="0"/>
           <w:szCs w:val="24"/>
           <w:lang w:val="hu-HU" w:eastAsia="zh-CN" w:bidi="ar-SA"/>
         </w:rPr>
@@ -3863,239 +3859,10 @@
           <w:rFonts w:eastAsia="Times New Roman" w:cs="Times New Roman"/>
           <w:color w:val="auto"/>
           <w:kern w:val="0"/>
-          <w:sz w:val="24"/>
-          <w:szCs w:val="24"/>
-          <w:lang w:val="hu-HU" w:eastAsia="zh-CN" w:bidi="ar-SA"/>
-        </w:rPr>
-        <w:t>]. A Node.js és a MongoDB közötti kapcsolatot a Mongoose nevű ODM (Object Data Modeling) könyvtárral oldottam meg [</w:t>
-      </w:r>
-      <w:r>
-        <w:rPr>
-          <w:rFonts w:eastAsia="Times New Roman" w:cs="Times New Roman"/>
-          <w:color w:val="auto"/>
-          <w:kern w:val="0"/>
-          <w:sz w:val="24"/>
-          <w:szCs w:val="24"/>
-          <w:lang w:val="hu-HU" w:eastAsia="zh-CN" w:bidi="ar-SA"/>
-        </w:rPr>
-        <w:fldChar w:fldCharType="begin"/>
-      </w:r>
-      <w:r>
-        <w:rPr>
-          <w:rFonts w:eastAsia="Times New Roman" w:cs="Times New Roman"/>
-          <w:color w:val="auto"/>
-          <w:kern w:val="0"/>
-          <w:sz w:val="24"/>
-          <w:szCs w:val="24"/>
-          <w:lang w:val="hu-HU" w:eastAsia="zh-CN" w:bidi="ar-SA"/>
-        </w:rPr>
-        <w:instrText xml:space="preserve"> REF __RefNumPara__5427_3951154530 \r \r \h </w:instrText>
-      </w:r>
-      <w:r>
-        <w:rPr>
-          <w:rFonts w:eastAsia="Times New Roman" w:cs="Times New Roman"/>
-          <w:color w:val="auto"/>
-          <w:kern w:val="0"/>
-          <w:sz w:val="24"/>
-          <w:szCs w:val="24"/>
-          <w:lang w:val="hu-HU" w:eastAsia="zh-CN" w:bidi="ar-SA"/>
-        </w:rPr>
-        <w:fldChar w:fldCharType="separate"/>
-      </w:r>
-      <w:r>
-        <w:rPr>
-          <w:rFonts w:eastAsia="Times New Roman" w:cs="Times New Roman"/>
-          <w:color w:val="auto"/>
-          <w:kern w:val="0"/>
-          <w:sz w:val="24"/>
-          <w:szCs w:val="24"/>
-          <w:lang w:val="hu-HU" w:eastAsia="zh-CN" w:bidi="ar-SA"/>
-        </w:rPr>
-        <w:t>5</w:t>
-      </w:r>
-      <w:r>
-        <w:rPr>
-          <w:rFonts w:eastAsia="Times New Roman" w:cs="Times New Roman"/>
-          <w:color w:val="auto"/>
-          <w:kern w:val="0"/>
-          <w:sz w:val="24"/>
-          <w:szCs w:val="24"/>
-          <w:lang w:val="hu-HU" w:eastAsia="zh-CN" w:bidi="ar-SA"/>
-        </w:rPr>
-        <w:fldChar w:fldCharType="end"/>
-      </w:r>
-      <w:r>
-        <w:rPr>
-          <w:rFonts w:eastAsia="Times New Roman" w:cs="Times New Roman"/>
-          <w:color w:val="auto"/>
-          <w:kern w:val="0"/>
-          <w:sz w:val="24"/>
-          <w:szCs w:val="24"/>
-          <w:lang w:val="hu-HU" w:eastAsia="zh-CN" w:bidi="ar-SA"/>
-        </w:rPr>
-        <w:t>].</w:t>
-      </w:r>
-    </w:p>
-    <w:p>
-      <w:pPr>
-        <w:pStyle w:val="BodyText"/>
-        <w:widowControl/>
-        <w:suppressAutoHyphens w:val="true"/>
-        <w:bidi w:val="0"/>
-        <w:spacing w:lineRule="auto" w:line="360" w:before="0" w:after="0"/>
-        <w:ind w:firstLine="709"/>
-        <w:jc w:val="both"/>
-        <w:rPr>
-          <w:rFonts w:ascii="Times New Roman" w:hAnsi="Times New Roman" w:eastAsia="Times New Roman" w:cs="Times New Roman"/>
-          <w:color w:val="auto"/>
-          <w:kern w:val="0"/>
-          <w:sz w:val="24"/>
-          <w:szCs w:val="24"/>
-          <w:lang w:val="hu-HU" w:eastAsia="zh-CN" w:bidi="ar-SA"/>
-        </w:rPr>
-      </w:pPr>
-      <w:r>
-        <w:rPr>
-          <w:rFonts w:eastAsia="Times New Roman" w:cs="Times New Roman"/>
-          <w:color w:val="auto"/>
-          <w:kern w:val="0"/>
-          <w:sz w:val="24"/>
-          <w:szCs w:val="24"/>
-          <w:lang w:val="hu-HU" w:eastAsia="zh-CN" w:bidi="ar-SA"/>
-        </w:rPr>
-        <w:t>React (és Vite): A kliensoldali felület megépítéséhez a Facebook (Meta) által fejlesztett React könyvtárat használtam [</w:t>
-      </w:r>
-      <w:r>
-        <w:rPr>
-          <w:rFonts w:eastAsia="Times New Roman" w:cs="Times New Roman"/>
-          <w:color w:val="auto"/>
-          <w:kern w:val="0"/>
-          <w:sz w:val="24"/>
-          <w:szCs w:val="24"/>
-          <w:lang w:val="hu-HU" w:eastAsia="zh-CN" w:bidi="ar-SA"/>
-        </w:rPr>
-        <w:fldChar w:fldCharType="begin"/>
-      </w:r>
-      <w:r>
-        <w:rPr>
-          <w:rFonts w:eastAsia="Times New Roman" w:cs="Times New Roman"/>
-          <w:color w:val="auto"/>
-          <w:kern w:val="0"/>
-          <w:sz w:val="24"/>
-          <w:szCs w:val="24"/>
-          <w:lang w:val="hu-HU" w:eastAsia="zh-CN" w:bidi="ar-SA"/>
-        </w:rPr>
-        <w:instrText xml:space="preserve"> REF __RefNumPara__5413_3951154530 \r \r \h </w:instrText>
-      </w:r>
-      <w:r>
-        <w:rPr>
-          <w:rFonts w:eastAsia="Times New Roman" w:cs="Times New Roman"/>
-          <w:color w:val="auto"/>
-          <w:kern w:val="0"/>
-          <w:sz w:val="24"/>
-          <w:szCs w:val="24"/>
-          <w:lang w:val="hu-HU" w:eastAsia="zh-CN" w:bidi="ar-SA"/>
-        </w:rPr>
-        <w:fldChar w:fldCharType="separate"/>
-      </w:r>
-      <w:r>
-        <w:rPr>
-          <w:rFonts w:eastAsia="Times New Roman" w:cs="Times New Roman"/>
-          <w:color w:val="auto"/>
-          <w:kern w:val="0"/>
-          <w:sz w:val="24"/>
-          <w:szCs w:val="24"/>
-          <w:lang w:val="hu-HU" w:eastAsia="zh-CN" w:bidi="ar-SA"/>
-        </w:rPr>
-        <w:t>1</w:t>
-      </w:r>
-      <w:r>
-        <w:rPr>
-          <w:rFonts w:eastAsia="Times New Roman" w:cs="Times New Roman"/>
-          <w:color w:val="auto"/>
-          <w:kern w:val="0"/>
-          <w:sz w:val="24"/>
-          <w:szCs w:val="24"/>
-          <w:lang w:val="hu-HU" w:eastAsia="zh-CN" w:bidi="ar-SA"/>
-        </w:rPr>
-        <w:fldChar w:fldCharType="end"/>
-      </w:r>
-      <w:r>
-        <w:rPr>
-          <w:rFonts w:eastAsia="Times New Roman" w:cs="Times New Roman"/>
-          <w:color w:val="auto"/>
-          <w:kern w:val="0"/>
-          <w:sz w:val="24"/>
-          <w:szCs w:val="24"/>
-          <w:lang w:val="hu-HU" w:eastAsia="zh-CN" w:bidi="ar-SA"/>
-        </w:rPr>
-        <w:t>]. A React deklaratív, komponensalapú megközelítése tökéletesen illeszkedett a feladathoz: a gyakran ismétlődő felületi elemeket (mint egy eredményrögzítő űrlap, vagy egy mérkőzést jelző kártya) újrahasznosítható komponensekbe szervezhettem. A projekt indításához és az alkalmazás építéséhez pedig a modern és gyors Vite eszközt választottam [</w:t>
-      </w:r>
-      <w:r>
-        <w:rPr>
-          <w:rFonts w:eastAsia="Times New Roman" w:cs="Times New Roman"/>
-          <w:color w:val="auto"/>
-          <w:kern w:val="0"/>
-          <w:sz w:val="24"/>
-          <w:szCs w:val="24"/>
-          <w:lang w:val="hu-HU" w:eastAsia="zh-CN" w:bidi="ar-SA"/>
-        </w:rPr>
-        <w:fldChar w:fldCharType="begin"/>
-      </w:r>
-      <w:r>
-        <w:rPr>
-          <w:rFonts w:eastAsia="Times New Roman" w:cs="Times New Roman"/>
-          <w:color w:val="auto"/>
-          <w:kern w:val="0"/>
-          <w:sz w:val="24"/>
-          <w:szCs w:val="24"/>
-          <w:lang w:val="hu-HU" w:eastAsia="zh-CN" w:bidi="ar-SA"/>
-        </w:rPr>
-        <w:instrText xml:space="preserve"> REF __RefNumPara__5429_3951154530 \r \r \h </w:instrText>
-      </w:r>
-      <w:r>
-        <w:rPr>
-          <w:rFonts w:eastAsia="Times New Roman" w:cs="Times New Roman"/>
-          <w:color w:val="auto"/>
-          <w:kern w:val="0"/>
-          <w:sz w:val="24"/>
-          <w:szCs w:val="24"/>
-          <w:lang w:val="hu-HU" w:eastAsia="zh-CN" w:bidi="ar-SA"/>
-        </w:rPr>
-        <w:fldChar w:fldCharType="separate"/>
-      </w:r>
-      <w:r>
-        <w:rPr>
-          <w:rFonts w:eastAsia="Times New Roman" w:cs="Times New Roman"/>
-          <w:color w:val="auto"/>
-          <w:kern w:val="0"/>
-          <w:sz w:val="24"/>
-          <w:szCs w:val="24"/>
-          <w:lang w:val="hu-HU" w:eastAsia="zh-CN" w:bidi="ar-SA"/>
-        </w:rPr>
-        <w:t>6</w:t>
-      </w:r>
-      <w:r>
-        <w:rPr>
-          <w:rFonts w:eastAsia="Times New Roman" w:cs="Times New Roman"/>
-          <w:color w:val="auto"/>
-          <w:kern w:val="0"/>
-          <w:sz w:val="24"/>
-          <w:szCs w:val="24"/>
-          <w:lang w:val="hu-HU" w:eastAsia="zh-CN" w:bidi="ar-SA"/>
-        </w:rPr>
-        <w:fldChar w:fldCharType="end"/>
-      </w:r>
-      <w:r>
-        <w:rPr>
-          <w:rFonts w:eastAsia="Times New Roman" w:cs="Times New Roman"/>
-          <w:color w:val="auto"/>
-          <w:kern w:val="0"/>
-          <w:sz w:val="24"/>
-          <w:szCs w:val="24"/>
-          <w:lang w:val="hu-HU" w:eastAsia="zh-CN" w:bidi="ar-SA"/>
-        </w:rPr>
-        <w:t>].</w:t>
+          <w:szCs w:val="24"/>
+          <w:lang w:val="hu-HU" w:eastAsia="zh-CN" w:bidi="ar-SA"/>
+        </w:rPr>
+        <w:t xml:space="preserve"> eszköz biztosította.</w:t>
       </w:r>
     </w:p>
     <w:p>
@@ -4118,8 +3885,8 @@
           <w:lang w:val="hu-HU" w:eastAsia="zh-CN" w:bidi="ar-SA"/>
         </w:rPr>
       </w:pPr>
-      <w:bookmarkStart w:id="27" w:name="__RefHeading___Toc80443498"/>
-      <w:bookmarkEnd w:id="27"/>
+      <w:bookmarkStart w:id="28" w:name="__RefHeading___Toc80443498"/>
+      <w:bookmarkEnd w:id="28"/>
       <w:r>
         <w:rPr>
           <w:rFonts w:eastAsia="Times New Roman"/>
@@ -4190,7 +3957,7 @@
           <w:szCs w:val="24"/>
           <w:lang w:val="hu-HU" w:eastAsia="zh-CN" w:bidi="ar-SA"/>
         </w:rPr>
-        <w:t>Az adatbázis-technológia kiválasztásakor a döntő érv nem kizárólag a NoSQL sémamentessége volt, hanem a MERN-architektúra (MongoDB, Express, React, Node.js) által biztosított egységes adatszerkezet kihasználása [</w:t>
+        <w:t xml:space="preserve">Az adatbázis-technológia kiválasztásakor a döntő érv nem kizárólag a NoSQL sémamentessége volt, hanem a MERN-architektúra (MongoDB, Express, React, Node.js) által biztosított egységes adatszerkezet kihasználása </w:t>
       </w:r>
       <w:r>
         <w:rPr>
@@ -4234,7 +4001,7 @@
           <w:szCs w:val="24"/>
           <w:lang w:val="hu-HU" w:eastAsia="zh-CN" w:bidi="ar-SA"/>
         </w:rPr>
-        <w:t>4</w:t>
+        <w:t>[4.]</w:t>
       </w:r>
       <w:r>
         <w:rPr>
@@ -4256,7 +4023,7 @@
           <w:szCs w:val="24"/>
           <w:lang w:val="hu-HU" w:eastAsia="zh-CN" w:bidi="ar-SA"/>
         </w:rPr>
-        <w:t>]. Mivel a teljes rendszer kliens- és szerveroldalon egyaránt JavaScript alapú, a JSON formátumú dokumentumok natív adatbázis-leképezése kiküszöböli a relációs adatbázisoknál tapasztalható objektum-relációs impedancia-eltérést. Így az olyan hierarchikus és változó méretű adatszerkezetek, mint a szettekre bontott mérkőzések és a hozzájuk tartozó validációs szabályok, egyetlen összefüggő dokumentumként kezelhetők, elkerülve a felesleges és teljesítményt rontó táblaillesztéseket. Ugyanakkor a Mongoose használatával biztosítottam, hogy a rugalmasság ne menjen az adatbiztonság rovására: szigorú sémadefiníciókat, típusellenőrzéseket és beépített validációs szabályokat alkalmaztam az adatbázisrétegben [</w:t>
+        <w:t xml:space="preserve">. Mivel a teljes rendszer kliens- és szerveroldalon egyaránt JavaScript alapú, a JSON formátumú dokumentumok natív adatbázis-leképezése kiküszöböli a relációs adatbázisoknál tapasztalható objektum-relációs impedancia-eltérést. Így az olyan hierarchikus és változó méretű adatszerkezetek, mint a szettekre bontott mérkőzések és a hozzájuk tartozó validációs szabályok, egyetlen összefüggő dokumentumként kezelhetők, elkerülve a felesleges és teljesítményt rontó táblaillesztéseket. Ugyanakkor a Mongoose használatával biztosítottam, hogy a rugalmasság ne menjen az adatbiztonság rovására: szigorú sémadefiníciókat, típusellenőrzéseket és beépített validációs szabályokat alkalmaztam az adatbázisrétegben </w:t>
       </w:r>
       <w:r>
         <w:rPr>
@@ -4300,7 +4067,7 @@
           <w:szCs w:val="24"/>
           <w:lang w:val="hu-HU" w:eastAsia="zh-CN" w:bidi="ar-SA"/>
         </w:rPr>
-        <w:t>5</w:t>
+        <w:t>[5.]</w:t>
       </w:r>
       <w:r>
         <w:rPr>
@@ -4322,7 +4089,7 @@
           <w:szCs w:val="24"/>
           <w:lang w:val="hu-HU" w:eastAsia="zh-CN" w:bidi="ar-SA"/>
         </w:rPr>
-        <w:t>].</w:t>
+        <w:t>.</w:t>
       </w:r>
     </w:p>
     <w:p>
@@ -4352,7 +4119,7 @@
           <w:szCs w:val="24"/>
           <w:lang w:val="hu-HU" w:eastAsia="zh-CN" w:bidi="ar-SA"/>
         </w:rPr>
-        <w:t>A szerveroldalon az Express moduláris felépítése tette lehetővé, hogy a komplex üzleti logikákat – mint a párosításgenerálás, az eredményvalidáció, a csoportállás kiszámítása, vagy a mérkőzések ütemezése – ne a végpontokat kezelő fájlokba sűrítsem bele, hanem különálló, jól tesztelhető szolgáltatási modulokba szervezzem ki [</w:t>
+        <w:t xml:space="preserve">A szerveroldalon az Express moduláris felépítése tette lehetővé, hogy a komplex üzleti logikákat mint a párosításgenerálás, az eredményvalidáció, a csoportállás kiszámítása, vagy a mérkőzések ütemezése ne a végpontokat kezelő fájlokba sűrítsem bele, hanem különálló, jól tesztelhető szolgáltatási modulokba szervezzem ki </w:t>
       </w:r>
       <w:r>
         <w:rPr>
@@ -4396,7 +4163,7 @@
           <w:szCs w:val="24"/>
           <w:lang w:val="hu-HU" w:eastAsia="zh-CN" w:bidi="ar-SA"/>
         </w:rPr>
-        <w:t>3</w:t>
+        <w:t>[3.]</w:t>
       </w:r>
       <w:r>
         <w:rPr>
@@ -4418,7 +4185,7 @@
           <w:szCs w:val="24"/>
           <w:lang w:val="hu-HU" w:eastAsia="zh-CN" w:bidi="ar-SA"/>
         </w:rPr>
-        <w:t>].</w:t>
+        <w:t>.</w:t>
       </w:r>
     </w:p>
     <w:p>
@@ -4448,7 +4215,7 @@
           <w:szCs w:val="24"/>
           <w:lang w:val="hu-HU" w:eastAsia="zh-CN" w:bidi="ar-SA"/>
         </w:rPr>
-        <w:t>A kliensoldalon a React komponensalapú felépítése azért bizonyult kulcsfontosságúnak, mert a felületen rengeteg állapotfüggő nézet jelenik meg [</w:t>
+        <w:t xml:space="preserve">A kliensoldalon a React komponensalapú felépítése azért bizonyult kulcsfontosságúnak, mert a felületen rengeteg állapotfüggő nézet jelenik meg </w:t>
       </w:r>
       <w:r>
         <w:rPr>
@@ -4492,7 +4259,7 @@
           <w:szCs w:val="24"/>
           <w:lang w:val="hu-HU" w:eastAsia="zh-CN" w:bidi="ar-SA"/>
         </w:rPr>
-        <w:t>1</w:t>
+        <w:t>[1.]</w:t>
       </w:r>
       <w:r>
         <w:rPr>
@@ -4514,7 +4281,7 @@
           <w:szCs w:val="24"/>
           <w:lang w:val="hu-HU" w:eastAsia="zh-CN" w:bidi="ar-SA"/>
         </w:rPr>
-        <w:t>]. Teljesen más adatokat és űrlapokat kell mutatni egy még csak konfigurációs fázisban lévő kategóriánál, mint egy már zajló, vagy egy teljesen lezárt versenynél. A React ezeket a dinamikus, állapotfüggő nézetfrissítéseket hatékonyan kezeli [</w:t>
+        <w:t xml:space="preserve">. Teljesen más adatokat és űrlapokat kell mutatni egy még csak konfigurációs fázisban lévő kategóriánál, mint egy már zajló, vagy egy teljesen lezárt versenynél. A React ezeket a dinamikus, állapotfüggő nézetfrissítéseket hatékonyan kezeli </w:t>
       </w:r>
       <w:r>
         <w:rPr>
@@ -4558,7 +4325,7 @@
           <w:szCs w:val="24"/>
           <w:lang w:val="hu-HU" w:eastAsia="zh-CN" w:bidi="ar-SA"/>
         </w:rPr>
-        <w:t>1</w:t>
+        <w:t>[1.]</w:t>
       </w:r>
       <w:r>
         <w:rPr>
@@ -4580,7 +4347,7 @@
           <w:szCs w:val="24"/>
           <w:lang w:val="hu-HU" w:eastAsia="zh-CN" w:bidi="ar-SA"/>
         </w:rPr>
-        <w:t>].</w:t>
+        <w:t>.</w:t>
       </w:r>
       <w:r>
         <w:br w:type="page"/>
@@ -4606,7 +4373,7 @@
           <w:szCs w:val="24"/>
           <w:lang w:val="hu-HU" w:eastAsia="zh-CN" w:bidi="ar-SA"/>
         </w:rPr>
-        <w:t>Végül fontos megemlíteni a biztonsági megfontolásokat is. Mivel a rendszerben a versenyadatok szigorúan a létrehozó felhasználóhoz kötöttek, egy robusztus hitelesítési mechanizmusra volt szükség. Ezt a JSON Web Token (JWT) szabvány implementálásával oldottam meg [</w:t>
+        <w:t xml:space="preserve">Végül fontos megemlíteni a biztonsági megfontolásokat is. Mivel a rendszerben a versenyadatok szigorúan a létrehozó felhasználóhoz kötöttek, egy robusztus hitelesítési mechanizmusra volt szükség. Ezt a JSON Web Token (JWT) szabvány implementálásával oldottam meg </w:t>
       </w:r>
       <w:r>
         <w:rPr>
@@ -4650,7 +4417,7 @@
           <w:szCs w:val="24"/>
           <w:lang w:val="hu-HU" w:eastAsia="zh-CN" w:bidi="ar-SA"/>
         </w:rPr>
-        <w:t>7</w:t>
+        <w:t>[7.]</w:t>
       </w:r>
       <w:r>
         <w:rPr>
@@ -4672,7 +4439,7 @@
           <w:szCs w:val="24"/>
           <w:lang w:val="hu-HU" w:eastAsia="zh-CN" w:bidi="ar-SA"/>
         </w:rPr>
-        <w:t>]. A bejelentkezést követően a kliens egy tokent kap, amelyet a böngésző helyi tárolójában őriz, és minden védett hívásnál elküld a szervernek. Mérnöki szempontból elengedhetetlen kitérni arra, hogy ez a megközelítés az OWASP biztonsági ajánlásai [</w:t>
+        <w:t xml:space="preserve">. A bejelentkezést követően a kliens egy tokent kap, amelyet a böngésző helyi tárolójában őriz, és minden védett hívásnál elküld a szervernek. Mérnöki szempontból elengedhetetlen kitérni arra, hogy ez a megközelítés az OWASP biztonsági ajánlásai </w:t>
       </w:r>
       <w:r>
         <w:rPr>
@@ -4716,7 +4483,7 @@
           <w:szCs w:val="24"/>
           <w:lang w:val="hu-HU" w:eastAsia="zh-CN" w:bidi="ar-SA"/>
         </w:rPr>
-        <w:t>16</w:t>
+        <w:t>[16.]</w:t>
       </w:r>
       <w:r>
         <w:rPr>
@@ -4738,7 +4505,7 @@
           <w:szCs w:val="24"/>
           <w:lang w:val="hu-HU" w:eastAsia="zh-CN" w:bidi="ar-SA"/>
         </w:rPr>
-        <w:t>] alapján sebezhetőséget jelenthet az úgynevezett kódbeszúrásos (Cross-Site Scripting) támadásokkal szemben. A döntést és az ezzel járó biztonsági kompromisszumot az indokolta, hogy a React keretrendszer beépített adatkezelési logikája magas szintű védelmet nyújt ezen támadások többsége ellen. A rendszer komplexitásának alacsonyan tartása érdekében a referencia-alkalmazás szintjén ez az architekturális megoldás elfogadhatónak bizonyult. Ez az állapotmentes hitelesítési forma kiválóan illeszkedik a választott REST architektúrához [</w:t>
+        <w:t xml:space="preserve"> alapján sebezhetőséget jelenthet az úgynevezett kódbeszúrásos (Cross-Site Scripting) támadásokkal szemben. A döntést és az ezzel járó biztonsági kompromisszumot az indokolta, hogy a React keretrendszer beépített adatkezelési logikája magas szintű védelmet nyújt ezen támadások többsége ellen. A rendszer komplexitásának alacsonyan tartása érdekében a referencia-alkalmazás szintjén ez az architekturális megoldás elfogadhatónak bizonyult. Ez az állapotmentes hitelesítési forma kiválóan illeszkedik a választott REST architektúrához </w:t>
       </w:r>
       <w:r>
         <w:rPr>
@@ -4782,7 +4549,7 @@
           <w:szCs w:val="24"/>
           <w:lang w:val="hu-HU" w:eastAsia="zh-CN" w:bidi="ar-SA"/>
         </w:rPr>
-        <w:t>9</w:t>
+        <w:t>[9.]</w:t>
       </w:r>
       <w:r>
         <w:rPr>
@@ -4804,7 +4571,7 @@
           <w:szCs w:val="24"/>
           <w:lang w:val="hu-HU" w:eastAsia="zh-CN" w:bidi="ar-SA"/>
         </w:rPr>
-        <w:t>], megkönnyítve az egyértelmű jogosultságkezelést.</w:t>
+        <w:t>, megkönnyítve az egyértelmű jogosultságkezelést.</w:t>
       </w:r>
       <w:r>
         <w:br w:type="page"/>
@@ -4823,8 +4590,8 @@
           <w:lang w:val="hu-HU"/>
         </w:rPr>
       </w:pPr>
-      <w:bookmarkStart w:id="28" w:name="__RefHeading___Toc80443501"/>
-      <w:bookmarkEnd w:id="28"/>
+      <w:bookmarkStart w:id="29" w:name="__RefHeading___Toc80443501"/>
+      <w:bookmarkEnd w:id="29"/>
       <w:r>
         <w:rPr>
           <w:b/>
@@ -4885,8 +4652,8 @@
           <w:lang w:val="hu-HU" w:eastAsia="zh-CN" w:bidi="ar-SA"/>
         </w:rPr>
       </w:pPr>
-      <w:bookmarkStart w:id="29" w:name="__RefHeading___Toc741_3301496496"/>
-      <w:bookmarkEnd w:id="29"/>
+      <w:bookmarkStart w:id="30" w:name="__RefHeading___Toc741_3301496496"/>
+      <w:bookmarkEnd w:id="30"/>
       <w:r>
         <w:rPr>
           <w:rFonts w:eastAsia="Times New Roman"/>
@@ -4918,18 +4685,18 @@
           <w:lang w:val="hu-HU" w:eastAsia="zh-CN" w:bidi="ar-SA"/>
         </w:rPr>
       </w:pPr>
-      <w:bookmarkStart w:id="30" w:name="p-rc_e09d83198455830b-224"/>
-      <w:bookmarkEnd w:id="30"/>
-      <w:r>
-        <w:rPr>
-          <w:rFonts w:eastAsia="Times New Roman" w:cs="Times New Roman"/>
-          <w:color w:val="auto"/>
-          <w:kern w:val="0"/>
-          <w:sz w:val="24"/>
-          <w:szCs w:val="24"/>
-          <w:lang w:val="hu-HU" w:eastAsia="zh-CN" w:bidi="ar-SA"/>
-        </w:rPr>
-        <w:t>A rendszer alapvető funkcionális elvárása egy biztonságos, hitelesített munkamenet-kezelés kialakítása volt, hiszen az alkalmazást egyszerre több versenyszervező is használhatja a saját eseményeihez. Ennek megfelelően a felhasználóknak lehetőségük van a regisztrációra, a bejelentkezésre és profiljuk kezelésére, amelyet a JSON Web Token (JWT) szabvány [</w:t>
+      <w:bookmarkStart w:id="31" w:name="p-rc_e09d83198455830b-224"/>
+      <w:bookmarkEnd w:id="31"/>
+      <w:r>
+        <w:rPr>
+          <w:rFonts w:eastAsia="Times New Roman" w:cs="Times New Roman"/>
+          <w:color w:val="auto"/>
+          <w:kern w:val="0"/>
+          <w:sz w:val="24"/>
+          <w:szCs w:val="24"/>
+          <w:lang w:val="hu-HU" w:eastAsia="zh-CN" w:bidi="ar-SA"/>
+        </w:rPr>
+        <w:t xml:space="preserve">A rendszer alapvető funkcionális elvárása egy biztonságos, hitelesített munkamenet-kezelés kialakítása volt, hiszen az alkalmazást egyszerre több versenyszervező is használhatja a saját eseményeihez. Ennek megfelelően a felhasználóknak lehetőségük van a regisztrációra, a bejelentkezésre és profiljuk kezelésére, amelyet a JSON Web Token (JWT) szabvány </w:t>
       </w:r>
       <w:r>
         <w:rPr>
@@ -4973,7 +4740,7 @@
           <w:szCs w:val="24"/>
           <w:lang w:val="hu-HU" w:eastAsia="zh-CN" w:bidi="ar-SA"/>
         </w:rPr>
-        <w:t>7</w:t>
+        <w:t>[7.]</w:t>
       </w:r>
       <w:r>
         <w:rPr>
@@ -4995,7 +4762,7 @@
           <w:szCs w:val="24"/>
           <w:lang w:val="hu-HU" w:eastAsia="zh-CN" w:bidi="ar-SA"/>
         </w:rPr>
-        <w:t xml:space="preserve">] garantál. Ennél is kritikusabb azonban a szigorú adatelkülönítés: a rendszer minden adatbázis-műveletnél ellenőrzi a tulajdonosi viszonyt, teljesen kizárva, hogy bárki illetéktelenül férhessen hozzá mások adataihoz. Erre a biztonságos alapra épül a versenyek mint legfelső szintű entitások létrehozása, amelyekhez a szervezők globális erőforrásokat és szabályokat , például a rendelkezésre álló pályák számát, a becsült mérkőzésidőket és a játékvezetői névsort rendelhetnek. Mivel egy eseményen belül eltérő versenyszámok futnak, a szoftver kategóriaszintű paraméterezést is biztosít, így egyaránt képes kiszolgálni a tisztán csoportkörös, a csak egyenes kieséses, illetve a kettőt kombináló lebonyolítási formátumokat. </w:t>
+        <w:t xml:space="preserve"> garantál. Ennél is kritikusabb azonban a szigorú adatelkülönítés: a rendszer minden adatbázis-műveletnél ellenőrzi a tulajdonosi viszonyt, teljesen kizárva, hogy bárki illetéktelenül férhessen hozzá mások adataihoz. Erre a biztonságos alapra épül a versenyek mint legfelső szintű entitások létrehozása, amelyekhez a szervezők globális erőforrásokat és szabályokat , például a rendelkezésre álló pályák számát, a becsült mérkőzésidőket és a játékvezetői névsort rendelhetnek. Mivel egy eseményen belül eltérő versenyszámok futnak, a szoftver kategóriaszintű paraméterezést is biztosít, így egyaránt képes kiszolgálni a tisztán csoportkörös, a csak egyenes kieséses, illetve a kettőt kombináló lebonyolítási formátumokat. </w:t>
       </w:r>
     </w:p>
     <w:p>
@@ -5016,8 +4783,8 @@
           <w:lang w:val="hu-HU" w:eastAsia="zh-CN" w:bidi="ar-SA"/>
         </w:rPr>
       </w:pPr>
-      <w:bookmarkStart w:id="31" w:name="p-rc_e09d83198455830b-225"/>
-      <w:bookmarkEnd w:id="31"/>
+      <w:bookmarkStart w:id="32" w:name="p-rc_e09d83198455830b-225"/>
+      <w:bookmarkEnd w:id="32"/>
       <w:r>
         <w:rPr>
           <w:rFonts w:eastAsia="Times New Roman" w:cs="Times New Roman"/>
@@ -5048,18 +4815,18 @@
           <w:lang w:val="hu-HU" w:eastAsia="zh-CN" w:bidi="ar-SA"/>
         </w:rPr>
       </w:pPr>
-      <w:bookmarkStart w:id="32" w:name="p-rc_e09d83198455830b-226"/>
-      <w:bookmarkEnd w:id="32"/>
-      <w:r>
-        <w:rPr>
-          <w:rFonts w:eastAsia="Times New Roman" w:cs="Times New Roman"/>
-          <w:color w:val="auto"/>
-          <w:kern w:val="0"/>
-          <w:sz w:val="24"/>
-          <w:szCs w:val="24"/>
-          <w:lang w:val="hu-HU" w:eastAsia="zh-CN" w:bidi="ar-SA"/>
-        </w:rPr>
-        <w:t>A mérkőzések elindulásával a fókusz a precíz eredményrögzítésre és az ütemezésre helyeződik át. A szoftver szettekre bontva kéri be a pontokat, majd szerveroldalon validálja azokat a Nemzetközi Tollaslabda Szövetség (BWF) hivatalos szabályai [</w:t>
+      <w:bookmarkStart w:id="33" w:name="p-rc_e09d83198455830b-226"/>
+      <w:bookmarkEnd w:id="33"/>
+      <w:r>
+        <w:rPr>
+          <w:rFonts w:eastAsia="Times New Roman" w:cs="Times New Roman"/>
+          <w:color w:val="auto"/>
+          <w:kern w:val="0"/>
+          <w:sz w:val="24"/>
+          <w:szCs w:val="24"/>
+          <w:lang w:val="hu-HU" w:eastAsia="zh-CN" w:bidi="ar-SA"/>
+        </w:rPr>
+        <w:t xml:space="preserve">A mérkőzések elindulásával a fókusz a precíz eredményrögzítésre és az ütemezésre helyeződik át. A szoftver szettekre bontva kéri be a pontokat, majd szerveroldalon validálja azokat a Nemzetközi Tollaslabda Szövetség (BWF) hivatalos szabályai </w:t>
       </w:r>
       <w:r>
         <w:rPr>
@@ -5103,7 +4870,7 @@
           <w:szCs w:val="24"/>
           <w:lang w:val="hu-HU" w:eastAsia="zh-CN" w:bidi="ar-SA"/>
         </w:rPr>
-        <w:t>14</w:t>
+        <w:t>[14.]</w:t>
       </w:r>
       <w:r>
         <w:rPr>
@@ -5125,7 +4892,7 @@
           <w:szCs w:val="24"/>
           <w:lang w:val="hu-HU" w:eastAsia="zh-CN" w:bidi="ar-SA"/>
         </w:rPr>
-        <w:t xml:space="preserve">] szerint, ellenőrizve a kötelező kétpontos különbséget és a maximális pontkorlátot. Az ütemező modul ehhez szorosan kapcsolódva rendeli hozzá a mérkőzéseket a szabad pályákhoz és a becsült időpontokhoz, figyelembe véve a kötelező pihenőidőket, beépített védelemmel megakadályozva a pálya- vagy játékosütközéseket a mérkőzések elindításakor. A befejezett mérkőzések alapján a rendszer valós időben frissíti a csoportállásokat. Kiemelt funkcionális követelmény a holtversenyek algoritmikus, szabályalapú feloldása, amely az egymás elleni eredményt, a szett és pontkülönbséget, illetve többes körbeverés esetén az érintett játékosok szűkített tabelláját veszi alapul. </w:t>
+        <w:t xml:space="preserve"> szerint, ellenőrizve a kötelező kétpontos különbséget és a maximális pontkorlátot. Az ütemező modul ehhez szorosan kapcsolódva rendeli hozzá a mérkőzéseket a szabad pályákhoz és a becsült időpontokhoz, figyelembe véve a kötelező pihenőidőket, beépített védelemmel megakadályozva a pálya- vagy játékosütközéseket a mérkőzések elindításakor. A befejezett mérkőzések alapján a rendszer valós időben frissíti a csoportállásokat. Kiemelt funkcionális követelmény a holtversenyek algoritmikus, szabályalapú feloldása, amely az egymás elleni eredményt, a szett és pontkülönbséget, illetve többes körbeverés esetén az érintett játékosok szűkített tabelláját veszi alapul. </w:t>
       </w:r>
     </w:p>
     <w:p>
@@ -5139,8 +4906,8 @@
         <w:jc w:val="both"/>
         <w:rPr/>
       </w:pPr>
-      <w:bookmarkStart w:id="33" w:name="p-rc_e09d83198455830b-227"/>
-      <w:bookmarkEnd w:id="33"/>
+      <w:bookmarkStart w:id="34" w:name="p-rc_e09d83198455830b-227"/>
+      <w:bookmarkEnd w:id="34"/>
       <w:r>
         <w:rPr>
           <w:rFonts w:eastAsia="Times New Roman" w:cs="Times New Roman"/>
@@ -5193,8 +4960,8 @@
           <w:lang w:val="hu-HU" w:eastAsia="zh-CN" w:bidi="ar-SA"/>
         </w:rPr>
       </w:pPr>
-      <w:bookmarkStart w:id="34" w:name="__RefHeading___Toc80443503"/>
-      <w:bookmarkEnd w:id="34"/>
+      <w:bookmarkStart w:id="35" w:name="__RefHeading___Toc80443503"/>
+      <w:bookmarkEnd w:id="35"/>
       <w:r>
         <w:rPr>
           <w:rFonts w:eastAsia="Times New Roman"/>
@@ -5235,7 +5002,7 @@
           <w:szCs w:val="24"/>
           <w:lang w:val="hu-HU" w:eastAsia="zh-CN" w:bidi="ar-SA"/>
         </w:rPr>
-        <w:t>A konkrét funkciókon túl a rendszer minőségét, megbízhatóságát és ergonómiáját szigorú nem-funkcionális elvárások határozták meg a szoftvermérnöki alapelvekkel összhangban [</w:t>
+        <w:t xml:space="preserve">A konkrét funkciókon túl a rendszer minőségét, megbízhatóságát és ergonómiáját szigorú nem-funkcionális elvárások határozták meg a szoftvermérnöki alapelvekkel összhangban </w:t>
       </w:r>
       <w:r>
         <w:rPr>
@@ -5279,7 +5046,7 @@
           <w:szCs w:val="24"/>
           <w:lang w:val="hu-HU" w:eastAsia="zh-CN" w:bidi="ar-SA"/>
         </w:rPr>
-        <w:t>12</w:t>
+        <w:t>[12.]</w:t>
       </w:r>
       <w:r>
         <w:rPr>
@@ -5301,7 +5068,7 @@
           <w:szCs w:val="24"/>
           <w:lang w:val="hu-HU" w:eastAsia="zh-CN" w:bidi="ar-SA"/>
         </w:rPr>
-        <w:t>]. Az egyik legfontosabb szempont a hibatűrő működés és a robusztusság biztosítása volt. Ennek értelmében a frontendnek és a backendnek egyaránt stabilan kell kezelnie az érvénytelen kéréseket. Egy hibás URL-paraméter (például egy nem létező versenyazonosító) vagy egy rossz sorrendben végrehajtott felhasználói művelet nem okozhat szerveroldali összeomlást. Az API-nak a REST architektúra elveinek megfelelően minden esetben kontrollált HTTP-hibakódokkal és értelmezhető válaszokkal kell reagálnia [</w:t>
+        <w:t xml:space="preserve">. Az egyik legfontosabb szempont a hibatűrő működés és a robusztusság biztosítása volt. Ennek értelmében a frontendnek és a backendnek egyaránt stabilan kell kezelnie az érvénytelen kéréseket. Egy hibás URL-paraméter (például egy nem létező versenyazonosító) vagy egy rossz sorrendben végrehajtott felhasználói művelet nem okozhat szerveroldali összeomlást. Az API-nak a REST architektúra elveinek megfelelően minden esetben kontrollált HTTP-hibakódokkal és értelmezhető válaszokkal kell reagálnia </w:t>
       </w:r>
       <w:r>
         <w:rPr>
@@ -5345,7 +5112,7 @@
           <w:szCs w:val="24"/>
           <w:lang w:val="hu-HU" w:eastAsia="zh-CN" w:bidi="ar-SA"/>
         </w:rPr>
-        <w:t>9</w:t>
+        <w:t>[9.]</w:t>
       </w:r>
       <w:r>
         <w:rPr>
@@ -5367,7 +5134,7 @@
           <w:szCs w:val="24"/>
           <w:lang w:val="hu-HU" w:eastAsia="zh-CN" w:bidi="ar-SA"/>
         </w:rPr>
-        <w:t>].</w:t>
+        <w:t>.</w:t>
       </w:r>
     </w:p>
     <w:p>
@@ -5397,7 +5164,7 @@
           <w:szCs w:val="24"/>
           <w:lang w:val="hu-HU" w:eastAsia="zh-CN" w:bidi="ar-SA"/>
         </w:rPr>
-        <w:t>A technikai stabilitás mellett kiemelt figyelmet kapott az alacsony kognitív terhelés és a magas szintű használhatóság [</w:t>
+        <w:t xml:space="preserve">A technikai stabilitás mellett kiemelt figyelmet kapott az alacsony kognitív terhelés és a magas szintű használhatóság </w:t>
       </w:r>
       <w:r>
         <w:rPr>
@@ -5441,7 +5208,7 @@
           <w:szCs w:val="24"/>
           <w:lang w:val="hu-HU" w:eastAsia="zh-CN" w:bidi="ar-SA"/>
         </w:rPr>
-        <w:t>12</w:t>
+        <w:t>[12.]</w:t>
       </w:r>
       <w:r>
         <w:rPr>
@@ -5463,7 +5230,7 @@
           <w:szCs w:val="24"/>
           <w:lang w:val="hu-HU" w:eastAsia="zh-CN" w:bidi="ar-SA"/>
         </w:rPr>
-        <w:t>]. Mivel a versenyszervezők gyakran stresszes, zajos környezetben használják a szoftvert, az elvárások között szerepelt egy egyértelmű és letisztult felület megalkotása. Ennek érdekében a kritikus, visszafordíthatatlan műveletek jól láthatóan elkülönülnek a felületen, a hibaüzenetek pedig egységesen, magyar nyelven tájékoztatják a felhasználót a probléma okáról és a megoldási lehetőségekről.</w:t>
+        <w:t>. Mivel a versenyszervezők gyakran stresszes, zajos környezetben használják a szoftvert, az elvárások között szerepelt egy egyértelmű és letisztult felület megalkotása. Ennek érdekében a kritikus, visszafordíthatatlan műveletek jól láthatóan elkülönülnek a felületen, a hibaüzenetek pedig egységesen, magyar nyelven tájékoztatják a felhasználót a probléma okáról és a megoldási lehetőségekről.</w:t>
       </w:r>
     </w:p>
     <w:p>
@@ -5486,7 +5253,7 @@
           <w:szCs w:val="24"/>
           <w:lang w:val="hu-HU" w:eastAsia="zh-CN" w:bidi="ar-SA"/>
         </w:rPr>
-        <w:t>A megbízható működés további alapfeltétele az adatkonzisztencia és az integritás fenntartása. Ez a gyakorlatban azt jelenti, hogy egy mérkőzéseredmény utólagos felülírásának azonnal, láncreakciószerűen frissítenie kell a kapcsolódó csoportállást és a továbbjutási feltételeket. Végül a rendszer teljesítményével és reakcióképességével szemben támasztott elvárás, hogy a szoftver tipikus amatőr versenyméretek mellett is azonnali válaszidővel hajtsa végre az alapvető lekérdezéseket. Emellett a számításigényesebb feladatoknak, mint amilyen a globális ütemezés vagy a csonka körmérkőzéses sorsolás generálása, szintén észrevehető várakozási idő nélkül kell lefutniuk [</w:t>
+        <w:t xml:space="preserve">A megbízható működés további alapfeltétele az adatkonzisztencia és az integritás fenntartása. Ez a gyakorlatban azt jelenti, hogy egy mérkőzéseredmény utólagos felülírásának azonnal, láncreakciószerűen frissítenie kell a kapcsolódó csoportállást és a továbbjutási feltételeket. Végül a rendszer teljesítményével és reakcióképességével szemben támasztott elvárás, hogy a szoftver tipikus amatőr versenyméretek mellett is azonnali válaszidővel hajtsa végre az alapvető lekérdezéseket. Emellett a számításigényesebb feladatoknak, mint amilyen a globális ütemezés vagy a csonka körmérkőzéses sorsolás generálása, szintén észrevehető várakozási idő nélkül kell lefutniuk </w:t>
       </w:r>
       <w:r>
         <w:rPr>
@@ -5530,7 +5297,7 @@
           <w:szCs w:val="24"/>
           <w:lang w:val="hu-HU" w:eastAsia="zh-CN" w:bidi="ar-SA"/>
         </w:rPr>
-        <w:t>12</w:t>
+        <w:t>[12.]</w:t>
       </w:r>
       <w:r>
         <w:rPr>
@@ -5552,7 +5319,7 @@
           <w:szCs w:val="24"/>
           <w:lang w:val="hu-HU" w:eastAsia="zh-CN" w:bidi="ar-SA"/>
         </w:rPr>
-        <w:t>].</w:t>
+        <w:t>.</w:t>
       </w:r>
       <w:r>
         <w:br w:type="page"/>
@@ -5571,8 +5338,8 @@
           <w:lang w:val="hu-HU"/>
         </w:rPr>
       </w:pPr>
-      <w:bookmarkStart w:id="35" w:name="__RefHeading___Toc80443504"/>
-      <w:bookmarkEnd w:id="35"/>
+      <w:bookmarkStart w:id="36" w:name="__RefHeading___Toc80443504"/>
+      <w:bookmarkEnd w:id="36"/>
       <w:r>
         <w:rPr>
           <w:b/>
@@ -5601,18 +5368,18 @@
           <w:lang w:val="hu-HU" w:eastAsia="zh-CN" w:bidi="ar-SA"/>
         </w:rPr>
       </w:pPr>
-      <w:bookmarkStart w:id="36" w:name="p-rc_e2aa733799cf24c0-234"/>
-      <w:bookmarkEnd w:id="36"/>
-      <w:r>
-        <w:rPr>
-          <w:rFonts w:eastAsia="Times New Roman" w:cs="Times New Roman"/>
-          <w:color w:val="auto"/>
-          <w:kern w:val="0"/>
-          <w:sz w:val="24"/>
-          <w:szCs w:val="24"/>
-          <w:lang w:val="hu-HU" w:eastAsia="zh-CN" w:bidi="ar-SA"/>
-        </w:rPr>
-        <w:t>A rendszer akkor tekinthető a specifikált követelmények szempontjából elfogadhatónak, ha az alkalmazás teljes életciklusa logikai és technikai hibák nélkül végrehajtható. Az elvárt munkafolyamat első lépéseként a felhasználónak képesnek kell lennie a regisztrációra és a bejelentkezésre, miközben a szoftver a hitelesítési protokollok révén garantálja, hogy a szervező kizárólag a saját adataihoz férjen hozzá [</w:t>
+      <w:bookmarkStart w:id="37" w:name="p-rc_e2aa733799cf24c0-234"/>
+      <w:bookmarkEnd w:id="37"/>
+      <w:r>
+        <w:rPr>
+          <w:rFonts w:eastAsia="Times New Roman" w:cs="Times New Roman"/>
+          <w:color w:val="auto"/>
+          <w:kern w:val="0"/>
+          <w:sz w:val="24"/>
+          <w:szCs w:val="24"/>
+          <w:lang w:val="hu-HU" w:eastAsia="zh-CN" w:bidi="ar-SA"/>
+        </w:rPr>
+        <w:t xml:space="preserve">A rendszer akkor tekinthető a specifikált követelmények szempontjából elfogadhatónak, ha az alkalmazás teljes életciklusa logikai és technikai hibák nélkül végrehajtható. Az elvárt munkafolyamat első lépéseként a felhasználónak képesnek kell lennie a regisztrációra és a bejelentkezésre, miközben a szoftver a hitelesítési protokollok révén garantálja, hogy a szervező kizárólag a saját adataihoz férjen hozzá </w:t>
       </w:r>
       <w:r>
         <w:rPr>
@@ -5656,7 +5423,7 @@
           <w:szCs w:val="24"/>
           <w:lang w:val="hu-HU" w:eastAsia="zh-CN" w:bidi="ar-SA"/>
         </w:rPr>
-        <w:t>7</w:t>
+        <w:t>[7.]</w:t>
       </w:r>
       <w:r>
         <w:rPr>
@@ -5678,7 +5445,7 @@
           <w:szCs w:val="24"/>
           <w:lang w:val="hu-HU" w:eastAsia="zh-CN" w:bidi="ar-SA"/>
         </w:rPr>
-        <w:t xml:space="preserve">]. A biztonságos belépést követően alapvető elvárás, hogy a felületen gördülékenyen létrehozható legyen új verseny és kategória, a résztvevő játékosok pedig egyenként vagy akár tömegesen is rögzíthetők legyenek a rendszerben. </w:t>
+        <w:t xml:space="preserve">. A biztonságos belépést követően alapvető elvárás, hogy a felületen gördülékenyen létrehozható legyen új verseny és kategória, a résztvevő játékosok pedig egyenként vagy akár tömegesen is rögzíthetők legyenek a rendszerben. </w:t>
       </w:r>
     </w:p>
     <w:p>
@@ -5699,18 +5466,18 @@
           <w:lang w:val="hu-HU" w:eastAsia="zh-CN" w:bidi="ar-SA"/>
         </w:rPr>
       </w:pPr>
-      <w:bookmarkStart w:id="37" w:name="p-rc_e2aa733799cf24c0-235"/>
-      <w:bookmarkEnd w:id="37"/>
-      <w:r>
-        <w:rPr>
-          <w:rFonts w:eastAsia="Times New Roman" w:cs="Times New Roman"/>
-          <w:color w:val="auto"/>
-          <w:kern w:val="0"/>
-          <w:sz w:val="24"/>
-          <w:szCs w:val="24"/>
-          <w:lang w:val="hu-HU" w:eastAsia="zh-CN" w:bidi="ar-SA"/>
-        </w:rPr>
-        <w:t>A tényleges versenynap kezdetekor a sorsoláslezárás során a rendszernek a helyszíni jelenlét alapján, kizárólag a tényleges indulók figyelembevételével kell legenerálnia a csoportkörös mérkőzéseket. A lebonyolítás során az eredményrögzítésnek szigorúan a sportágspecifikus validációs szabályoknak megfelelően kell működnie a Nemzetközi Tollaslabda Szövetség (BWF) előírásaira támaszkodva [</w:t>
+      <w:bookmarkStart w:id="38" w:name="p-rc_e2aa733799cf24c0-235"/>
+      <w:bookmarkEnd w:id="38"/>
+      <w:r>
+        <w:rPr>
+          <w:rFonts w:eastAsia="Times New Roman" w:cs="Times New Roman"/>
+          <w:color w:val="auto"/>
+          <w:kern w:val="0"/>
+          <w:sz w:val="24"/>
+          <w:szCs w:val="24"/>
+          <w:lang w:val="hu-HU" w:eastAsia="zh-CN" w:bidi="ar-SA"/>
+        </w:rPr>
+        <w:t xml:space="preserve">A tényleges versenynap kezdetekor a sorsoláslezárás során a rendszernek a helyszíni jelenlét alapján, kizárólag a tényleges indulók figyelembevételével kell legenerálnia a csoportkörös mérkőzéseket. A lebonyolítás során az eredményrögzítésnek szigorúan a sportágspecifikus validációs szabályoknak megfelelően kell működnie a Nemzetközi Tollaslabda Szövetség (BWF) előírásaira támaszkodva </w:t>
       </w:r>
       <w:r>
         <w:rPr>
@@ -5754,7 +5521,7 @@
           <w:szCs w:val="24"/>
           <w:lang w:val="hu-HU" w:eastAsia="zh-CN" w:bidi="ar-SA"/>
         </w:rPr>
-        <w:t>14</w:t>
+        <w:t>[14.]</w:t>
       </w:r>
       <w:r>
         <w:rPr>
@@ -5776,7 +5543,7 @@
           <w:szCs w:val="24"/>
           <w:lang w:val="hu-HU" w:eastAsia="zh-CN" w:bidi="ar-SA"/>
         </w:rPr>
-        <w:t xml:space="preserve">], majd a helyesen rögzített pontok alapján a csoportállásnak automatikusan, külső beavatkozás nélkül kell frissülnie. A csoportkör lezárultát és a továbbjutók kiválasztását követően a szoftvernek önállóan fel kell építenie a megfelelő kiemelésű egyenes kieséses ágat. </w:t>
+        <w:t xml:space="preserve">, majd a helyesen rögzített pontok alapján a csoportállásnak automatikusan, külső beavatkozás nélkül kell frissülnie. A csoportkör lezárultát és a továbbjutók kiválasztását követően a szoftvernek önállóan fel kell építenie a megfelelő kiemelésű egyenes kieséses ágat. </w:t>
       </w:r>
     </w:p>
     <w:p>
@@ -5797,8 +5564,8 @@
           <w:lang w:val="hu-HU" w:eastAsia="zh-CN" w:bidi="ar-SA"/>
         </w:rPr>
       </w:pPr>
-      <w:bookmarkStart w:id="38" w:name="p-rc_e2aa733799cf24c0-236"/>
-      <w:bookmarkEnd w:id="38"/>
+      <w:bookmarkStart w:id="39" w:name="p-rc_e2aa733799cf24c0-236"/>
+      <w:bookmarkEnd w:id="39"/>
       <w:r>
         <w:rPr>
           <w:rFonts w:eastAsia="Times New Roman" w:cs="Times New Roman"/>
@@ -5834,8 +5601,8 @@
           <w:lang w:val="hu-HU" w:eastAsia="zh-CN" w:bidi="ar-SA"/>
         </w:rPr>
       </w:pPr>
-      <w:bookmarkStart w:id="39" w:name="__RefHeading___Toc996_1096933156"/>
-      <w:bookmarkEnd w:id="39"/>
+      <w:bookmarkStart w:id="40" w:name="__RefHeading___Toc996_1096933156"/>
+      <w:bookmarkEnd w:id="40"/>
       <w:r>
         <w:rPr>
           <w:rFonts w:eastAsia="Times New Roman"/>
@@ -5867,8 +5634,8 @@
           <w:lang w:val="hu-HU" w:eastAsia="zh-CN" w:bidi="ar-SA"/>
         </w:rPr>
       </w:pPr>
-      <w:bookmarkStart w:id="40" w:name="p-rc_9ad5e38994d2418a-242"/>
-      <w:bookmarkEnd w:id="40"/>
+      <w:bookmarkStart w:id="41" w:name="p-rc_9ad5e38994d2418a-242"/>
+      <w:bookmarkEnd w:id="41"/>
       <w:r>
         <w:rPr>
           <w:rFonts w:eastAsia="Times New Roman" w:cs="Times New Roman"/>
@@ -5899,8 +5666,8 @@
           <w:lang w:val="hu-HU" w:eastAsia="zh-CN" w:bidi="ar-SA"/>
         </w:rPr>
       </w:pPr>
-      <w:bookmarkStart w:id="41" w:name="p-rc_9ad5e38994d2418a-243"/>
-      <w:bookmarkEnd w:id="41"/>
+      <w:bookmarkStart w:id="42" w:name="p-rc_9ad5e38994d2418a-243"/>
+      <w:bookmarkEnd w:id="42"/>
       <w:r>
         <w:rPr>
           <w:rFonts w:eastAsia="Times New Roman" w:cs="Times New Roman"/>
@@ -5931,8 +5698,8 @@
           <w:lang w:val="hu-HU" w:eastAsia="zh-CN" w:bidi="ar-SA"/>
         </w:rPr>
       </w:pPr>
-      <w:bookmarkStart w:id="42" w:name="p-rc_9ad5e38994d2418a-244"/>
-      <w:bookmarkEnd w:id="42"/>
+      <w:bookmarkStart w:id="43" w:name="p-rc_9ad5e38994d2418a-244"/>
+      <w:bookmarkEnd w:id="43"/>
       <w:r>
         <w:rPr>
           <w:rFonts w:eastAsia="Times New Roman" w:cs="Times New Roman"/>
@@ -5993,8 +5760,8 @@
           <w:lang w:val="hu-HU" w:eastAsia="zh-CN" w:bidi="ar-SA"/>
         </w:rPr>
       </w:pPr>
-      <w:bookmarkStart w:id="43" w:name="p-rc_9ad5e38994d2418a-245"/>
-      <w:bookmarkEnd w:id="43"/>
+      <w:bookmarkStart w:id="44" w:name="p-rc_9ad5e38994d2418a-245"/>
+      <w:bookmarkEnd w:id="44"/>
       <w:r>
         <w:rPr>
           <w:rFonts w:eastAsia="Times New Roman" w:cs="Times New Roman"/>
@@ -6023,8 +5790,8 @@
           <w:lang w:val="hu-HU"/>
         </w:rPr>
       </w:pPr>
-      <w:bookmarkStart w:id="44" w:name="__RefHeading___Toc80443505"/>
-      <w:bookmarkEnd w:id="44"/>
+      <w:bookmarkStart w:id="45" w:name="__RefHeading___Toc80443505"/>
+      <w:bookmarkEnd w:id="45"/>
       <w:r>
         <w:rPr>
           <w:b/>
@@ -6085,8 +5852,8 @@
           <w:lang w:val="hu-HU" w:eastAsia="zh-CN" w:bidi="ar-SA"/>
         </w:rPr>
       </w:pPr>
-      <w:bookmarkStart w:id="45" w:name="__RefHeading___Toc747_3301496496"/>
-      <w:bookmarkEnd w:id="45"/>
+      <w:bookmarkStart w:id="46" w:name="__RefHeading___Toc747_3301496496"/>
+      <w:bookmarkEnd w:id="46"/>
       <w:r>
         <w:rPr>
           <w:rFonts w:eastAsia="Times New Roman"/>
@@ -6235,8 +6002,8 @@
           <w:lang w:val="hu-HU" w:eastAsia="zh-CN" w:bidi="ar-SA"/>
         </w:rPr>
       </w:pPr>
-      <w:bookmarkStart w:id="46" w:name="__RefHeading___Toc749_3301496496"/>
-      <w:bookmarkEnd w:id="46"/>
+      <w:bookmarkStart w:id="47" w:name="__RefHeading___Toc749_3301496496"/>
+      <w:bookmarkEnd w:id="47"/>
       <w:r>
         <w:rPr>
           <w:rFonts w:eastAsia="Times New Roman"/>
@@ -6268,8 +6035,8 @@
           <w:lang w:val="hu-HU" w:eastAsia="zh-CN" w:bidi="ar-SA"/>
         </w:rPr>
       </w:pPr>
-      <w:bookmarkStart w:id="47" w:name="p-rc_91f561a2d2ec0f15-258"/>
-      <w:bookmarkEnd w:id="47"/>
+      <w:bookmarkStart w:id="48" w:name="p-rc_91f561a2d2ec0f15-258"/>
+      <w:bookmarkEnd w:id="48"/>
       <w:r>
         <w:rPr>
           <w:rFonts w:eastAsia="Times New Roman" w:cs="Times New Roman"/>
@@ -6300,8 +6067,8 @@
           <w:lang w:val="hu-HU" w:eastAsia="zh-CN" w:bidi="ar-SA"/>
         </w:rPr>
       </w:pPr>
-      <w:bookmarkStart w:id="48" w:name="p-rc_91f561a2d2ec0f15-259"/>
-      <w:bookmarkEnd w:id="48"/>
+      <w:bookmarkStart w:id="49" w:name="p-rc_91f561a2d2ec0f15-259"/>
+      <w:bookmarkEnd w:id="49"/>
       <w:r>
         <w:rPr>
           <w:rFonts w:eastAsia="Times New Roman" w:cs="Times New Roman"/>
@@ -6332,8 +6099,8 @@
           <w:lang w:val="hu-HU" w:eastAsia="zh-CN" w:bidi="ar-SA"/>
         </w:rPr>
       </w:pPr>
-      <w:bookmarkStart w:id="49" w:name="p-rc_91f561a2d2ec0f15-260"/>
-      <w:bookmarkEnd w:id="49"/>
+      <w:bookmarkStart w:id="50" w:name="p-rc_91f561a2d2ec0f15-260"/>
+      <w:bookmarkEnd w:id="50"/>
       <w:r>
         <w:rPr>
           <w:rFonts w:eastAsia="Times New Roman" w:cs="Times New Roman"/>
@@ -6364,8 +6131,8 @@
           <w:lang w:val="hu-HU" w:eastAsia="zh-CN" w:bidi="ar-SA"/>
         </w:rPr>
       </w:pPr>
-      <w:bookmarkStart w:id="50" w:name="p-rc_91f561a2d2ec0f15-261"/>
-      <w:bookmarkEnd w:id="50"/>
+      <w:bookmarkStart w:id="51" w:name="p-rc_91f561a2d2ec0f15-261"/>
+      <w:bookmarkEnd w:id="51"/>
       <w:r>
         <w:rPr>
           <w:rFonts w:eastAsia="Times New Roman" w:cs="Times New Roman"/>
@@ -6398,8 +6165,8 @@
           <w:lang w:val="hu-HU" w:eastAsia="zh-CN" w:bidi="ar-SA"/>
         </w:rPr>
       </w:pPr>
-      <w:bookmarkStart w:id="51" w:name="__RefHeading___Toc80443508"/>
-      <w:bookmarkEnd w:id="51"/>
+      <w:bookmarkStart w:id="52" w:name="__RefHeading___Toc80443508"/>
+      <w:bookmarkEnd w:id="52"/>
       <w:r>
         <w:rPr>
           <w:rFonts w:eastAsia="Times New Roman"/>
@@ -6431,18 +6198,18 @@
           <w:lang w:val="hu-HU" w:eastAsia="zh-CN" w:bidi="ar-SA"/>
         </w:rPr>
       </w:pPr>
-      <w:bookmarkStart w:id="52" w:name="p-rc_cf4ccfd0e12ea3df-266"/>
-      <w:bookmarkEnd w:id="52"/>
-      <w:r>
-        <w:rPr>
-          <w:rFonts w:eastAsia="Times New Roman" w:cs="Times New Roman"/>
-          <w:color w:val="auto"/>
-          <w:kern w:val="0"/>
-          <w:sz w:val="24"/>
-          <w:szCs w:val="24"/>
-          <w:lang w:val="hu-HU" w:eastAsia="zh-CN" w:bidi="ar-SA"/>
-        </w:rPr>
-        <w:t>A REST API végpontjainak tervezésekor abból az alapelvből indultam ki, hogy az interfész nem csupán alapvető adatszolgáltató réteg, hanem a rendszer elsődleges folyamatvezérlője is [</w:t>
+      <w:bookmarkStart w:id="53" w:name="p-rc_cf4ccfd0e12ea3df-266"/>
+      <w:bookmarkEnd w:id="53"/>
+      <w:r>
+        <w:rPr>
+          <w:rFonts w:eastAsia="Times New Roman" w:cs="Times New Roman"/>
+          <w:color w:val="auto"/>
+          <w:kern w:val="0"/>
+          <w:sz w:val="24"/>
+          <w:szCs w:val="24"/>
+          <w:lang w:val="hu-HU" w:eastAsia="zh-CN" w:bidi="ar-SA"/>
+        </w:rPr>
+        <w:t xml:space="preserve">A REST API végpontjainak tervezésekor abból az alapelvből indultam ki, hogy az interfész nem csupán alapvető adatszolgáltató réteg, hanem a rendszer elsődleges folyamatvezérlője is </w:t>
       </w:r>
       <w:r>
         <w:rPr>
@@ -6486,7 +6253,7 @@
           <w:szCs w:val="24"/>
           <w:lang w:val="hu-HU" w:eastAsia="zh-CN" w:bidi="ar-SA"/>
         </w:rPr>
-        <w:t>9</w:t>
+        <w:t>[9.]</w:t>
       </w:r>
       <w:r>
         <w:rPr>
@@ -6508,7 +6275,7 @@
           <w:szCs w:val="24"/>
           <w:lang w:val="hu-HU" w:eastAsia="zh-CN" w:bidi="ar-SA"/>
         </w:rPr>
-        <w:t xml:space="preserve">]. Emiatt az interfészt két markáns logikai részre bontottam: a hagyományos adatmódosító végpontokra és az erőforrás-specifikus üzleti műveleteket indító útvonalakra. </w:t>
+        <w:t xml:space="preserve">. Emiatt az interfészt két markáns logikai részre bontottam: a hagyományos adatmódosító végpontokra és az erőforrás-specifikus üzleti műveleteket indító útvonalakra. </w:t>
       </w:r>
     </w:p>
     <w:p>
@@ -6529,8 +6296,8 @@
           <w:lang w:val="hu-HU" w:eastAsia="zh-CN" w:bidi="ar-SA"/>
         </w:rPr>
       </w:pPr>
-      <w:bookmarkStart w:id="53" w:name="p-rc_cf4ccfd0e12ea3df-267"/>
-      <w:bookmarkEnd w:id="53"/>
+      <w:bookmarkStart w:id="54" w:name="p-rc_cf4ccfd0e12ea3df-267"/>
+      <w:bookmarkEnd w:id="54"/>
       <w:r>
         <w:rPr>
           <w:rFonts w:eastAsia="Times New Roman" w:cs="Times New Roman"/>
@@ -6559,18 +6326,18 @@
           <w:lang w:val="hu-HU" w:eastAsia="zh-CN" w:bidi="ar-SA"/>
         </w:rPr>
       </w:pPr>
-      <w:bookmarkStart w:id="54" w:name="p-rc_cf4ccfd0e12ea3df-268"/>
-      <w:bookmarkEnd w:id="54"/>
-      <w:r>
-        <w:rPr>
-          <w:rFonts w:eastAsia="Times New Roman" w:cs="Times New Roman"/>
-          <w:color w:val="auto"/>
-          <w:kern w:val="0"/>
-          <w:sz w:val="24"/>
-          <w:szCs w:val="24"/>
-          <w:lang w:val="hu-HU" w:eastAsia="zh-CN" w:bidi="ar-SA"/>
-        </w:rPr>
-        <w:t>A biztonság érdekében az interfész a nyilvános kijelzőnézet kivételével kizárólag hitelesített, védett végpontokból áll [</w:t>
+      <w:bookmarkStart w:id="55" w:name="p-rc_cf4ccfd0e12ea3df-268"/>
+      <w:bookmarkEnd w:id="55"/>
+      <w:r>
+        <w:rPr>
+          <w:rFonts w:eastAsia="Times New Roman" w:cs="Times New Roman"/>
+          <w:color w:val="auto"/>
+          <w:kern w:val="0"/>
+          <w:sz w:val="24"/>
+          <w:szCs w:val="24"/>
+          <w:lang w:val="hu-HU" w:eastAsia="zh-CN" w:bidi="ar-SA"/>
+        </w:rPr>
+        <w:t xml:space="preserve">A biztonság érdekében az interfész a nyilvános kijelzőnézet kivételével kizárólag hitelesített, védett végpontokból áll </w:t>
       </w:r>
       <w:r>
         <w:rPr>
@@ -6614,7 +6381,7 @@
           <w:szCs w:val="24"/>
           <w:lang w:val="hu-HU" w:eastAsia="zh-CN" w:bidi="ar-SA"/>
         </w:rPr>
-        <w:t>7</w:t>
+        <w:t>[7.]</w:t>
       </w:r>
       <w:r>
         <w:rPr>
@@ -6636,7 +6403,7 @@
           <w:szCs w:val="24"/>
           <w:lang w:val="hu-HU" w:eastAsia="zh-CN" w:bidi="ar-SA"/>
         </w:rPr>
-        <w:t xml:space="preserve">]. A hozzáférés-szabályozás nem a végpontok szintjén van statikusan rögzítve, hanem minden író és olvasó művelet előtt a dedikált szolgáltatási réteg ellenőrzi, hogy a kért erőforrás, például egy adott mérkőzés kategóriája, valóban a tokenből azonosított felhasználó tulajdonát képezi-e. </w:t>
+        <w:t xml:space="preserve">. A hozzáférés-szabályozás nem a végpontok szintjén van statikusan rögzítve, hanem minden író és olvasó művelet előtt a dedikált szolgáltatási réteg ellenőrzi, hogy a kért erőforrás, például egy adott mérkőzés kategóriája, valóban a tokenből azonosított felhasználó tulajdonát képezi-e. </w:t>
       </w:r>
       <w:r>
         <w:br w:type="page"/>
@@ -6659,8 +6426,8 @@
           <w:lang w:val="hu-HU"/>
         </w:rPr>
       </w:pPr>
-      <w:bookmarkStart w:id="55" w:name="__RefHeading___Toc753_3301496496"/>
-      <w:bookmarkEnd w:id="55"/>
+      <w:bookmarkStart w:id="56" w:name="__RefHeading___Toc753_3301496496"/>
+      <w:bookmarkEnd w:id="56"/>
       <w:r>
         <w:rPr>
           <w:rFonts w:eastAsia="Times New Roman"/>
@@ -6715,8 +6482,8 @@
         <w:ind w:hanging="0"/>
         <w:rPr/>
       </w:pPr>
-      <w:bookmarkStart w:id="56" w:name="__RefHeading___Toc5745_3951154530"/>
-      <w:bookmarkEnd w:id="56"/>
+      <w:bookmarkStart w:id="57" w:name="__RefHeading___Toc5745_3951154530"/>
+      <w:bookmarkEnd w:id="57"/>
       <w:r>
         <w:rPr>
           <w:b/>
@@ -7136,7 +6903,7 @@
           <w:szCs w:val="24"/>
           <w:lang w:val="hu-HU" w:eastAsia="zh-CN" w:bidi="ar-SA"/>
         </w:rPr>
-        <w:t xml:space="preserve"> indexű játékossal. Ez garantálja, hogy mindenki pontosan m mérkőzést kapjon. A sorsolás objektivitása érdekében a párosítások generálása mindkét esetben a Fisher-Yates algoritmussal [</w:t>
+        <w:t xml:space="preserve"> indexű játékossal. Ez garantálja, hogy mindenki pontosan m mérkőzést kapjon. A sorsolás objektivitása érdekében a párosítások generálása mindkét esetben a Fisher-Yates algoritmussal </w:t>
       </w:r>
       <w:r>
         <w:rPr>
@@ -7180,7 +6947,7 @@
           <w:szCs w:val="24"/>
           <w:lang w:val="hu-HU" w:eastAsia="zh-CN" w:bidi="ar-SA"/>
         </w:rPr>
-        <w:t>11</w:t>
+        <w:t>[11.]</w:t>
       </w:r>
       <w:r>
         <w:rPr>
@@ -7202,7 +6969,7 @@
           <w:szCs w:val="24"/>
           <w:lang w:val="hu-HU" w:eastAsia="zh-CN" w:bidi="ar-SA"/>
         </w:rPr>
-        <w:t>] történő véletlenszerű keverésből indul, így a végeredmény reprodukálhatatlan és manipulálhatatlan.</w:t>
+        <w:t xml:space="preserve"> történő véletlenszerű keverésből indul, így a végeredmény reprodukálhatatlan és manipulálhatatlan.</w:t>
       </w:r>
       <w:r>
         <w:br w:type="page"/>
@@ -7219,8 +6986,8 @@
         <w:ind w:hanging="0" w:left="0"/>
         <w:rPr/>
       </w:pPr>
-      <w:bookmarkStart w:id="57" w:name="__RefHeading___Toc5747_3951154530"/>
-      <w:bookmarkEnd w:id="57"/>
+      <w:bookmarkStart w:id="58" w:name="__RefHeading___Toc5747_3951154530"/>
+      <w:bookmarkEnd w:id="58"/>
       <w:r>
         <w:rPr>
           <w:b/>
@@ -7271,8 +7038,8 @@
         <w:ind w:hanging="0" w:left="0"/>
         <w:rPr/>
       </w:pPr>
-      <w:bookmarkStart w:id="58" w:name="__RefHeading___Toc5749_3951154530"/>
-      <w:bookmarkEnd w:id="58"/>
+      <w:bookmarkStart w:id="59" w:name="__RefHeading___Toc5749_3951154530"/>
+      <w:bookmarkEnd w:id="59"/>
       <w:r>
         <w:rPr>
           <w:b/>
@@ -7309,7 +7076,7 @@
           <w:szCs w:val="24"/>
           <w:lang w:val="hu-HU" w:eastAsia="zh-CN" w:bidi="ar-SA"/>
         </w:rPr>
-        <w:t>A tollaslabda eredménye egy szettekre bontott adatsor, aminek szigorú sportági szabályoknak kell megfelelnie. A szerveroldalon futó validációs modul a Nemzetközi Tollaslabda Szövetség (BWF) szabályzata alapján [</w:t>
+        <w:t xml:space="preserve">A tollaslabda eredménye egy szettekre bontott adatsor, aminek szigorú sportági szabályoknak kell megfelelnie. A szerveroldalon futó validációs modul a Nemzetközi Tollaslabda Szövetség (BWF) szabályzata alapján </w:t>
       </w:r>
       <w:r>
         <w:rPr>
@@ -7353,7 +7120,7 @@
           <w:szCs w:val="24"/>
           <w:lang w:val="hu-HU" w:eastAsia="zh-CN" w:bidi="ar-SA"/>
         </w:rPr>
-        <w:t>14</w:t>
+        <w:t>[14.]</w:t>
       </w:r>
       <w:r>
         <w:rPr>
@@ -7375,7 +7142,7 @@
           <w:szCs w:val="24"/>
           <w:lang w:val="hu-HU" w:eastAsia="zh-CN" w:bidi="ar-SA"/>
         </w:rPr>
-        <w:t>] ellenőrzi a versenyenként konfigurálható paramétereket minden egyes beérkező szettnél. A rendszer megköveteli, hogy a győztes elérje a beállított célpontszámot, meglegyen a kötelező kétpontos különbség, pontegyenlőség esetén pedig érvényesüljön a maximális pontkorlát.</w:t>
+        <w:t xml:space="preserve"> ellenőrzi a versenyenként konfigurálható paramétereket minden egyes beérkező szettnél. A rendszer megköveteli, hogy a győztes elérje a beállított célpontszámot, meglegyen a kötelező kétpontos különbség, pontegyenlőség esetén pedig érvényesüljön a maximális pontkorlát.</w:t>
       </w:r>
     </w:p>
     <w:p>
@@ -7427,8 +7194,8 @@
           <w:sz w:val="24"/>
         </w:rPr>
       </w:pPr>
-      <w:bookmarkStart w:id="59" w:name="__RefHeading___Toc5751_3951154530"/>
-      <w:bookmarkEnd w:id="59"/>
+      <w:bookmarkStart w:id="60" w:name="__RefHeading___Toc5751_3951154530"/>
+      <w:bookmarkEnd w:id="60"/>
       <w:r>
         <w:rPr>
           <w:b/>
@@ -7502,8 +7269,8 @@
         <w:ind w:hanging="0" w:left="0"/>
         <w:rPr/>
       </w:pPr>
-      <w:bookmarkStart w:id="60" w:name="__RefHeading___Toc5753_3951154530"/>
-      <w:bookmarkEnd w:id="60"/>
+      <w:bookmarkStart w:id="61" w:name="__RefHeading___Toc5753_3951154530"/>
+      <w:bookmarkEnd w:id="61"/>
       <w:r>
         <w:rPr>
           <w:b/>
@@ -7634,8 +7401,8 @@
           <w:lang w:val="hu-HU" w:eastAsia="zh-CN" w:bidi="ar-SA"/>
         </w:rPr>
       </w:pPr>
-      <w:bookmarkStart w:id="61" w:name="__RefHeading___Toc4646_4287351907"/>
-      <w:bookmarkEnd w:id="61"/>
+      <w:bookmarkStart w:id="62" w:name="__RefHeading___Toc4646_4287351907"/>
+      <w:bookmarkEnd w:id="62"/>
       <w:r>
         <w:rPr>
           <w:rFonts w:eastAsia="Times New Roman"/>
@@ -7673,7 +7440,7 @@
           <w:szCs w:val="24"/>
           <w:lang w:val="hu-HU" w:eastAsia="zh-CN" w:bidi="ar-SA"/>
         </w:rPr>
-        <w:t>A mérkőzések pályákhoz és időpontokhoz rendelését egy úgynevezett mohó algoritmussal [</w:t>
+        <w:t xml:space="preserve">A mérkőzések pályákhoz és időpontokhoz rendelését egy úgynevezett mohó algoritmussal </w:t>
       </w:r>
       <w:r>
         <w:rPr>
@@ -7717,7 +7484,7 @@
           <w:szCs w:val="24"/>
           <w:lang w:val="hu-HU" w:eastAsia="zh-CN" w:bidi="ar-SA"/>
         </w:rPr>
-        <w:t>10</w:t>
+        <w:t>[10.]</w:t>
       </w:r>
       <w:r>
         <w:rPr>
@@ -7739,7 +7506,7 @@
           <w:szCs w:val="24"/>
           <w:lang w:val="hu-HU" w:eastAsia="zh-CN" w:bidi="ar-SA"/>
         </w:rPr>
-        <w:t>] valósítottam meg. Az ütemező minden beosztandó mérkőzésnél végigiterál a szabad pályákon, és azt választja, amelyiken a legkorábbi kezdés garantálható. Egy mérkőzés becsült kezdési idejét az alapértelmezett kezdési időpont, a pálya felszabadulásának ideje, valamint az érintett játékosok kötelező pihenőidejének lejárta közül a legkésőbbi időpont határozza meg.</w:t>
+        <w:t xml:space="preserve"> valósítottam meg. Az ütemező minden beosztandó mérkőzésnél végigiterál a szabad pályákon, és azt választja, amelyiken a legkorábbi kezdés garantálható. Egy mérkőzés becsült kezdési idejét az alapértelmezett kezdési időpont, a pálya felszabadulásának ideje, valamint az érintett játékosok kötelező pihenőidejének lejárta közül a legkésőbbi időpont határozza meg.</w:t>
       </w:r>
     </w:p>
     <w:p>
@@ -7783,8 +7550,8 @@
         <w:ind w:hanging="0" w:left="0"/>
         <w:rPr/>
       </w:pPr>
-      <w:bookmarkStart w:id="62" w:name="__RefHeading___Toc5757_3951154530"/>
-      <w:bookmarkEnd w:id="62"/>
+      <w:bookmarkStart w:id="63" w:name="__RefHeading___Toc5757_3951154530"/>
+      <w:bookmarkEnd w:id="63"/>
       <w:r>
         <w:rPr>
           <w:b/>
@@ -7870,8 +7637,8 @@
           <w:lang w:val="hu-HU"/>
         </w:rPr>
       </w:pPr>
-      <w:bookmarkStart w:id="63" w:name="__RefHeading___Toc895_1841346903"/>
-      <w:bookmarkEnd w:id="63"/>
+      <w:bookmarkStart w:id="64" w:name="__RefHeading___Toc895_1841346903"/>
+      <w:bookmarkEnd w:id="64"/>
       <w:r>
         <w:rPr>
           <w:b/>
@@ -7881,7 +7648,7 @@
         </w:rPr>
         <w:t>5</w:t>
       </w:r>
-      <w:bookmarkStart w:id="64" w:name="__RefHeading___Toc80443505_Copy_1"/>
+      <w:bookmarkStart w:id="65" w:name="__RefHeading___Toc80443505_Copy_1"/>
       <w:r>
         <w:rPr>
           <w:b/>
@@ -7891,7 +7658,7 @@
         </w:rPr>
         <w:t xml:space="preserve">. </w:t>
       </w:r>
-      <w:bookmarkEnd w:id="64"/>
+      <w:bookmarkEnd w:id="65"/>
       <w:r>
         <w:rPr>
           <w:b/>
@@ -7943,8 +7710,8 @@
         <w:ind w:hanging="0" w:left="0"/>
         <w:rPr/>
       </w:pPr>
-      <w:bookmarkStart w:id="65" w:name="__RefHeading___Toc5759_3951154530"/>
-      <w:bookmarkEnd w:id="65"/>
+      <w:bookmarkStart w:id="66" w:name="__RefHeading___Toc5759_3951154530"/>
+      <w:bookmarkEnd w:id="66"/>
       <w:r>
         <w:rPr>
           <w:b/>
@@ -7981,7 +7748,7 @@
           <w:szCs w:val="24"/>
           <w:lang w:val="hu-HU" w:eastAsia="zh-CN" w:bidi="ar-SA"/>
         </w:rPr>
-        <w:t>A szerveroldali alkalmazás belépési pontja végzi a környezeti változók betöltését, felépíti az adatbázis-kapcsolatot a Mongoose könyvtáron keresztül [</w:t>
+        <w:t xml:space="preserve">A szerveroldali alkalmazás belépési pontja végzi a környezeti változók betöltését, felépíti az adatbázis-kapcsolatot a Mongoose könyvtáron keresztül </w:t>
       </w:r>
       <w:r>
         <w:rPr>
@@ -8025,7 +7792,7 @@
           <w:szCs w:val="24"/>
           <w:lang w:val="hu-HU" w:eastAsia="zh-CN" w:bidi="ar-SA"/>
         </w:rPr>
-        <w:t>5</w:t>
+        <w:t>[5.]</w:t>
       </w:r>
       <w:r>
         <w:rPr>
@@ -8047,7 +7814,7 @@
           <w:szCs w:val="24"/>
           <w:lang w:val="hu-HU" w:eastAsia="zh-CN" w:bidi="ar-SA"/>
         </w:rPr>
-        <w:t>], regisztrálja az adatok feldolgozásáért felelős köztes rétegeket, majd sorban csatolja az összes útvonalcsoportot. A hibakezelő réteg az útvonalak után kerül regisztrálásra, így az összes kérés átmegy rajta, amennyiben valamelyik szolgáltatás kivételt dob. Az adatmodelleket tartalmazó könyvtárban található sémák nem csupán az adatszerkezetet írják le, hanem szigorú validációs szabályokat is érvényesítenek.</w:t>
+        <w:t>, regisztrálja az adatok feldolgozásáért felelős köztes rétegeket, majd sorban csatolja az összes útvonalcsoportot. A hibakezelő réteg az útvonalak után kerül regisztrálásra, így az összes kérés átmegy rajta, amennyiben valamelyik szolgáltatás kivételt dob. Az adatmodelleket tartalmazó könyvtárban található sémák nem csupán az adatszerkezetet írják le, hanem szigorú validációs szabályokat is érvényesítenek.</w:t>
       </w:r>
     </w:p>
     <w:p>
@@ -8077,7 +7844,7 @@
           <w:szCs w:val="24"/>
           <w:lang w:val="hu-HU" w:eastAsia="zh-CN" w:bidi="ar-SA"/>
         </w:rPr>
-        <w:t>A mérkőzés entitás modellje a legösszetettebb: egyetlen dokumentumban kezeli a résztvevőket, a versenykapcsolatot, az állapotot, az ütemezési adatokat, a szetteredményeket és a győztes meghatározását. Az eredménytípusokat egy enumerációs típus korlátozza, így adatbázisszinten is lehetetlen az érvénytelen állapot rögzítése [</w:t>
+        <w:t xml:space="preserve">A mérkőzés entitás modellje a legösszetettebb: egyetlen dokumentumban kezeli a résztvevőket, a versenykapcsolatot, az állapotot, az ütemezési adatokat, a szetteredményeket és a győztes meghatározását. Az eredménytípusokat egy enumerációs típus korlátozza, így adatbázisszinten is lehetetlen az érvénytelen állapot rögzítése </w:t>
       </w:r>
       <w:r>
         <w:rPr>
@@ -8121,7 +7888,7 @@
           <w:szCs w:val="24"/>
           <w:lang w:val="hu-HU" w:eastAsia="zh-CN" w:bidi="ar-SA"/>
         </w:rPr>
-        <w:t>4</w:t>
+        <w:t>[4.]</w:t>
       </w:r>
       <w:r>
         <w:rPr>
@@ -8143,7 +7910,7 @@
           <w:szCs w:val="24"/>
           <w:lang w:val="hu-HU" w:eastAsia="zh-CN" w:bidi="ar-SA"/>
         </w:rPr>
-        <w:t>].</w:t>
+        <w:t>.</w:t>
       </w:r>
     </w:p>
     <w:p>
@@ -8173,7 +7940,7 @@
           <w:szCs w:val="24"/>
           <w:lang w:val="hu-HU" w:eastAsia="zh-CN" w:bidi="ar-SA"/>
         </w:rPr>
-        <w:t>A hitelesítési modul minden védett végpont elé beékelődik, kinyeri a hozzáférési tokent a kérés fejlécéből, ellenőrzi az aláírást és a lejáratot a JSON Web Token szabvány alapján [</w:t>
+        <w:t xml:space="preserve">A hitelesítési modul minden védett végpont elé beékelődik, kinyeri a hozzáférési tokent a kérés fejlécéből, ellenőrzi az aláírást és a lejáratot a JSON Web Token szabvány alapján </w:t>
       </w:r>
       <w:r>
         <w:rPr>
@@ -8217,7 +7984,7 @@
           <w:szCs w:val="24"/>
           <w:lang w:val="hu-HU" w:eastAsia="zh-CN" w:bidi="ar-SA"/>
         </w:rPr>
-        <w:t>7</w:t>
+        <w:t>[7.]</w:t>
       </w:r>
       <w:r>
         <w:rPr>
@@ -8239,7 +8006,7 @@
           <w:szCs w:val="24"/>
           <w:lang w:val="hu-HU" w:eastAsia="zh-CN" w:bidi="ar-SA"/>
         </w:rPr>
-        <w:t>], majd a dekódolt felhasználói azonosítót továbbítja a rendszernek. Érvénytelen vagy lejárt munkamenet esetén azonnal elutasítja a kérést, megakadályozva az illetéktelen hozzáférést. Az útvonalkezelőknél tudatos döntés volt az erőforrás-orientált struktúra alkalmazása és a műveletek kettéválasztása a REST elveknek megfelelően [</w:t>
+        <w:t xml:space="preserve">, majd a dekódolt felhasználói azonosítót továbbítja a rendszernek. Érvénytelen vagy lejárt munkamenet esetén azonnal elutasítja a kérést, megakadályozva az illetéktelen hozzáférést. Az útvonalkezelőknél tudatos döntés volt az erőforrás-orientált struktúra alkalmazása és a műveletek kettéválasztása a REST elveknek megfelelően </w:t>
       </w:r>
       <w:r>
         <w:rPr>
@@ -8283,7 +8050,7 @@
           <w:szCs w:val="24"/>
           <w:lang w:val="hu-HU" w:eastAsia="zh-CN" w:bidi="ar-SA"/>
         </w:rPr>
-        <w:t>9</w:t>
+        <w:t>[9.]</w:t>
       </w:r>
       <w:r>
         <w:rPr>
@@ -8305,7 +8072,7 @@
           <w:szCs w:val="24"/>
           <w:lang w:val="hu-HU" w:eastAsia="zh-CN" w:bidi="ar-SA"/>
         </w:rPr>
-        <w:t>]: a hagyományos adatmódosító végpontok szigorúan elkülönülnek az operatív lebonyolítási lépésektől, mint amilyen a sorsolás lezárása vagy a csoportgenerálás. A rendszer üzleti logikáját a szolgáltatási réteg fogja össze, amely külön modulokban kezeli a körmérkőzéses párosításgenerálást, a többszintű holtversenyfeloldást, a sportágspecifikus eredményvalidációt [</w:t>
+        <w:t xml:space="preserve">: a hagyományos adatmódosító végpontok szigorúan elkülönülnek az operatív lebonyolítási lépésektől, mint amilyen a sorsolás lezárása vagy a csoportgenerálás. A rendszer üzleti logikáját a szolgáltatási réteg fogja össze, amely külön modulokban kezeli a körmérkőzéses párosításgenerálást, a többszintű holtversenyfeloldást, a sportágspecifikus eredményvalidációt </w:t>
       </w:r>
       <w:r>
         <w:rPr>
@@ -8349,7 +8116,7 @@
           <w:szCs w:val="24"/>
           <w:lang w:val="hu-HU" w:eastAsia="zh-CN" w:bidi="ar-SA"/>
         </w:rPr>
-        <w:t>14</w:t>
+        <w:t>[14.]</w:t>
       </w:r>
       <w:r>
         <w:rPr>
@@ -8371,7 +8138,7 @@
           <w:szCs w:val="24"/>
           <w:lang w:val="hu-HU" w:eastAsia="zh-CN" w:bidi="ar-SA"/>
         </w:rPr>
-        <w:t>], a mohó ütemezési algoritmust, valamint a tulajdonosi jogosultságok ellenőrzését.</w:t>
+        <w:t>, a mohó ütemezési algoritmust, valamint a tulajdonosi jogosultságok ellenőrzését.</w:t>
       </w:r>
     </w:p>
     <w:p>
@@ -8385,8 +8152,8 @@
         <w:ind w:hanging="0" w:left="0"/>
         <w:rPr/>
       </w:pPr>
-      <w:bookmarkStart w:id="66" w:name="__RefHeading___Toc5761_3951154530"/>
-      <w:bookmarkEnd w:id="66"/>
+      <w:bookmarkStart w:id="67" w:name="__RefHeading___Toc5761_3951154530"/>
+      <w:bookmarkEnd w:id="67"/>
       <w:r>
         <w:rPr>
           <w:b/>
@@ -8402,28 +8169,23 @@
         <w:widowControl/>
         <w:suppressAutoHyphens w:val="true"/>
         <w:bidi w:val="0"/>
-        <w:spacing w:lineRule="auto" w:line="360" w:before="0" w:after="0"/>
-        <w:ind w:firstLine="709"/>
-        <w:jc w:val="both"/>
-        <w:rPr>
-          <w:rFonts w:ascii="Times New Roman" w:hAnsi="Times New Roman" w:eastAsia="Times New Roman" w:cs="Times New Roman"/>
-          <w:color w:val="auto"/>
-          <w:kern w:val="0"/>
-          <w:sz w:val="24"/>
-          <w:szCs w:val="24"/>
-          <w:lang w:val="hu-HU" w:eastAsia="zh-CN" w:bidi="ar-SA"/>
-        </w:rPr>
-      </w:pPr>
-      <w:r>
-        <w:rPr>
-          <w:rFonts w:eastAsia="Times New Roman" w:cs="Times New Roman"/>
-          <w:color w:val="auto"/>
-          <w:kern w:val="0"/>
-          <w:sz w:val="24"/>
-          <w:szCs w:val="24"/>
-          <w:lang w:val="hu-HU" w:eastAsia="zh-CN" w:bidi="ar-SA"/>
-        </w:rPr>
-        <w:t>A kliensoldal belépési pontja inicializálja az alkalmazást, és egymásba ágyazva indítja el a hitelesítési, valamint az útvonalkezelő kontextust. A kliensoldali útvonalkezelés kialakításakor tudatos tervezési döntés volt, hogy nem az iparági sztenderdnek számító React Router könyvtárat alkalmaztam, hanem egy saját, könnyített útvonalkezelőt valósítottam meg. Bár a React Router egy robusztus, széles körben bevált megoldás, a saját implementáció mellett két nyomós mérnöki érv is szólt. Egyrészt a projekt edukációs jellegéből adódóan a kliensoldali állapotmenedzsment és a böngésző beépített navigációs felületének (History API) mélyebb, alacsony szintű megértése volt a cél. Másrészt ez a pehelysúlyú megoldás lehetővé tette egy specifikus, közvetlenül az adatbázis azonosítóinak formátumához igazított előzetes validációs réteg szoros integrálását. Ha a címsorban szereplő azonosító nem felel meg az elvárt formátumnak, a szoftver azonnal egy hibaoldalt jelenít meg, megelőzve a felesleges és hibára futó szerveroldali hívásokat.</w:t>
+        <w:rPr>
+          <w:rFonts w:eastAsia="Times New Roman" w:cs="Times New Roman"/>
+          <w:color w:val="auto"/>
+          <w:kern w:val="0"/>
+          <w:szCs w:val="24"/>
+          <w:lang w:val="hu-HU" w:eastAsia="zh-CN" w:bidi="ar-SA"/>
+        </w:rPr>
+      </w:pPr>
+      <w:r>
+        <w:rPr>
+          <w:rFonts w:eastAsia="Times New Roman" w:cs="Times New Roman"/>
+          <w:color w:val="auto"/>
+          <w:kern w:val="0"/>
+          <w:szCs w:val="24"/>
+          <w:lang w:val="hu-HU" w:eastAsia="zh-CN" w:bidi="ar-SA"/>
+        </w:rPr>
+        <w:t>A kliensoldal belépési pontja inicializálja az alkalmazást, és egymásba ágyazva indítja el a hitelesítési, valamint az útvonalkezelő kontextust. A kliensoldali útvonalkezelés kialakításakor a saját implementációt egy specifikus mérnöki szükséglet indokolta: lehetővé tette a MongoDB azonosítóinak (ObjectId) formátumához igazított előzetes validációs réteg közvetlen integrálását az útvonalkezelésbe. Ez a megoldás már a böngészőben kiszűri a hibás azonosítókat, megelőzve a felesleges és hibára futó szerveroldali hívásokat. Emellett a saját útvonalkezelő használata a böngésző beépített navigációs felületének (History API) mélyebb, alacsony szintű kontrollját is biztosította külső függőségek alkalmazása nélkül.</w:t>
       </w:r>
     </w:p>
     <w:p>
@@ -8432,94 +8194,25 @@
         <w:widowControl/>
         <w:suppressAutoHyphens w:val="true"/>
         <w:bidi w:val="0"/>
-        <w:spacing w:lineRule="auto" w:line="360" w:before="0" w:after="0"/>
-        <w:ind w:firstLine="709"/>
-        <w:jc w:val="both"/>
-        <w:rPr>
-          <w:rFonts w:ascii="Times New Roman" w:hAnsi="Times New Roman" w:eastAsia="Times New Roman" w:cs="Times New Roman"/>
-          <w:color w:val="auto"/>
-          <w:kern w:val="0"/>
-          <w:sz w:val="24"/>
-          <w:szCs w:val="24"/>
-          <w:lang w:val="hu-HU" w:eastAsia="zh-CN" w:bidi="ar-SA"/>
-        </w:rPr>
-      </w:pPr>
-      <w:r>
-        <w:rPr>
-          <w:rFonts w:eastAsia="Times New Roman" w:cs="Times New Roman"/>
-          <w:color w:val="auto"/>
-          <w:kern w:val="0"/>
-          <w:sz w:val="24"/>
-          <w:szCs w:val="24"/>
-          <w:lang w:val="hu-HU" w:eastAsia="zh-CN" w:bidi="ar-SA"/>
-        </w:rPr>
-        <w:t>A hitelesítési kontextus kezeli a munkamenet teljes életciklusát: inicializáláskor megpróbálja visszaállítani a helyi böngészős tárhelyről a tokent, majd a háttérrendszeren keresztül ellenőrzi annak érvényességét. Lejárt munkamenet esetén automatikusan törli a tárolt adatokat, és átirányítja a felhasználót a bejelentkezési oldalra. A felület megalkotásakor a React komponensalapú felépítését követtem [</w:t>
-      </w:r>
-      <w:r>
-        <w:rPr>
-          <w:rFonts w:eastAsia="Times New Roman" w:cs="Times New Roman"/>
-          <w:color w:val="auto"/>
-          <w:kern w:val="0"/>
-          <w:sz w:val="24"/>
-          <w:szCs w:val="24"/>
-          <w:lang w:val="hu-HU" w:eastAsia="zh-CN" w:bidi="ar-SA"/>
-        </w:rPr>
-        <w:fldChar w:fldCharType="begin"/>
-      </w:r>
-      <w:r>
-        <w:rPr>
-          <w:rFonts w:eastAsia="Times New Roman" w:cs="Times New Roman"/>
-          <w:color w:val="auto"/>
-          <w:kern w:val="0"/>
-          <w:sz w:val="24"/>
-          <w:szCs w:val="24"/>
-          <w:lang w:val="hu-HU" w:eastAsia="zh-CN" w:bidi="ar-SA"/>
-        </w:rPr>
-        <w:instrText xml:space="preserve"> REF __RefNumPara__5413_3951154530 \r \r \h </w:instrText>
-      </w:r>
-      <w:r>
-        <w:rPr>
-          <w:rFonts w:eastAsia="Times New Roman" w:cs="Times New Roman"/>
-          <w:color w:val="auto"/>
-          <w:kern w:val="0"/>
-          <w:sz w:val="24"/>
-          <w:szCs w:val="24"/>
-          <w:lang w:val="hu-HU" w:eastAsia="zh-CN" w:bidi="ar-SA"/>
-        </w:rPr>
-        <w:fldChar w:fldCharType="separate"/>
-      </w:r>
-      <w:r>
-        <w:rPr>
-          <w:rFonts w:eastAsia="Times New Roman" w:cs="Times New Roman"/>
-          <w:color w:val="auto"/>
-          <w:kern w:val="0"/>
-          <w:sz w:val="24"/>
-          <w:szCs w:val="24"/>
-          <w:lang w:val="hu-HU" w:eastAsia="zh-CN" w:bidi="ar-SA"/>
-        </w:rPr>
-        <w:t>1</w:t>
-      </w:r>
-      <w:r>
-        <w:rPr>
-          <w:rFonts w:eastAsia="Times New Roman" w:cs="Times New Roman"/>
-          <w:color w:val="auto"/>
-          <w:kern w:val="0"/>
-          <w:sz w:val="24"/>
-          <w:szCs w:val="24"/>
-          <w:lang w:val="hu-HU" w:eastAsia="zh-CN" w:bidi="ar-SA"/>
-        </w:rPr>
-        <w:fldChar w:fldCharType="end"/>
-      </w:r>
-      <w:r>
-        <w:rPr>
-          <w:rFonts w:eastAsia="Times New Roman" w:cs="Times New Roman"/>
-          <w:color w:val="auto"/>
-          <w:kern w:val="0"/>
-          <w:sz w:val="24"/>
-          <w:szCs w:val="24"/>
-          <w:lang w:val="hu-HU" w:eastAsia="zh-CN" w:bidi="ar-SA"/>
-        </w:rPr>
-        <w:t>], így az ismétlődő vizuális elemeket, mint a dinamikus űrlapokat, a statisztikai kártyákat vagy az állapotjelzőket, újrahasznosítható egységekbe szerveztem, biztosítva a magas szintű vizuális konzisztenciát.</w:t>
+        <w:rPr>
+          <w:rFonts w:eastAsia="Times New Roman" w:cs="Times New Roman"/>
+          <w:color w:val="auto"/>
+          <w:kern w:val="0"/>
+          <w:szCs w:val="24"/>
+          <w:lang w:val="hu-HU" w:eastAsia="zh-CN" w:bidi="ar-SA"/>
+        </w:rPr>
+      </w:pPr>
+      <w:bookmarkStart w:id="68" w:name="p-rc_bf074d7fdc2549de-100"/>
+      <w:bookmarkEnd w:id="68"/>
+      <w:r>
+        <w:rPr>
+          <w:rFonts w:eastAsia="Times New Roman" w:cs="Times New Roman"/>
+          <w:color w:val="auto"/>
+          <w:kern w:val="0"/>
+          <w:szCs w:val="24"/>
+          <w:lang w:val="hu-HU" w:eastAsia="zh-CN" w:bidi="ar-SA"/>
+        </w:rPr>
+        <w:t xml:space="preserve">A hitelesítési kontextus kezeli a munkamenet teljes életciklusát: inicializáláskor megpróbálja visszaállítani a helyi böngészős tárhelyről a tokent, majd a háttérrendszeren keresztül ellenőrzi annak érvényességét. Lejárt munkamenet esetén automatikusan törli a tárolt adatokat, és átirányítja a felhasználót a bejelentkezési oldalra. A felület megalkotásakor a React komponensalapú felépítését követtem, így az ismétlődő vizuális elemeket, mint a dinamikus űrlapokat vagy az állapotjelzőket, újrahasznosítható egységekbe szerveztem, biztosítva a vizuális konzisztenciát és a reszponzív működést. </w:t>
       </w:r>
     </w:p>
     <w:p>
@@ -8533,8 +8226,8 @@
         <w:ind w:hanging="0" w:left="0"/>
         <w:rPr/>
       </w:pPr>
-      <w:bookmarkStart w:id="67" w:name="__RefHeading___Toc5763_3951154530"/>
-      <w:bookmarkEnd w:id="67"/>
+      <w:bookmarkStart w:id="69" w:name="__RefHeading___Toc5763_3951154530"/>
+      <w:bookmarkEnd w:id="69"/>
       <w:r>
         <w:rPr>
           <w:b/>
@@ -8571,7 +8264,7 @@
           <w:szCs w:val="24"/>
           <w:lang w:val="hu-HU" w:eastAsia="zh-CN" w:bidi="ar-SA"/>
         </w:rPr>
-        <w:t>A kliens és a szerver közötti zökkenőmentes adatáramlást egy dedikált kommunikációs réteg biztosítja, amely egységes interfészt nyújt a háttérrendszer felé. Ez a modul felelős a hálózati hívások felépítéséért, a hitelesítési token automatikus beillesztéséért a HTTP fejlécbe [</w:t>
+        <w:t xml:space="preserve">A kliens és a szerver közötti zökkenőmentes adatáramlást egy dedikált kommunikációs réteg biztosítja, amely egységes interfészt nyújt a háttérrendszer felé. Ez a modul felelős a hálózati hívások felépítéséért, a hitelesítési token automatikus beillesztéséért a HTTP fejlécbe </w:t>
       </w:r>
       <w:r>
         <w:rPr>
@@ -8615,7 +8308,7 @@
           <w:szCs w:val="24"/>
           <w:lang w:val="hu-HU" w:eastAsia="zh-CN" w:bidi="ar-SA"/>
         </w:rPr>
-        <w:t>7</w:t>
+        <w:t>[7.]</w:t>
       </w:r>
       <w:r>
         <w:rPr>
@@ -8637,7 +8330,7 @@
           <w:szCs w:val="24"/>
           <w:lang w:val="hu-HU" w:eastAsia="zh-CN" w:bidi="ar-SA"/>
         </w:rPr>
-        <w:t>], valamint a válaszok előzetes feldolgozásáért.</w:t>
+        <w:t>, valamint a válaszok előzetes feldolgozásáért.</w:t>
       </w:r>
     </w:p>
     <w:p>
@@ -8690,7 +8383,7 @@
           <w:szCs w:val="24"/>
           <w:lang w:val="hu-HU" w:eastAsia="zh-CN" w:bidi="ar-SA"/>
         </w:rPr>
-        <w:t>A lezárt versenyek adatbiztonságát az adatmodell egy dedikált logikai mezője garantálja, amely alapértelmezetten megakadályozza az eredmények utólagos módosítását. A szervezőnek lehetősége van egy explicit feloldási műveletre a kontrollált eredményjavítás érdekében, de ezt a folyamatot a rendszer minden esetben időbélyeggel és felhasználói azonosítóval naplózza, így a versenyintegritás utólag is visszakövethető marad. A felhasználói élményt támogatja a hibaüzenetek központosított fordítása is, amely a technikai kódok helyett azonnal értelmezhető magyar instrukciókat ad a szervezőnek, például egy szabálytalan szetteredmény rögzítési kísérletekor [</w:t>
+        <w:t xml:space="preserve">A lezárt versenyek adatbiztonságát az adatmodell egy dedikált logikai mezője garantálja, amely alapértelmezetten megakadályozza az eredmények utólagos módosítását. A szervezőnek lehetősége van egy explicit feloldási műveletre a kontrollált eredményjavítás érdekében, de ezt a folyamatot a rendszer minden esetben időbélyeggel és felhasználói azonosítóval naplózza, így a versenyintegritás utólag is visszakövethető marad. A felhasználói élményt támogatja a hibaüzenetek központosított fordítása is, amely a technikai kódok helyett azonnal értelmezhető magyar instrukciókat ad a szervezőnek, például egy szabálytalan szetteredmény rögzítési kísérletekor </w:t>
       </w:r>
       <w:r>
         <w:rPr>
@@ -8734,7 +8427,7 @@
           <w:szCs w:val="24"/>
           <w:lang w:val="hu-HU" w:eastAsia="zh-CN" w:bidi="ar-SA"/>
         </w:rPr>
-        <w:t>14</w:t>
+        <w:t>[14.]</w:t>
       </w:r>
       <w:r>
         <w:rPr>
@@ -8756,7 +8449,7 @@
           <w:szCs w:val="24"/>
           <w:lang w:val="hu-HU" w:eastAsia="zh-CN" w:bidi="ar-SA"/>
         </w:rPr>
-        <w:t>]. A rendszer robusztusságát a kétszintű validáció teszi teljessé. Míg a kliensoldal az alapvető formai ellenőrzéseket végzi, a biztonsági és üzleti szempontból kritikus vizsgálatok kizárólag a szerveroldalon futnak le, biztosítva az adatbázis konzisztenciáját még a felületi logika esetleges manipulálása esetén is.</w:t>
+        <w:t>. A rendszer robusztusságát a kétszintű validáció teszi teljessé. Míg a kliensoldal az alapvető formai ellenőrzéseket végzi, a biztonsági és üzleti szempontból kritikus vizsgálatok kizárólag a szerveroldalon futnak le, biztosítva az adatbázis konzisztenciáját még a felületi logika esetleges manipulálása esetén is.</w:t>
       </w:r>
     </w:p>
     <w:p>
@@ -8779,8 +8472,8 @@
           <w:lang w:val="hu-HU" w:eastAsia="zh-CN" w:bidi="ar-SA"/>
         </w:rPr>
       </w:pPr>
-      <w:bookmarkStart w:id="68" w:name="__RefHeading___Toc5765_3951154530"/>
-      <w:bookmarkEnd w:id="68"/>
+      <w:bookmarkStart w:id="70" w:name="__RefHeading___Toc5765_3951154530"/>
+      <w:bookmarkEnd w:id="70"/>
       <w:r>
         <w:rPr>
           <w:rFonts w:eastAsia="Times New Roman"/>
@@ -8821,73 +8514,57 @@
           <w:szCs w:val="24"/>
           <w:lang w:val="hu-HU" w:eastAsia="zh-CN" w:bidi="ar-SA"/>
         </w:rPr>
-        <w:t>A rendszer három rétege a tervezési fejezetben lefektetett elveket következetesen valósítja meg. A backend szolgáltatásalapú felépítése lehetővé tette, hogy a kritikus versenylogikák önálló, tesztelhető modulokban éljenek [</w:t>
-      </w:r>
-      <w:r>
-        <w:rPr>
-          <w:rFonts w:eastAsia="Times New Roman" w:cs="Times New Roman"/>
-          <w:color w:val="auto"/>
-          <w:kern w:val="0"/>
-          <w:sz w:val="24"/>
-          <w:szCs w:val="24"/>
-          <w:lang w:val="hu-HU" w:eastAsia="zh-CN" w:bidi="ar-SA"/>
-        </w:rPr>
+        <w:t xml:space="preserve">A fejlesztés során a legnagyobb implementációs kihívást a kliens- és szerveroldali állapotok szinkronizálása jelentette, különösen a versenymérkőzések indításánál és az ütközésvédelemnél. </w:t>
+      </w:r>
+      <w:r>
+        <w:rPr/>
+        <w:t xml:space="preserve">A backend szolgáltatásalapú felépítése azonban sikeresen elszigetelte ezeket a komplex logikákat, és lehetővé tette, hogy a kritikus versenylogikák önálló, tesztelhető modulokban éljenek </w:t>
+      </w:r>
+      <w:r>
+        <w:rPr/>
         <w:fldChar w:fldCharType="begin"/>
       </w:r>
       <w:r>
-        <w:rPr>
-          <w:rFonts w:eastAsia="Times New Roman" w:cs="Times New Roman"/>
-          <w:color w:val="auto"/>
-          <w:kern w:val="0"/>
-          <w:sz w:val="24"/>
-          <w:szCs w:val="24"/>
-          <w:lang w:val="hu-HU" w:eastAsia="zh-CN" w:bidi="ar-SA"/>
-        </w:rPr>
+        <w:rPr/>
         <w:instrText xml:space="preserve"> REF __RefNumPara__5421_3951154530 \r \r \h </w:instrText>
       </w:r>
       <w:r>
-        <w:rPr>
-          <w:rFonts w:eastAsia="Times New Roman" w:cs="Times New Roman"/>
-          <w:color w:val="auto"/>
-          <w:kern w:val="0"/>
-          <w:sz w:val="24"/>
-          <w:szCs w:val="24"/>
-          <w:lang w:val="hu-HU" w:eastAsia="zh-CN" w:bidi="ar-SA"/>
-        </w:rPr>
+        <w:rPr/>
         <w:fldChar w:fldCharType="separate"/>
       </w:r>
       <w:r>
-        <w:rPr>
-          <w:rFonts w:eastAsia="Times New Roman" w:cs="Times New Roman"/>
-          <w:color w:val="auto"/>
-          <w:kern w:val="0"/>
-          <w:sz w:val="24"/>
-          <w:szCs w:val="24"/>
-          <w:lang w:val="hu-HU" w:eastAsia="zh-CN" w:bidi="ar-SA"/>
-        </w:rPr>
-        <w:t>3</w:t>
-      </w:r>
-      <w:r>
-        <w:rPr>
-          <w:rFonts w:eastAsia="Times New Roman" w:cs="Times New Roman"/>
-          <w:color w:val="auto"/>
-          <w:kern w:val="0"/>
-          <w:sz w:val="24"/>
-          <w:szCs w:val="24"/>
-          <w:lang w:val="hu-HU" w:eastAsia="zh-CN" w:bidi="ar-SA"/>
-        </w:rPr>
+        <w:rPr/>
+        <w:t>[3.]</w:t>
+      </w:r>
+      <w:r>
+        <w:rPr/>
         <w:fldChar w:fldCharType="end"/>
       </w:r>
       <w:r>
-        <w:rPr>
-          <w:rFonts w:eastAsia="Times New Roman" w:cs="Times New Roman"/>
-          <w:color w:val="auto"/>
-          <w:kern w:val="0"/>
-          <w:sz w:val="24"/>
-          <w:szCs w:val="24"/>
-          <w:lang w:val="hu-HU" w:eastAsia="zh-CN" w:bidi="ar-SA"/>
-        </w:rPr>
-        <w:t>]. A frontend saját útvonalkezelővel és lokalizált hibakezeléssel biztosítja a válasz kész felületet [</w:t>
+        <w:rPr/>
+        <w:t xml:space="preserve">. </w:t>
+      </w:r>
+      <w:r>
+        <w:rPr>
+          <w:rFonts w:eastAsia="Times New Roman" w:cs="Times New Roman"/>
+          <w:color w:val="auto"/>
+          <w:kern w:val="0"/>
+          <w:sz w:val="24"/>
+          <w:szCs w:val="24"/>
+          <w:lang w:val="hu-HU" w:eastAsia="zh-CN" w:bidi="ar-SA"/>
+        </w:rPr>
+        <w:t xml:space="preserve">A frontend saját </w:t>
+      </w:r>
+      <w:r>
+        <w:rPr>
+          <w:rFonts w:eastAsia="Times New Roman" w:cs="Times New Roman"/>
+          <w:color w:val="auto"/>
+          <w:kern w:val="0"/>
+          <w:sz w:val="24"/>
+          <w:szCs w:val="24"/>
+          <w:lang w:val="hu-HU" w:eastAsia="zh-CN" w:bidi="ar-SA"/>
+        </w:rPr>
+        <w:t xml:space="preserve">útvonalkezelővel és lokalizált hibakezeléssel biztosítja a reszponzív, azonnal reagáló felületet </w:t>
       </w:r>
       <w:r>
         <w:rPr>
@@ -8931,7 +8608,7 @@
           <w:szCs w:val="24"/>
           <w:lang w:val="hu-HU" w:eastAsia="zh-CN" w:bidi="ar-SA"/>
         </w:rPr>
-        <w:t>1</w:t>
+        <w:t>[1.]</w:t>
       </w:r>
       <w:r>
         <w:rPr>
@@ -8953,7 +8630,7 @@
           <w:szCs w:val="24"/>
           <w:lang w:val="hu-HU" w:eastAsia="zh-CN" w:bidi="ar-SA"/>
         </w:rPr>
-        <w:t>]. A két réteg közötti integráció tiszta szerkezetű: a kliensoldal közvetíti a felhasználó szándékát a szerver felé, amely a szigorú üzleti szabályok mentén hajtja végre a módosításokat.</w:t>
+        <w:t>. A két réteg közötti integráció tiszta szerkezetű: a kliensoldal közvetíti a felhasználó szándékát a szerver felé, amely a szigorú üzleti szabályok mentén hajtja végre a módosításokat.</w:t>
       </w:r>
       <w:r>
         <w:br w:type="page"/>
@@ -8977,8 +8654,8 @@
           <w:lang w:val="hu-HU" w:eastAsia="zh-CN" w:bidi="ar-SA"/>
         </w:rPr>
       </w:pPr>
-      <w:bookmarkStart w:id="69" w:name="__RefHeading___Toc905_1841346903"/>
-      <w:bookmarkEnd w:id="69"/>
+      <w:bookmarkStart w:id="71" w:name="__RefHeading___Toc905_1841346903"/>
+      <w:bookmarkEnd w:id="71"/>
       <w:r>
         <w:rPr>
           <w:rFonts w:eastAsia="Times New Roman"/>
@@ -8990,7 +8667,7 @@
         </w:rPr>
         <w:t>6</w:t>
       </w:r>
-      <w:bookmarkStart w:id="70" w:name="__RefHeading___Toc80443505_Copy_2"/>
+      <w:bookmarkStart w:id="72" w:name="__RefHeading___Toc80443505_Copy_2"/>
       <w:r>
         <w:rPr>
           <w:rFonts w:eastAsia="Times New Roman"/>
@@ -9002,7 +8679,7 @@
         </w:rPr>
         <w:t xml:space="preserve">. </w:t>
       </w:r>
-      <w:bookmarkEnd w:id="70"/>
+      <w:bookmarkEnd w:id="72"/>
       <w:r>
         <w:rPr>
           <w:rFonts w:eastAsia="Times New Roman"/>
@@ -9042,7 +8719,7 @@
           <w:szCs w:val="24"/>
           <w:lang w:val="hu-HU" w:eastAsia="zh-CN" w:bidi="ar-SA"/>
         </w:rPr>
-        <w:t>Egy ilyen összetett, sok állapotot és összefüggő üzleti logikát kezelő rendszer esetében a tesztelés nem korlátozódhatott csupán a felület manuális kipróbálására [</w:t>
+        <w:t xml:space="preserve">Egy ilyen összetett, sok állapotot és összefüggő üzleti logikát kezelő rendszer esetében a tesztelés nem korlátozódhatott csupán a felület manuális kipróbálására </w:t>
       </w:r>
       <w:r>
         <w:rPr>
@@ -9086,7 +8763,7 @@
           <w:szCs w:val="24"/>
           <w:lang w:val="hu-HU" w:eastAsia="zh-CN" w:bidi="ar-SA"/>
         </w:rPr>
-        <w:t>12</w:t>
+        <w:t>[12.]</w:t>
       </w:r>
       <w:r>
         <w:rPr>
@@ -9108,7 +8785,7 @@
           <w:szCs w:val="24"/>
           <w:lang w:val="hu-HU" w:eastAsia="zh-CN" w:bidi="ar-SA"/>
         </w:rPr>
-        <w:t>]. A validáció során azt is bizonyítanom kellett, hogy az általam implementált algoritmusok szélsőséges bemenetek esetén is a tollaslabda szabályainak megfelelő, matematikailag helyes eredményt adnak [</w:t>
+        <w:t xml:space="preserve">. A validáció során azt is bizonyítanom kellett, hogy az általam implementált algoritmusok szélsőséges bemenetek esetén is a tollaslabda szabályainak megfelelő, matematikailag helyes eredményt adnak </w:t>
       </w:r>
       <w:r>
         <w:rPr>
@@ -9152,7 +8829,7 @@
           <w:szCs w:val="24"/>
           <w:lang w:val="hu-HU" w:eastAsia="zh-CN" w:bidi="ar-SA"/>
         </w:rPr>
-        <w:t>14</w:t>
+        <w:t>[14.]</w:t>
       </w:r>
       <w:r>
         <w:rPr>
@@ -9174,7 +8851,7 @@
           <w:szCs w:val="24"/>
           <w:lang w:val="hu-HU" w:eastAsia="zh-CN" w:bidi="ar-SA"/>
         </w:rPr>
-        <w:t xml:space="preserve">]. </w:t>
+        <w:t xml:space="preserve">. </w:t>
       </w:r>
     </w:p>
     <w:p>
@@ -9197,8 +8874,8 @@
           <w:lang w:val="hu-HU" w:eastAsia="zh-CN" w:bidi="ar-SA"/>
         </w:rPr>
       </w:pPr>
-      <w:bookmarkStart w:id="71" w:name="__RefHeading___Toc907_1841346903"/>
-      <w:bookmarkEnd w:id="71"/>
+      <w:bookmarkStart w:id="73" w:name="__RefHeading___Toc907_1841346903"/>
+      <w:bookmarkEnd w:id="73"/>
       <w:r>
         <w:rPr>
           <w:rFonts w:eastAsia="Times New Roman"/>
@@ -9211,7 +8888,7 @@
         </w:rPr>
         <w:t>6</w:t>
       </w:r>
-      <w:bookmarkStart w:id="72" w:name="__RefHeading___Toc80443506_Copy_2"/>
+      <w:bookmarkStart w:id="74" w:name="__RefHeading___Toc80443506_Copy_2"/>
       <w:r>
         <w:rPr>
           <w:rFonts w:eastAsia="Times New Roman"/>
@@ -9224,7 +8901,7 @@
         </w:rPr>
         <w:t>.1.</w:t>
       </w:r>
-      <w:bookmarkEnd w:id="72"/>
+      <w:bookmarkEnd w:id="74"/>
       <w:r>
         <w:rPr>
           <w:rFonts w:eastAsia="Times New Roman"/>
@@ -9265,7 +8942,7 @@
           <w:szCs w:val="24"/>
           <w:lang w:val="hu-HU" w:eastAsia="zh-CN" w:bidi="ar-SA"/>
         </w:rPr>
-        <w:t>A megbízható működés igazolására egy háromszintű tesztelési stratégiát dolgoztam ki a szoftvermérnöki alapelvekkel összhangban [</w:t>
+        <w:t xml:space="preserve">A megbízható működés igazolására egy háromszintű tesztelési stratégiát dolgoztam ki a szoftvermérnöki alapelvekkel összhangban </w:t>
       </w:r>
       <w:r>
         <w:rPr>
@@ -9309,7 +8986,7 @@
           <w:szCs w:val="24"/>
           <w:lang w:val="hu-HU" w:eastAsia="zh-CN" w:bidi="ar-SA"/>
         </w:rPr>
-        <w:t>12</w:t>
+        <w:t>[12.]</w:t>
       </w:r>
       <w:r>
         <w:rPr>
@@ -9331,7 +9008,7 @@
           <w:szCs w:val="24"/>
           <w:lang w:val="hu-HU" w:eastAsia="zh-CN" w:bidi="ar-SA"/>
         </w:rPr>
-        <w:t>]. Az első szintet a szerveroldali, logikai ellenőrzések jelentették. Ezek során az egyes szolgáltatási modulokat izoláltan vizsgáltam, hogy a megírt algoritmusok, például a holtversenyek feloldása vagy a kiemeléses ágrajz felépítése, helyes kimenetet adnak-e a beadott paraméterekre. A második szinten az integrációs és végponttól végpontig tartó teszteket végeztem el. Ehhez dedikált automatizált tesztszkripteket írtam, amelyek a böngésző megkerülésével, közvetlenül a szerveroldali interfészt hívva szimulálnak komplett versenylebonyolítási folyamatokat, ellenőrizve az adatbázis konzisztenciáját és a végpontok hibatűrő képességét [</w:t>
+        <w:t xml:space="preserve">. Az első szintet a szerveroldali, logikai ellenőrzések jelentették. Ezek során az egyes szolgáltatási modulokat izoláltan vizsgáltam, hogy a megírt algoritmusok, például a holtversenyek feloldása vagy a kiemeléses ágrajz felépítése, helyes kimenetet adnak-e a beadott paraméterekre. A második szinten az integrációs és végponttól végpontig tartó teszteket végeztem el. Ehhez dedikált automatizált tesztszkripteket írtam, amelyek a böngésző megkerülésével, közvetlenül a szerveroldali interfészt hívva szimulálnak komplett versenylebonyolítási folyamatokat, ellenőrizve az adatbázis konzisztenciáját és a végpontok hibatűrő képességét </w:t>
       </w:r>
       <w:r>
         <w:rPr>
@@ -9375,7 +9052,7 @@
           <w:szCs w:val="24"/>
           <w:lang w:val="hu-HU" w:eastAsia="zh-CN" w:bidi="ar-SA"/>
         </w:rPr>
-        <w:t>12</w:t>
+        <w:t>[12.]</w:t>
       </w:r>
       <w:r>
         <w:rPr>
@@ -9397,7 +9074,7 @@
           <w:szCs w:val="24"/>
           <w:lang w:val="hu-HU" w:eastAsia="zh-CN" w:bidi="ar-SA"/>
         </w:rPr>
-        <w:t>]. A harmadik szint a manuális, felhasználói szempontú tesztelés volt, amelyet a kliensoldali felületen hajtottam végre [</w:t>
+        <w:t xml:space="preserve">. A harmadik szint a manuális, felhasználói szempontú tesztelés volt, amelyet a kliensoldali felületen hajtottam végre </w:t>
       </w:r>
       <w:r>
         <w:rPr>
@@ -9441,7 +9118,7 @@
           <w:szCs w:val="24"/>
           <w:lang w:val="hu-HU" w:eastAsia="zh-CN" w:bidi="ar-SA"/>
         </w:rPr>
-        <w:t>1</w:t>
+        <w:t>[1.]</w:t>
       </w:r>
       <w:r>
         <w:rPr>
@@ -9463,7 +9140,7 @@
           <w:szCs w:val="24"/>
           <w:lang w:val="hu-HU" w:eastAsia="zh-CN" w:bidi="ar-SA"/>
         </w:rPr>
-        <w:t xml:space="preserve">]. Ennek felgyorsítására megírtam egy adatkészlet-generáló szkriptet, amely másodpercek alatt felépít egy tesztfelhasználót, és feltölti az adatbázist különböző állapotú versenyekkel, így azonnal, reprodukálható környezetben tesztelhettem a vizuális elemeket és a navigációt. </w:t>
+        <w:t xml:space="preserve">. Ennek felgyorsítására megírtam egy adatkészlet-generáló szkriptet, amely másodpercek alatt felépít egy tesztfelhasználót, és feltölti az adatbázist különböző állapotú versenyekkel, így azonnal, reprodukálható környezetben tesztelhettem a vizuális elemeket és a navigációt. </w:t>
       </w:r>
     </w:p>
     <w:p>
@@ -9486,8 +9163,8 @@
           <w:lang w:val="hu-HU" w:eastAsia="zh-CN" w:bidi="ar-SA"/>
         </w:rPr>
       </w:pPr>
-      <w:bookmarkStart w:id="73" w:name="__RefHeading___Toc909_1841346903"/>
-      <w:bookmarkEnd w:id="73"/>
+      <w:bookmarkStart w:id="75" w:name="__RefHeading___Toc909_1841346903"/>
+      <w:bookmarkEnd w:id="75"/>
       <w:r>
         <w:rPr>
           <w:rFonts w:eastAsia="Times New Roman"/>
@@ -9500,7 +9177,7 @@
         </w:rPr>
         <w:t>6</w:t>
       </w:r>
-      <w:bookmarkStart w:id="74" w:name="__RefHeading___Toc80443507_Copy_2"/>
+      <w:bookmarkStart w:id="76" w:name="__RefHeading___Toc80443507_Copy_2"/>
       <w:r>
         <w:rPr>
           <w:rFonts w:eastAsia="Times New Roman"/>
@@ -9513,7 +9190,7 @@
         </w:rPr>
         <w:t>.2.</w:t>
       </w:r>
-      <w:bookmarkEnd w:id="74"/>
+      <w:bookmarkEnd w:id="76"/>
       <w:r>
         <w:rPr>
           <w:rFonts w:eastAsia="Times New Roman"/>
@@ -9554,7 +9231,7 @@
           <w:szCs w:val="24"/>
           <w:lang w:val="hu-HU" w:eastAsia="zh-CN" w:bidi="ar-SA"/>
         </w:rPr>
-        <w:t>A teszteseteket a követelményspecifikációban rögzített folyamatok mentén építettem fel, ellenőrizve a szoftver teljes életciklusát. A tesztelési folyamat úgynevezett füsttesztekkel indult. Ezek az automatizált folyamatok a rendszer legalapvetőbb, kritikus felületeinek gyors ellenőrzését végzik el annak megállapítására, hogy az alkalmazás egyáltalán funkcionálisan alkalmas-e a mélyebb, komplex validációra. Ezt követően a tesztelés a hitelesítési modul és az alapvető jogosultságkezelés validálásával folytatódott [</w:t>
+        <w:t xml:space="preserve">A teszteseteket a követelményspecifikációban rögzített folyamatok mentén építettem fel, ellenőrizve a szoftver teljes életciklusát. A tesztelési folyamat úgynevezett füsttesztekkel indult. Ezek az automatizált folyamatok a rendszer legalapvetőbb, kritikus felületeinek gyors ellenőrzését végzik el annak megállapítására, hogy az alkalmazás egyáltalán funkcionálisan alkalmas-e a mélyebb, komplex validációra. Ezt követően a tesztelés a hitelesítési modul és az alapvető jogosultságkezelés validálásával folytatódott </w:t>
       </w:r>
       <w:r>
         <w:rPr>
@@ -9598,7 +9275,7 @@
           <w:szCs w:val="24"/>
           <w:lang w:val="hu-HU" w:eastAsia="zh-CN" w:bidi="ar-SA"/>
         </w:rPr>
-        <w:t>7</w:t>
+        <w:t>[7.]</w:t>
       </w:r>
       <w:r>
         <w:rPr>
@@ -9620,7 +9297,7 @@
           <w:szCs w:val="24"/>
           <w:lang w:val="hu-HU" w:eastAsia="zh-CN" w:bidi="ar-SA"/>
         </w:rPr>
-        <w:t>]. Egy dedikált szkripttel bizonyítottam, hogy a rendszer szerveroldalon blokkol minden olyan kérést, amellyel egy hitelesített felhasználó egy másik szervező versenyadatait próbálná manipulálni. A lebonyolítási folyamat tesztelése a versenyek, kategóriák és játékosok rögzítésével, valamint a fizetési csoportok szinkronizációjával folytatódott.</w:t>
+        <w:t>. Egy dedikált szkripttel bizonyítottam, hogy a rendszer szerveroldalon blokkol minden olyan kérést, amellyel egy hitelesített felhasználó egy másik szervező versenyadatait próbálná manipulálni. A lebonyolítási folyamat tesztelése a versenyek, kategóriák és játékosok rögzítésével, valamint a fizetési csoportok szinkronizációjával folytatódott.</w:t>
       </w:r>
     </w:p>
     <w:p>
@@ -9680,7 +9357,7 @@
           <w:szCs w:val="24"/>
           <w:lang w:val="hu-HU" w:eastAsia="zh-CN" w:bidi="ar-SA"/>
         </w:rPr>
-        <w:t>Az eredményrögzítés validálása során szimuláltam mind a helyes, mind a sportági szabályoknak ellentmondó adatbevitelt [</w:t>
+        <w:t xml:space="preserve">Az eredményrögzítés validálása során szimuláltam mind a helyes, mind a sportági szabályoknak ellentmondó adatbevitelt </w:t>
       </w:r>
       <w:r>
         <w:rPr>
@@ -9724,7 +9401,7 @@
           <w:szCs w:val="24"/>
           <w:lang w:val="hu-HU" w:eastAsia="zh-CN" w:bidi="ar-SA"/>
         </w:rPr>
-        <w:t>14</w:t>
+        <w:t>[14.]</w:t>
       </w:r>
       <w:r>
         <w:rPr>
@@ -9746,7 +9423,7 @@
           <w:szCs w:val="24"/>
           <w:lang w:val="hu-HU" w:eastAsia="zh-CN" w:bidi="ar-SA"/>
         </w:rPr>
-        <w:t>]. A tesztek bizonyították, hogy a háttérrendszer azonnal visszautasítja az érvénytelen szetteket, megakadályozva ezzel a későbbi számítási anomáliákat. A rögzített eredmények alapján ellenőriztem a csoportállások frissülését, a továbbjutók automatikus kiválasztását, és az egyenes kieséses ág kiemelésalapú, hibátlan felépítését is. A szigorú validáció bizonyítására a 6.1. táblázat egy konkrét, formális tesztesetet mutat be az eredményrögzítő modul vizsgálatából.</w:t>
+        <w:t>. A tesztek bizonyították, hogy a háttérrendszer azonnal visszautasítja az érvénytelen szetteket, megakadályozva ezzel a későbbi számítási anomáliákat. A rögzített eredmények alapján ellenőriztem a csoportállások frissülését, a továbbjutók automatikus kiválasztását, és az egyenes kieséses ág kiemelésalapú, hibátlan felépítését is. A szigorú validáció bizonyítására a 6.1. táblázat egy konkrét, formális tesztesetet mutat be az eredményrögzítő modul vizsgálatából.</w:t>
       </w:r>
       <w:r>
         <w:br w:type="page"/>
@@ -9773,18 +9450,19 @@
           <w:szCs w:val="24"/>
           <w:lang w:val="hu-HU" w:eastAsia="zh-CN" w:bidi="ar-SA"/>
         </w:rPr>
-        <w:t>6.1. táblázat: Az automatizált integrációs tesztek összefoglalása</w:t>
-      </w:r>
-      <w:r>
-        <w:rPr>
-          <w:rFonts w:eastAsia="Times New Roman" w:cs="Times New Roman"/>
-          <w:color w:val="auto"/>
-          <w:kern w:val="0"/>
-          <w:sz w:val="24"/>
-          <w:szCs w:val="24"/>
-          <w:lang w:val="hu-HU" w:eastAsia="zh-CN" w:bidi="ar-SA"/>
-        </w:rPr>
-        <w:t>.</w:t>
+        <w:t xml:space="preserve">6.1. táblázat: </w:t>
+      </w:r>
+      <w:r>
+        <w:rPr>
+          <w:rFonts w:eastAsia="Times New Roman" w:cs="Times New Roman"/>
+          <w:b/>
+          <w:color w:val="auto"/>
+          <w:kern w:val="0"/>
+          <w:sz w:val="24"/>
+          <w:szCs w:val="24"/>
+          <w:lang w:val="hu-HU" w:eastAsia="zh-CN" w:bidi="ar-SA"/>
+        </w:rPr>
+        <w:t>Formális teszteset - BWF szabályalapú eredményvalidáció.</w:t>
       </w:r>
     </w:p>
     <w:tbl>
@@ -9821,7 +9499,7 @@
           </w:tcPr>
           <w:p>
             <w:pPr>
-              <w:pStyle w:val="Tblzattartalomuser"/>
+              <w:pStyle w:val="Tblzattartalom"/>
               <w:keepNext w:val="false"/>
               <w:widowControl/>
               <w:spacing w:lineRule="auto" w:line="274" w:before="0" w:after="0"/>
@@ -9855,7 +9533,7 @@
           </w:tcPr>
           <w:p>
             <w:pPr>
-              <w:pStyle w:val="Tblzattartalomuser"/>
+              <w:pStyle w:val="Tblzattartalom"/>
               <w:keepNext w:val="false"/>
               <w:widowControl/>
               <w:spacing w:lineRule="auto" w:line="274" w:before="0" w:after="0"/>
@@ -9889,7 +9567,7 @@
           </w:tcPr>
           <w:p>
             <w:pPr>
-              <w:pStyle w:val="Tblzattartalomuser"/>
+              <w:pStyle w:val="Tblzattartalom"/>
               <w:keepNext w:val="false"/>
               <w:widowControl/>
               <w:spacing w:lineRule="auto" w:line="274" w:before="0" w:after="0"/>
@@ -9929,7 +9607,7 @@
           </w:tcPr>
           <w:p>
             <w:pPr>
-              <w:pStyle w:val="Tblzattartalomuser"/>
+              <w:pStyle w:val="Tblzattartalom"/>
               <w:keepNext w:val="false"/>
               <w:widowControl/>
               <w:spacing w:lineRule="auto" w:line="274" w:before="0" w:after="0"/>
@@ -9967,7 +9645,7 @@
           </w:tcPr>
           <w:p>
             <w:pPr>
-              <w:pStyle w:val="Tblzattartalomuser"/>
+              <w:pStyle w:val="Tblzattartalom"/>
               <w:keepNext w:val="false"/>
               <w:widowControl/>
               <w:spacing w:lineRule="auto" w:line="274" w:before="0" w:after="0"/>
@@ -10007,7 +9685,7 @@
           </w:tcPr>
           <w:p>
             <w:pPr>
-              <w:pStyle w:val="Tblzattartalomuser"/>
+              <w:pStyle w:val="Tblzattartalom"/>
               <w:keepNext w:val="false"/>
               <w:widowControl/>
               <w:spacing w:lineRule="auto" w:line="274" w:before="0" w:after="0"/>
@@ -10045,7 +9723,7 @@
           </w:tcPr>
           <w:p>
             <w:pPr>
-              <w:pStyle w:val="Tblzattartalomuser"/>
+              <w:pStyle w:val="Tblzattartalom"/>
               <w:keepNext w:val="false"/>
               <w:widowControl/>
               <w:spacing w:lineRule="auto" w:line="274" w:before="0" w:after="0"/>
@@ -10085,7 +9763,7 @@
           </w:tcPr>
           <w:p>
             <w:pPr>
-              <w:pStyle w:val="Tblzattartalomuser"/>
+              <w:pStyle w:val="Tblzattartalom"/>
               <w:keepNext w:val="false"/>
               <w:widowControl/>
               <w:spacing w:lineRule="auto" w:line="274" w:before="0" w:after="0"/>
@@ -10123,7 +9801,7 @@
           </w:tcPr>
           <w:p>
             <w:pPr>
-              <w:pStyle w:val="Tblzattartalomuser"/>
+              <w:pStyle w:val="Tblzattartalom"/>
               <w:keepNext w:val="false"/>
               <w:widowControl/>
               <w:spacing w:lineRule="auto" w:line="274" w:before="0" w:after="0"/>
@@ -10163,7 +9841,7 @@
           </w:tcPr>
           <w:p>
             <w:pPr>
-              <w:pStyle w:val="Tblzattartalomuser"/>
+              <w:pStyle w:val="Tblzattartalom"/>
               <w:keepNext w:val="false"/>
               <w:widowControl/>
               <w:spacing w:lineRule="auto" w:line="274" w:before="0" w:after="0"/>
@@ -10201,7 +9879,7 @@
           </w:tcPr>
           <w:p>
             <w:pPr>
-              <w:pStyle w:val="Tblzattartalomuser"/>
+              <w:pStyle w:val="Tblzattartalom"/>
               <w:keepNext w:val="false"/>
               <w:widowControl/>
               <w:spacing w:lineRule="auto" w:line="274" w:before="0" w:after="0"/>
@@ -10241,7 +9919,7 @@
           </w:tcPr>
           <w:p>
             <w:pPr>
-              <w:pStyle w:val="Tblzattartalomuser"/>
+              <w:pStyle w:val="Tblzattartalom"/>
               <w:keepNext w:val="false"/>
               <w:widowControl/>
               <w:spacing w:lineRule="auto" w:line="274" w:before="0" w:after="0"/>
@@ -10285,8 +9963,8 @@
           <w:lang w:val="hu-HU" w:eastAsia="zh-CN" w:bidi="ar-SA"/>
         </w:rPr>
       </w:pPr>
-      <w:bookmarkStart w:id="75" w:name="__RefHeading___Toc911_1841346903"/>
-      <w:bookmarkEnd w:id="75"/>
+      <w:bookmarkStart w:id="77" w:name="__RefHeading___Toc911_1841346903"/>
+      <w:bookmarkEnd w:id="77"/>
       <w:r>
         <w:rPr>
           <w:rFonts w:eastAsia="Times New Roman"/>
@@ -10299,7 +9977,7 @@
         </w:rPr>
         <w:t>6</w:t>
       </w:r>
-      <w:bookmarkStart w:id="76" w:name="__RefHeading___Toc80443508_Copy_2"/>
+      <w:bookmarkStart w:id="78" w:name="__RefHeading___Toc80443508_Copy_2"/>
       <w:r>
         <w:rPr>
           <w:rFonts w:eastAsia="Times New Roman"/>
@@ -10312,7 +9990,7 @@
         </w:rPr>
         <w:t>.3.</w:t>
       </w:r>
-      <w:bookmarkEnd w:id="76"/>
+      <w:bookmarkEnd w:id="78"/>
       <w:r>
         <w:rPr>
           <w:rFonts w:eastAsia="Times New Roman"/>
@@ -10361,7 +10039,7 @@
           <w:szCs w:val="24"/>
           <w:lang w:val="hu-HU" w:eastAsia="zh-CN" w:bidi="ar-SA"/>
         </w:rPr>
-        <w:t>Egy versenykezelő rendszer robusztusságát nem az ideális, hanem a szélsőséges esetekben mutatott viselkedése határozza meg [</w:t>
+        <w:t xml:space="preserve">Egy versenykezelő rendszer robusztusságát nem az ideális, hanem a szélsőséges esetekben mutatott viselkedése határozza meg </w:t>
       </w:r>
       <w:r>
         <w:rPr>
@@ -10405,7 +10083,7 @@
           <w:szCs w:val="24"/>
           <w:lang w:val="hu-HU" w:eastAsia="zh-CN" w:bidi="ar-SA"/>
         </w:rPr>
-        <w:t>12</w:t>
+        <w:t>[12.]</w:t>
       </w:r>
       <w:r>
         <w:rPr>
@@ -10427,7 +10105,7 @@
           <w:szCs w:val="24"/>
           <w:lang w:val="hu-HU" w:eastAsia="zh-CN" w:bidi="ar-SA"/>
         </w:rPr>
-        <w:t>]. A tesztelés során kiemelt figyelmet fordítottam a páratlan létszám kezelésére. A csoportkör-generálásnál ellenőriztem, hogy az algoritmus helyesen alkalmazza-e a virtuális pihenő pozíciót, és hogy ez a megoldás nem eredményez-e a felületen üres mérkőzéseket. Az összetett holtversenyek vizsgálatakor szándékosan olyan eredményeket generáltam, ahol több játékos között körbeverés alakult ki. A teszt igazolta, hogy a rendszer ilyenkor helyesen állítja fel a szűkített tabellát a szett- és pontkülönbségek alapján, illetve ha a holtverseny matematikailag feloldhatatlan, szabályosan leállítja az automatikus rangsorolást, és manuális döntést kér a szervezőtől [</w:t>
+        <w:t xml:space="preserve">. A tesztelés során kiemelt figyelmet fordítottam a páratlan létszám kezelésére. A csoportkör-generálásnál ellenőriztem, hogy az algoritmus helyesen alkalmazza-e a virtuális pihenő pozíciót, és hogy ez a megoldás nem eredményez-e a felületen üres mérkőzéseket. Az összetett holtversenyek vizsgálatakor szándékosan olyan eredményeket generáltam, ahol több játékos között körbeverés alakult ki. A teszt igazolta, hogy a rendszer ilyenkor helyesen állítja fel a szűkített tabellát a szett- és pontkülönbségek alapján, illetve ha a holtverseny matematikailag feloldhatatlan, szabályosan leállítja az automatikus rangsorolást, és manuális döntést kér a szervezőtől </w:t>
       </w:r>
       <w:r>
         <w:rPr>
@@ -10471,7 +10149,7 @@
           <w:szCs w:val="24"/>
           <w:lang w:val="hu-HU" w:eastAsia="zh-CN" w:bidi="ar-SA"/>
         </w:rPr>
-        <w:t>14</w:t>
+        <w:t>[14.]</w:t>
       </w:r>
       <w:r>
         <w:rPr>
@@ -10493,7 +10171,7 @@
           <w:szCs w:val="24"/>
           <w:lang w:val="hu-HU" w:eastAsia="zh-CN" w:bidi="ar-SA"/>
         </w:rPr>
-        <w:t>].</w:t>
+        <w:t>.</w:t>
       </w:r>
     </w:p>
     <w:p>
@@ -10546,8 +10224,8 @@
           <w:lang w:val="hu-HU" w:eastAsia="zh-CN" w:bidi="ar-SA"/>
         </w:rPr>
       </w:pPr>
-      <w:bookmarkStart w:id="77" w:name="__RefHeading___Toc913_1841346903"/>
-      <w:bookmarkEnd w:id="77"/>
+      <w:bookmarkStart w:id="79" w:name="__RefHeading___Toc913_1841346903"/>
+      <w:bookmarkEnd w:id="79"/>
       <w:r>
         <w:rPr>
           <w:rFonts w:eastAsia="Times New Roman"/>
@@ -10588,7 +10266,7 @@
           <w:szCs w:val="24"/>
           <w:lang w:val="hu-HU" w:eastAsia="zh-CN" w:bidi="ar-SA"/>
         </w:rPr>
-        <w:t>A lefolytatott automatizált szkriptek és a kiterjedt manuális tesztek alapján megállapítható, hogy a rendszer a specifikációban megfogalmazott minden követelményt megbízhatóan teljesít. A szoftver képes végigvinni egy tollaslabda-verseny teljes életciklusát, a játékosok regisztrációjától kezdve az ütemezésen át egészen a végeredmény hordozható formátumú exportálásáig. A legfontosabb tanulság és eredmény, hogy a szerveroldali interfész felépítése rendkívül stabilnak bizonyult. Egy adminisztratív webalkalmazásnál elkerülhetetlen, hogy a felhasználók hibás navigációval vagy rossz sorrendben végrehajtott műveletekkel teszteljék a határokat. A szerveroldali védelmek, a bemeneti adatvalidáció és a szigorú állapotkezelés garantálta, hogy a rendszer ilyen esetekben sem omlott össze, hanem kontrollált hibaüzenetekkel navigálta vissza a felhasználót a helyes munkafolyamathoz [</w:t>
+        <w:t xml:space="preserve">A lefolytatott automatizált szkriptek és a kiterjedt manuális tesztek alapján megállapítható, hogy a rendszer a specifikációban megfogalmazott minden követelményt megbízhatóan teljesít. A szoftver képes végigvinni egy tollaslabda-verseny teljes életciklusát, a játékosok regisztrációjától kezdve az ütemezésen át egészen a végeredmény hordozható formátumú exportálásáig. A legfontosabb tanulság és eredmény, hogy a szerveroldali interfész felépítése rendkívül stabilnak bizonyult. Egy adminisztratív webalkalmazásnál elkerülhetetlen, hogy a felhasználók hibás navigációval vagy rossz sorrendben végrehajtott műveletekkel teszteljék a határokat. A szerveroldali védelmek, a bemeneti adatvalidáció és a szigorú állapotkezelés garantálta, hogy a rendszer ilyen esetekben sem omlott össze, hanem kontrollált hibaüzenetekkel navigálta vissza a felhasználót a helyes munkafolyamathoz </w:t>
       </w:r>
       <w:r>
         <w:rPr>
@@ -10632,7 +10310,7 @@
           <w:szCs w:val="24"/>
           <w:lang w:val="hu-HU" w:eastAsia="zh-CN" w:bidi="ar-SA"/>
         </w:rPr>
-        <w:t>12</w:t>
+        <w:t>[12.]</w:t>
       </w:r>
       <w:r>
         <w:rPr>
@@ -10654,7 +10332,7 @@
           <w:szCs w:val="24"/>
           <w:lang w:val="hu-HU" w:eastAsia="zh-CN" w:bidi="ar-SA"/>
         </w:rPr>
-        <w:t xml:space="preserve">]. </w:t>
+        <w:t xml:space="preserve">. </w:t>
       </w:r>
       <w:r>
         <w:br w:type="page"/>
@@ -10678,8 +10356,8 @@
           <w:lang w:val="hu-HU" w:eastAsia="zh-CN" w:bidi="ar-SA"/>
         </w:rPr>
       </w:pPr>
-      <w:bookmarkStart w:id="78" w:name="__RefHeading___Toc915_1841346903"/>
-      <w:bookmarkEnd w:id="78"/>
+      <w:bookmarkStart w:id="80" w:name="__RefHeading___Toc915_1841346903"/>
+      <w:bookmarkEnd w:id="80"/>
       <w:r>
         <w:rPr>
           <w:rFonts w:eastAsia="Times New Roman"/>
@@ -10750,8 +10428,8 @@
           <w:lang w:val="hu-HU" w:eastAsia="zh-CN" w:bidi="ar-SA"/>
         </w:rPr>
       </w:pPr>
-      <w:bookmarkStart w:id="79" w:name="__RefHeading___Toc917_1841346903"/>
-      <w:bookmarkEnd w:id="79"/>
+      <w:bookmarkStart w:id="81" w:name="__RefHeading___Toc917_1841346903"/>
+      <w:bookmarkEnd w:id="81"/>
       <w:r>
         <w:rPr>
           <w:rFonts w:eastAsia="Times New Roman"/>
@@ -10822,7 +10500,7 @@
           <w:szCs w:val="24"/>
           <w:lang w:val="hu-HU" w:eastAsia="zh-CN" w:bidi="ar-SA"/>
         </w:rPr>
-        <w:t>Sikerült megvalósítanom egy olyan munkafolyamatot, amely a versenykiírástól, a nevezések és a fizetési csoportok adminisztrálásától kezdve a helyszíni jelenlét-regisztráción át a tényleges mezőny kialakításáig vezeti a felhasználót. A szoftver önállóan, dedikált szolgáltatási modulokban végzi el a teljes és csonka körmérkőzéses párosítások legenerálását, a tollaslabda szabályai szerinti eredményvalidációt [</w:t>
+        <w:t xml:space="preserve">Sikerült megvalósítanom egy olyan munkafolyamatot, amely a versenykiírástól, a nevezések és a fizetési csoportok adminisztrálásától kezdve a helyszíni jelenlét-regisztráción át a tényleges mezőny kialakításáig vezeti a felhasználót. A szoftver önállóan, dedikált szolgáltatási modulokban végzi el a teljes és csonka körmérkőzéses párosítások legenerálását, a tollaslabda szabályai szerinti eredményvalidációt </w:t>
       </w:r>
       <w:r>
         <w:rPr>
@@ -10866,7 +10544,7 @@
           <w:szCs w:val="24"/>
           <w:lang w:val="hu-HU" w:eastAsia="zh-CN" w:bidi="ar-SA"/>
         </w:rPr>
-        <w:t>14</w:t>
+        <w:t>[14.]</w:t>
       </w:r>
       <w:r>
         <w:rPr>
@@ -10888,7 +10566,7 @@
           <w:szCs w:val="24"/>
           <w:lang w:val="hu-HU" w:eastAsia="zh-CN" w:bidi="ar-SA"/>
         </w:rPr>
-        <w:t>], a csoportállások és a bonyolult holtversenyek kiszámítását, valamint a továbbjutók alapján az egyenes kieséses ág felépítését. Mindezt egy olyan ütemező algoritmussal egészítettem ki, amely automatikusan osztja be a pályákat és a játékvezetőket a rendelkezésre álló időablakok és pihenőidők függvényében. Ezt a folyamatot a transzparencia érdekében auditnaplózással, az archiválhatóságért pedig hordozható adatexporttal támogattam meg.</w:t>
+        <w:t>, a csoportállások és a bonyolult holtversenyek kiszámítását, valamint a továbbjutók alapján az egyenes kieséses ág felépítését. Mindezt egy olyan ütemező algoritmussal egészítettem ki, amely automatikusan osztja be a pályákat és a játékvezetőket a rendelkezésre álló időablakok és pihenőidők függvényében. Ezt a folyamatot a transzparencia érdekében auditnaplózással, az archiválhatóságért pedig hordozható adatexporttal támogattam meg.</w:t>
       </w:r>
     </w:p>
     <w:p>
@@ -10911,8 +10589,8 @@
           <w:lang w:val="hu-HU" w:eastAsia="zh-CN" w:bidi="ar-SA"/>
         </w:rPr>
       </w:pPr>
-      <w:bookmarkStart w:id="80" w:name="__RefHeading___Toc919_1841346903"/>
-      <w:bookmarkEnd w:id="80"/>
+      <w:bookmarkStart w:id="82" w:name="__RefHeading___Toc919_1841346903"/>
+      <w:bookmarkEnd w:id="82"/>
       <w:r>
         <w:rPr>
           <w:rFonts w:eastAsia="Times New Roman"/>
@@ -10983,7 +10661,7 @@
           <w:szCs w:val="24"/>
           <w:lang w:val="hu-HU" w:eastAsia="zh-CN" w:bidi="ar-SA"/>
         </w:rPr>
-        <w:t>Architekturális szempontból kiemelném a modularitást. A modern webes technológiák tudatos használata, valamint a backend szerkezetének logikai szeparációja egy tiszta, jól karbantartható kódbázist eredményezett [</w:t>
+        <w:t xml:space="preserve">Architekturális szempontból kiemelném a modularitást. A modern webes technológiák tudatos használata, valamint a backend szerkezetének logikai szeparációja egy tiszta, jól karbantartható kódbázist eredményezett </w:t>
       </w:r>
       <w:r>
         <w:rPr>
@@ -11027,7 +10705,7 @@
           <w:szCs w:val="24"/>
           <w:lang w:val="hu-HU" w:eastAsia="zh-CN" w:bidi="ar-SA"/>
         </w:rPr>
-        <w:t>12</w:t>
+        <w:t>[12.]</w:t>
       </w:r>
       <w:r>
         <w:rPr>
@@ -11049,7 +10727,7 @@
           <w:szCs w:val="24"/>
           <w:lang w:val="hu-HU" w:eastAsia="zh-CN" w:bidi="ar-SA"/>
         </w:rPr>
-        <w:t>]. A rendszer robusztusságát a szerveroldali üzleti validációk adják, hiszen a szoftver áttörhetetlen védelmet nyújt a pályaütközésekkel, az illetéktelen adatmódosításokkal és a lezárt versenyek manipulálásával szemben. Gyakorlati, fejlesztői szempontból nagy értéknek tartom a bemutató adatkészlet-generáló szkriptemet is, amely bármikor képes másodpercek alatt egy komplex, tesztelhető versenyállapotot felépíteni az adatbázisban.</w:t>
+        <w:t>. A rendszer robusztusságát a szerveroldali üzleti validációk adják, hiszen a szoftver áttörhetetlen védelmet nyújt a pályaütközésekkel, az illetéktelen adatmódosításokkal és a lezárt versenyek manipulálásával szemben. Gyakorlati, fejlesztői szempontból nagy értéknek tartom a bemutató adatkészlet-generáló szkriptemet is, amely bármikor képes másodpercek alatt egy komplex, tesztelhető versenyállapotot felépíteni az adatbázisban.</w:t>
       </w:r>
     </w:p>
     <w:p>
@@ -11072,8 +10750,8 @@
           <w:lang w:val="hu-HU" w:eastAsia="zh-CN" w:bidi="ar-SA"/>
         </w:rPr>
       </w:pPr>
-      <w:bookmarkStart w:id="81" w:name="__RefHeading___Toc921_1841346903"/>
-      <w:bookmarkEnd w:id="81"/>
+      <w:bookmarkStart w:id="83" w:name="__RefHeading___Toc921_1841346903"/>
+      <w:bookmarkEnd w:id="83"/>
       <w:r>
         <w:rPr>
           <w:rFonts w:eastAsia="Times New Roman"/>
@@ -11144,7 +10822,29 @@
           <w:szCs w:val="24"/>
           <w:lang w:val="hu-HU" w:eastAsia="zh-CN" w:bidi="ar-SA"/>
         </w:rPr>
-        <w:t>A legfőbb korlát a jogosultságkezelés egyszerűsége. A rendszer jelenleg tulajdonosi logikán alapul, így a létrehozó látja és szerkesztheti a saját versenyét, de a szoftver nem tartalmaz finomhangolt, szerepköralapú hozzáférést. Ennek következtében nem lehet külön olvasási vagy dedikált játékvezetői fiókokat kiosztani egy eseményen belül. Emellett a szoftver kliens-szerver architektúrája folyamatos internetkapcsolatot igényel, így az elsődlegesen offline működés egy rossz lefedettségű sportcsarnokban jelenleg nem megoldott. A dokumentumkezelés terén az exportálás bár az adatfeldolgozásra tökéletes, a hivatalos, kinyomtatható sorsolási és mérkőzéslapok generálása még várat magára. Végül a felhasználói felület bár funkcionális és válasz kész, további ergonómiai finomításokat igényelne ahhoz, hogy piacképes termékké váljon.</w:t>
+        <w:t xml:space="preserve">A legfőbb korlát a jogosultságkezelés egyszerűsége. A rendszer jelenleg tulajdonosi logikán alapul, így a létrehozó látja és szerkesztheti a saját versenyét, de a szoftver nem tartalmaz finomhangolt, szerepköralapú hozzáférést. Ennek következtében nem lehet külön olvasási vagy dedikált játékvezetői fiókokat kiosztani egy eseményen belül. Emellett a szoftver kliens-szerver architektúrája folyamatos internetkapcsolatot igényel, így az elsődlegesen offline működés egy rossz lefedettségű sportcsarnokban jelenleg nem megoldott. A dokumentumkezelés terén az exportálás bár az adatfeldolgozásra tökéletes, a hivatalos, kinyomtatható sorsolási és mérkőzéslapok generálása még várat magára. Végül a felhasználói felület bár funkcionális és </w:t>
+      </w:r>
+      <w:r>
+        <w:rPr>
+          <w:rFonts w:eastAsia="Times New Roman" w:cs="Times New Roman"/>
+          <w:color w:val="auto"/>
+          <w:kern w:val="0"/>
+          <w:sz w:val="24"/>
+          <w:szCs w:val="24"/>
+          <w:lang w:val="hu-HU" w:eastAsia="zh-CN" w:bidi="ar-SA"/>
+        </w:rPr>
+        <w:t>reszponzív,</w:t>
+      </w:r>
+      <w:r>
+        <w:rPr>
+          <w:rFonts w:eastAsia="Times New Roman" w:cs="Times New Roman"/>
+          <w:color w:val="auto"/>
+          <w:kern w:val="0"/>
+          <w:sz w:val="24"/>
+          <w:szCs w:val="24"/>
+          <w:lang w:val="hu-HU" w:eastAsia="zh-CN" w:bidi="ar-SA"/>
+        </w:rPr>
+        <w:t xml:space="preserve"> további ergonómiai finomításokat igényelne ahhoz, hogy piacképes termékké váljon.</w:t>
       </w:r>
     </w:p>
     <w:p>
@@ -11167,8 +10867,8 @@
           <w:lang w:val="hu-HU" w:eastAsia="zh-CN" w:bidi="ar-SA"/>
         </w:rPr>
       </w:pPr>
-      <w:bookmarkStart w:id="82" w:name="__RefHeading___Toc923_1841346903"/>
-      <w:bookmarkEnd w:id="82"/>
+      <w:bookmarkStart w:id="84" w:name="__RefHeading___Toc923_1841346903"/>
+      <w:bookmarkEnd w:id="84"/>
       <w:r>
         <w:rPr>
           <w:rFonts w:eastAsia="Times New Roman"/>
@@ -11262,8 +10962,8 @@
           <w:lang w:val="hu-HU" w:eastAsia="zh-CN" w:bidi="ar-SA"/>
         </w:rPr>
       </w:pPr>
-      <w:bookmarkStart w:id="83" w:name="__RefHeading___Toc925_1841346903"/>
-      <w:bookmarkEnd w:id="83"/>
+      <w:bookmarkStart w:id="85" w:name="__RefHeading___Toc925_1841346903"/>
+      <w:bookmarkEnd w:id="85"/>
       <w:r>
         <w:rPr>
           <w:rFonts w:eastAsia="Times New Roman"/>
@@ -11283,28 +10983,43 @@
         <w:widowControl/>
         <w:suppressAutoHyphens w:val="true"/>
         <w:bidi w:val="0"/>
-        <w:spacing w:lineRule="auto" w:line="360" w:before="0" w:after="0"/>
-        <w:ind w:firstLine="709"/>
-        <w:jc w:val="both"/>
-        <w:rPr>
-          <w:rFonts w:ascii="Times New Roman" w:hAnsi="Times New Roman" w:eastAsia="Times New Roman" w:cs="Times New Roman"/>
-          <w:color w:val="auto"/>
-          <w:kern w:val="0"/>
-          <w:sz w:val="24"/>
-          <w:szCs w:val="24"/>
-          <w:lang w:val="hu-HU" w:eastAsia="zh-CN" w:bidi="ar-SA"/>
-        </w:rPr>
-      </w:pPr>
-      <w:r>
-        <w:rPr>
-          <w:rFonts w:eastAsia="Times New Roman" w:cs="Times New Roman"/>
-          <w:color w:val="auto"/>
-          <w:kern w:val="0"/>
-          <w:sz w:val="24"/>
-          <w:szCs w:val="24"/>
-          <w:lang w:val="hu-HU" w:eastAsia="zh-CN" w:bidi="ar-SA"/>
-        </w:rPr>
-        <w:t>A fejlesztési folyamat talán legfontosabb tanulsága számomra az volt, hogy a szoftverfejlesztés során a legnagyobb kihívást nem a kód megírása, hanem a valós életbeli problémák és a matematikai modellek közötti kompromisszumok megtalálása jelenti.</w:t>
+        <w:rPr>
+          <w:rFonts w:eastAsia="Times New Roman" w:cs="Times New Roman"/>
+          <w:color w:val="auto"/>
+          <w:kern w:val="0"/>
+          <w:szCs w:val="24"/>
+          <w:lang w:val="hu-HU" w:eastAsia="zh-CN" w:bidi="ar-SA"/>
+        </w:rPr>
+      </w:pPr>
+      <w:r>
+        <w:rPr>
+          <w:rFonts w:eastAsia="Times New Roman" w:cs="Times New Roman"/>
+          <w:color w:val="auto"/>
+          <w:kern w:val="0"/>
+          <w:szCs w:val="24"/>
+          <w:lang w:val="hu-HU" w:eastAsia="zh-CN" w:bidi="ar-SA"/>
+        </w:rPr>
+        <w:t xml:space="preserve">A fejlesztési folyamat rámutatott, hogy egy sportágspecifikus szoftvernél az elméleti algoritmusok (mint például a tisztán matematikai sorsolás) önmagukban elégtelenek. </w:t>
+      </w:r>
+      <w:r>
+        <w:rPr>
+          <w:rFonts w:eastAsia="Times New Roman" w:cs="Times New Roman"/>
+          <w:color w:val="auto"/>
+          <w:kern w:val="0"/>
+          <w:szCs w:val="24"/>
+          <w:lang w:val="hu-HU" w:eastAsia="zh-CN" w:bidi="ar-SA"/>
+        </w:rPr>
+        <w:t>A</w:t>
+      </w:r>
+      <w:r>
+        <w:rPr>
+          <w:rFonts w:eastAsia="Times New Roman" w:cs="Times New Roman"/>
+          <w:color w:val="auto"/>
+          <w:kern w:val="0"/>
+          <w:szCs w:val="24"/>
+          <w:lang w:val="hu-HU" w:eastAsia="zh-CN" w:bidi="ar-SA"/>
+        </w:rPr>
+        <w:t xml:space="preserve"> valós életbeli, operatív anomáliákat, például egy játékos késését vagy visszalépését zökkenőmentesen kell integrálni a számítási modellbe.</w:t>
       </w:r>
     </w:p>
     <w:p>
@@ -11447,8 +11162,8 @@
           <w:lang w:val="hu-HU" w:eastAsia="zh-CN" w:bidi="ar-SA"/>
         </w:rPr>
       </w:pPr>
-      <w:bookmarkStart w:id="84" w:name="__RefHeading___Toc927_1841346903"/>
-      <w:bookmarkEnd w:id="84"/>
+      <w:bookmarkStart w:id="86" w:name="__RefHeading___Toc927_1841346903"/>
+      <w:bookmarkEnd w:id="86"/>
       <w:r>
         <w:rPr>
           <w:rFonts w:eastAsia="Times New Roman"/>
@@ -11498,28 +11213,23 @@
         <w:widowControl/>
         <w:suppressAutoHyphens w:val="true"/>
         <w:bidi w:val="0"/>
-        <w:spacing w:lineRule="auto" w:line="360" w:before="0" w:after="0"/>
-        <w:ind w:firstLine="709"/>
-        <w:jc w:val="both"/>
-        <w:rPr>
-          <w:rFonts w:ascii="Times New Roman" w:hAnsi="Times New Roman" w:eastAsia="Times New Roman" w:cs="Times New Roman"/>
-          <w:color w:val="auto"/>
-          <w:kern w:val="0"/>
-          <w:sz w:val="24"/>
-          <w:szCs w:val="24"/>
-          <w:lang w:val="hu-HU" w:eastAsia="zh-CN" w:bidi="ar-SA"/>
-        </w:rPr>
-      </w:pPr>
-      <w:r>
-        <w:rPr>
-          <w:rFonts w:eastAsia="Times New Roman" w:cs="Times New Roman"/>
-          <w:color w:val="auto"/>
-          <w:kern w:val="0"/>
-          <w:sz w:val="24"/>
-          <w:szCs w:val="24"/>
-          <w:lang w:val="hu-HU" w:eastAsia="zh-CN" w:bidi="ar-SA"/>
-        </w:rPr>
-        <w:t>A projekt számomra nemcsak egy szoftver megírását jelentette, hanem egy komplex, valós üzleti probléma feltérképezését, a megfelelő informatikai architektúra megtervezését és a megoldás teljes körű, integrált megvalósítását. A rendszer a jelenlegi formájában egy szilárd alapot képez, amely a jövőben tovább bővíthető, és érdemi segítséget nyújthat a hazai amatőr tollaslabdaélet szervezőinek.</w:t>
+        <w:rPr>
+          <w:rFonts w:eastAsia="Times New Roman" w:cs="Times New Roman"/>
+          <w:color w:val="auto"/>
+          <w:kern w:val="0"/>
+          <w:szCs w:val="24"/>
+          <w:lang w:val="hu-HU" w:eastAsia="zh-CN" w:bidi="ar-SA"/>
+        </w:rPr>
+      </w:pPr>
+      <w:r>
+        <w:rPr>
+          <w:rFonts w:eastAsia="Times New Roman" w:cs="Times New Roman"/>
+          <w:color w:val="auto"/>
+          <w:kern w:val="0"/>
+          <w:szCs w:val="24"/>
+          <w:lang w:val="hu-HU" w:eastAsia="zh-CN" w:bidi="ar-SA"/>
+        </w:rPr>
+        <w:t xml:space="preserve">A projekt számomra nemcsak egy szoftver megírását jelentette, hanem egy komplex, valós üzleti probléma feltérképezését, a megfelelő informatikai architektúra megtervezését és a megoldás teljes körű, integrált megvalósítását. A rendszer a jelenlegi formájában stabil alapot képez, amely a közeljövőben például egy automatizált, valós idejű ütemező-kalkulátor integrálásával érdemi segítséget nyújthat a hazai amatőr tollaslabdaélet szervezőinek. </w:t>
       </w:r>
       <w:r>
         <w:br w:type="page"/>
@@ -11539,10 +11249,10 @@
           <w:lang w:val="hu-HU"/>
         </w:rPr>
       </w:pPr>
-      <w:bookmarkStart w:id="85" w:name="__RefHeading___Toc80443509"/>
-      <w:bookmarkStart w:id="86" w:name="__RefNumPara__4335_3951154530"/>
-      <w:bookmarkEnd w:id="85"/>
-      <w:bookmarkEnd w:id="86"/>
+      <w:bookmarkStart w:id="87" w:name="__RefNumPara__4335_3951154530"/>
+      <w:bookmarkStart w:id="88" w:name="__RefHeading___Toc80443509"/>
+      <w:bookmarkEnd w:id="87"/>
+      <w:bookmarkEnd w:id="88"/>
       <w:r>
         <w:rPr>
           <w:b/>
@@ -11565,14 +11275,14 @@
         <w:jc w:val="both"/>
         <w:rPr/>
       </w:pPr>
-      <w:bookmarkStart w:id="87" w:name="__RefNumPara__5413_3951154530"/>
-      <w:bookmarkEnd w:id="87"/>
+      <w:bookmarkStart w:id="89" w:name="__RefNumPara__5413_3951154530"/>
+      <w:bookmarkEnd w:id="89"/>
       <w:r>
         <w:rPr>
           <w:sz w:val="20"/>
           <w:szCs w:val="20"/>
         </w:rPr>
-        <w:t xml:space="preserve">Meta Open Source, React Documentation. [Online]. Elérhető: </w:t>
+        <w:t xml:space="preserve">Meta Open Source, React Documentation. Online. Elérhető: </w:t>
       </w:r>
       <w:hyperlink r:id="rId2">
         <w:r>
@@ -11619,14 +11329,14 @@
         <w:jc w:val="both"/>
         <w:rPr/>
       </w:pPr>
-      <w:bookmarkStart w:id="88" w:name="__RefNumPara__5417_3951154530"/>
-      <w:bookmarkEnd w:id="88"/>
+      <w:bookmarkStart w:id="90" w:name="__RefNumPara__5417_3951154530"/>
+      <w:bookmarkEnd w:id="90"/>
       <w:r>
         <w:rPr>
           <w:sz w:val="20"/>
           <w:szCs w:val="20"/>
         </w:rPr>
-        <w:t xml:space="preserve">OpenJS Foundation, Node.js Documentation. [Online]. Elérhető: </w:t>
+        <w:t xml:space="preserve">OpenJS Foundation, Node.js Documentation. Online. Elérhető: </w:t>
       </w:r>
       <w:hyperlink r:id="rId3">
         <w:r>
@@ -11674,14 +11384,14 @@
         <w:jc w:val="both"/>
         <w:rPr/>
       </w:pPr>
-      <w:bookmarkStart w:id="89" w:name="__RefNumPara__5421_3951154530"/>
-      <w:bookmarkEnd w:id="89"/>
+      <w:bookmarkStart w:id="91" w:name="__RefNumPara__5421_3951154530"/>
+      <w:bookmarkEnd w:id="91"/>
       <w:r>
         <w:rPr>
           <w:sz w:val="20"/>
           <w:szCs w:val="20"/>
         </w:rPr>
-        <w:t xml:space="preserve">Express.js, Express Node.js web application framework. [Online]. Elérhető: </w:t>
+        <w:t xml:space="preserve">Express.js, Express Node.js web application framework. Online. Elérhető: </w:t>
       </w:r>
       <w:hyperlink r:id="rId4" w:tgtFrame="_blank">
         <w:r>
@@ -11728,14 +11438,14 @@
         <w:jc w:val="both"/>
         <w:rPr/>
       </w:pPr>
-      <w:bookmarkStart w:id="90" w:name="__RefNumPara__5425_3951154530"/>
-      <w:bookmarkEnd w:id="90"/>
+      <w:bookmarkStart w:id="92" w:name="__RefNumPara__5425_3951154530"/>
+      <w:bookmarkEnd w:id="92"/>
       <w:r>
         <w:rPr>
           <w:sz w:val="20"/>
           <w:szCs w:val="20"/>
         </w:rPr>
-        <w:t xml:space="preserve">MongoDB Inc., MongoDB Documentation. [Online]. Elérhető: </w:t>
+        <w:t xml:space="preserve">MongoDB Inc., MongoDB Documentation. Online. Elérhető: </w:t>
       </w:r>
       <w:hyperlink r:id="rId5">
         <w:r>
@@ -11782,14 +11492,14 @@
         <w:jc w:val="both"/>
         <w:rPr/>
       </w:pPr>
-      <w:bookmarkStart w:id="91" w:name="__RefNumPara__5427_3951154530"/>
-      <w:bookmarkEnd w:id="91"/>
+      <w:bookmarkStart w:id="93" w:name="__RefNumPara__5427_3951154530"/>
+      <w:bookmarkEnd w:id="93"/>
       <w:r>
         <w:rPr>
           <w:sz w:val="20"/>
           <w:szCs w:val="20"/>
         </w:rPr>
-        <w:t xml:space="preserve">Mongoose, Mongoose Documentation. [Online]. Elérhető: </w:t>
+        <w:t xml:space="preserve">Mongoose, Mongoose Documentation. Online. Elérhető: </w:t>
       </w:r>
       <w:hyperlink r:id="rId6">
         <w:r>
@@ -11836,14 +11546,14 @@
         <w:jc w:val="both"/>
         <w:rPr/>
       </w:pPr>
-      <w:bookmarkStart w:id="92" w:name="__RefNumPara__5429_3951154530"/>
-      <w:bookmarkEnd w:id="92"/>
+      <w:bookmarkStart w:id="94" w:name="__RefNumPara__5429_3951154530"/>
+      <w:bookmarkEnd w:id="94"/>
       <w:r>
         <w:rPr>
           <w:sz w:val="20"/>
           <w:szCs w:val="20"/>
         </w:rPr>
-        <w:t xml:space="preserve">Vite, Vite Documentation. [Online]. Elérhető: </w:t>
+        <w:t xml:space="preserve">Vite, Vite Documentation. Online. Elérhető: </w:t>
       </w:r>
       <w:hyperlink r:id="rId7">
         <w:r>
@@ -11898,14 +11608,14 @@
         <w:jc w:val="both"/>
         <w:rPr/>
       </w:pPr>
-      <w:bookmarkStart w:id="93" w:name="__RefNumPara__5431_3951154530"/>
-      <w:bookmarkEnd w:id="93"/>
+      <w:bookmarkStart w:id="95" w:name="__RefNumPara__5431_3951154530"/>
+      <w:bookmarkEnd w:id="95"/>
       <w:r>
         <w:rPr>
           <w:sz w:val="20"/>
           <w:szCs w:val="20"/>
         </w:rPr>
-        <w:t xml:space="preserve">M. Jones, J. Bradley, N. Sakimura, JSON Web Token (JWT), RFC 7519, Internet Engineering Task Force, 2015. [Online]. Elérhető: </w:t>
+        <w:t xml:space="preserve">M. Jones, J. Bradley, N. Sakimura, JSON Web Token (JWT), RFC 7519, Internet Engineering Task Force, 2015. Online. Elérhető: </w:t>
       </w:r>
       <w:hyperlink r:id="rId8">
         <w:r>
@@ -11960,14 +11670,14 @@
         <w:jc w:val="both"/>
         <w:rPr/>
       </w:pPr>
-      <w:bookmarkStart w:id="94" w:name="__RefNumPara__5419_3951154530"/>
-      <w:bookmarkEnd w:id="94"/>
+      <w:bookmarkStart w:id="96" w:name="__RefNumPara__5419_3951154530"/>
+      <w:bookmarkEnd w:id="96"/>
       <w:r>
         <w:rPr>
           <w:sz w:val="20"/>
           <w:szCs w:val="20"/>
         </w:rPr>
-        <w:t xml:space="preserve">T. Bray, Ed., The JavaScript Object Notation (JSON) Data Interchange Format, RFC 8259, Internet Engineering Task Force, 2017. [Online]. Elérhető: </w:t>
+        <w:t xml:space="preserve">T. Bray, Ed., The JavaScript Object Notation (JSON) Data Interchange Format, RFC 8259, Internet Engineering Task Force, 2017. Online. Elérhető: </w:t>
       </w:r>
       <w:hyperlink r:id="rId9">
         <w:r>
@@ -12014,14 +11724,14 @@
         <w:jc w:val="both"/>
         <w:rPr/>
       </w:pPr>
-      <w:bookmarkStart w:id="95" w:name="__RefNumPara__5423_3951154530"/>
-      <w:bookmarkEnd w:id="95"/>
+      <w:bookmarkStart w:id="97" w:name="__RefNumPara__5423_3951154530"/>
+      <w:bookmarkEnd w:id="97"/>
       <w:r>
         <w:rPr>
           <w:sz w:val="20"/>
           <w:szCs w:val="20"/>
         </w:rPr>
-        <w:t xml:space="preserve">R. T. Fielding, „Architectural Styles and the Design of Network-based Software Architectures”, Ph.D. dissertation, University of California, Irvine, 2000. [Online]. Elérhető: </w:t>
+        <w:t xml:space="preserve">R. T. Fielding, „Architectural Styles and the Design of Network-based Software Architectures”, Ph.D. dissertation, University of California, Irvine, 2000. Online. Elérhető: </w:t>
       </w:r>
       <w:hyperlink r:id="rId10">
         <w:r>
@@ -12071,8 +11781,8 @@
           <w:szCs w:val="20"/>
         </w:rPr>
       </w:pPr>
-      <w:bookmarkStart w:id="96" w:name="__RefNumPara__5439_3951154530"/>
-      <w:bookmarkEnd w:id="96"/>
+      <w:bookmarkStart w:id="98" w:name="__RefNumPara__5439_3951154530"/>
+      <w:bookmarkEnd w:id="98"/>
       <w:r>
         <w:rPr>
           <w:sz w:val="20"/>
@@ -12096,8 +11806,8 @@
           <w:szCs w:val="20"/>
         </w:rPr>
       </w:pPr>
-      <w:bookmarkStart w:id="97" w:name="__RefNumPara__5437_3951154530"/>
-      <w:bookmarkEnd w:id="97"/>
+      <w:bookmarkStart w:id="99" w:name="__RefNumPara__5437_3951154530"/>
+      <w:bookmarkEnd w:id="99"/>
       <w:r>
         <w:rPr>
           <w:sz w:val="20"/>
@@ -12121,8 +11831,8 @@
           <w:szCs w:val="20"/>
         </w:rPr>
       </w:pPr>
-      <w:bookmarkStart w:id="98" w:name="__RefNumPara__5435_3951154530"/>
-      <w:bookmarkEnd w:id="98"/>
+      <w:bookmarkStart w:id="100" w:name="__RefNumPara__5435_3951154530"/>
+      <w:bookmarkEnd w:id="100"/>
       <w:r>
         <w:rPr>
           <w:sz w:val="20"/>
@@ -12143,14 +11853,14 @@
         <w:jc w:val="both"/>
         <w:rPr/>
       </w:pPr>
-      <w:bookmarkStart w:id="99" w:name="__RefNumPara__5415_3951154530"/>
-      <w:bookmarkEnd w:id="99"/>
+      <w:bookmarkStart w:id="101" w:name="__RefNumPara__5415_3951154530"/>
+      <w:bookmarkEnd w:id="101"/>
       <w:r>
         <w:rPr>
           <w:sz w:val="20"/>
           <w:szCs w:val="20"/>
         </w:rPr>
-        <w:t xml:space="preserve">MDN Web Docs, MDN Web Docs (Mozilla Developer Network) Web API and JavaScript Reference. [Online]. Elérhető: </w:t>
+        <w:t xml:space="preserve">MDN Web Docs, MDN Web Docs (Mozilla Developer Network) Web API and JavaScript Reference. Online. Elérhető: </w:t>
       </w:r>
       <w:hyperlink r:id="rId11">
         <w:r>
@@ -12197,14 +11907,14 @@
         <w:jc w:val="both"/>
         <w:rPr/>
       </w:pPr>
-      <w:bookmarkStart w:id="100" w:name="__RefNumPara__5411_3951154530"/>
-      <w:bookmarkEnd w:id="100"/>
+      <w:bookmarkStart w:id="102" w:name="__RefNumPara__5411_3951154530"/>
+      <w:bookmarkEnd w:id="102"/>
       <w:r>
         <w:rPr>
           <w:sz w:val="20"/>
           <w:szCs w:val="20"/>
         </w:rPr>
-        <w:t xml:space="preserve">Badminton World Federation, Laws of Badminton / BWF Statutes. [Online]. Elérhető: </w:t>
+        <w:t xml:space="preserve">Badminton World Federation, Laws of Badminton / BWF Statutes. Online. Elérhető: </w:t>
       </w:r>
       <w:hyperlink r:id="rId12">
         <w:r>
@@ -12256,7 +11966,7 @@
           <w:sz w:val="20"/>
           <w:szCs w:val="20"/>
         </w:rPr>
-        <w:t xml:space="preserve">Szegedi Tudományegyetem Informatikai Intézet, Szakdolgozat és diplomamunka formai követelmények. [Online]. Elérhető: </w:t>
+        <w:t xml:space="preserve">Szegedi Tudományegyetem Informatikai Intézet, Szakdolgozat és diplomamunka formai követelmények. Online. Elérhető: </w:t>
       </w:r>
       <w:hyperlink r:id="rId13">
         <w:r>
@@ -12311,8 +12021,8 @@
         <w:jc w:val="both"/>
         <w:rPr/>
       </w:pPr>
-      <w:bookmarkStart w:id="101" w:name="__RefNumPara__5433_3951154530"/>
-      <w:bookmarkEnd w:id="101"/>
+      <w:bookmarkStart w:id="103" w:name="__RefNumPara__5433_3951154530"/>
+      <w:bookmarkEnd w:id="103"/>
       <w:r>
         <w:rPr>
           <w:rFonts w:eastAsia="Times New Roman" w:cs="Times New Roman"/>
@@ -12322,7 +12032,7 @@
           <w:szCs w:val="20"/>
           <w:lang w:val="hu-HU" w:eastAsia="zh-CN" w:bidi="ar-SA"/>
         </w:rPr>
-        <w:t>OWASP Foundation, OWASP Cheat Sheet Series – JSON Web Tokens. [Online]. Elérhető:</w:t>
+        <w:t xml:space="preserve">OWASP Foundation, OWASP Cheat Sheet Series JSON Web Tokens. Online. Elérhető: </w:t>
       </w:r>
       <w:r>
         <w:rPr>
@@ -12392,8 +12102,8 @@
           <w:lang w:val="hu-HU"/>
         </w:rPr>
       </w:pPr>
-      <w:bookmarkStart w:id="102" w:name="__RefHeading___Toc80443510"/>
-      <w:bookmarkEnd w:id="102"/>
+      <w:bookmarkStart w:id="104" w:name="__RefHeading___Toc80443510"/>
+      <w:bookmarkEnd w:id="104"/>
       <w:r>
         <w:rPr>
           <w:b/>
@@ -12419,7 +12129,49 @@
           <w:sz w:val="24"/>
           <w:lang w:val="hu-HU"/>
         </w:rPr>
-        <w:t xml:space="preserve">Alulírott Gál Gergő Károly gazdaságinformatikus BSc, szakos hallgató, kijelentem, hogy a dolgozatomat a Szegedi Tudományegyetem, Informatikai Intézet Optimalizálási Tanszékén készítettem, Gazdaságinformatikus BSc. diploma megszerzése érdekében. </w:t>
+        <w:t xml:space="preserve">Alulírott Gál Gergő Károly gazdaságinformatikus BSc szakos hallgató </w:t>
+      </w:r>
+      <w:r>
+        <w:rPr>
+          <w:sz w:val="24"/>
+          <w:lang w:val="hu-HU"/>
+        </w:rPr>
+        <w:t>k</w:t>
+      </w:r>
+      <w:r>
+        <w:rPr>
+          <w:sz w:val="24"/>
+          <w:lang w:val="hu-HU"/>
+        </w:rPr>
+        <w:t xml:space="preserve">ijelentem, hogy a dolgozatomat a Szegedi Tudományegyetem Informatikai Intézet </w:t>
+      </w:r>
+      <w:r>
+        <w:rPr>
+          <w:sz w:val="24"/>
+          <w:lang w:val="hu-HU"/>
+        </w:rPr>
+        <w:t>Képfeldolgozás és Számítógépes Grafika</w:t>
+      </w:r>
+      <w:r>
+        <w:rPr>
+          <w:sz w:val="24"/>
+          <w:lang w:val="hu-HU"/>
+        </w:rPr>
+        <w:t xml:space="preserve"> Tanszékén készítettem, </w:t>
+      </w:r>
+      <w:r>
+        <w:rPr>
+          <w:sz w:val="24"/>
+          <w:lang w:val="hu-HU"/>
+        </w:rPr>
+        <w:t>g</w:t>
+      </w:r>
+      <w:r>
+        <w:rPr>
+          <w:sz w:val="24"/>
+          <w:lang w:val="hu-HU"/>
+        </w:rPr>
+        <w:t xml:space="preserve">azdaságinformatikus BSc diploma megszerzése érdekében. </w:t>
       </w:r>
     </w:p>
     <w:p>
@@ -12513,8 +12265,8 @@
           <w:lang w:val="hu-HU" w:eastAsia="zh-CN" w:bidi="ar-SA"/>
         </w:rPr>
       </w:pPr>
-      <w:bookmarkStart w:id="103" w:name="__RefHeading___Toc1281_4287351907"/>
-      <w:bookmarkEnd w:id="103"/>
+      <w:bookmarkStart w:id="105" w:name="__RefHeading___Toc1281_4287351907"/>
+      <w:bookmarkEnd w:id="105"/>
       <w:r>
         <w:rPr>
           <w:rFonts w:eastAsia="Times New Roman"/>
@@ -12679,8 +12431,8 @@
           <w:lang w:val="hu-HU"/>
         </w:rPr>
       </w:pPr>
-      <w:bookmarkStart w:id="104" w:name="__RefHeading___Toc80443511"/>
-      <w:bookmarkEnd w:id="104"/>
+      <w:bookmarkStart w:id="106" w:name="__RefHeading___Toc80443511"/>
+      <w:bookmarkEnd w:id="106"/>
       <w:r>
         <w:rPr>
           <w:b/>
@@ -12706,7 +12458,22 @@
           <w:sz w:val="24"/>
           <w:lang w:val="hu-HU"/>
         </w:rPr>
-        <w:t xml:space="preserve">Ezúton szeretnék köszönetet mondani konzulensemnek, Dr. Bodnár Péter egyetemi docensnek a folyamatos szakmai iránymutatásért. Köszönöm a konzultációkra szánt idejét, a hasznos tanácsait és a türelmét, amellyel végigkísérte és támogatta a szoftverfejlesztés, valamint </w:t>
+        <w:t xml:space="preserve">Ezúton szeretnék köszönetet mondani konzulensemnek, Dr. Bodnár Péter egyetemi </w:t>
+      </w:r>
+      <w:r>
+        <w:rPr/>
+        <w:t>adjunktus</w:t>
+      </w:r>
+      <w:r>
+        <w:rPr/>
+        <w:t xml:space="preserve">nak </w:t>
+      </w:r>
+      <w:r>
+        <w:rPr>
+          <w:sz w:val="24"/>
+          <w:lang w:val="hu-HU"/>
+        </w:rPr>
+        <w:t xml:space="preserve">a folyamatos szakmai iránymutatásért. Köszönöm a konzultációkra szánt idejét, a hasznos tanácsait és a türelmét, amellyel végigkísérte és támogatta a szoftverfejlesztés, valamint </w:t>
       </w:r>
       <w:r>
         <w:rPr>
@@ -12719,7 +12486,21 @@
           <w:sz w:val="24"/>
           <w:lang w:val="hu-HU"/>
         </w:rPr>
-        <w:t xml:space="preserve">. Az ő iránymutatása és konstruktív kritikái nélkül ez a munka nem nyerhette volna el a végleges formáját. Külön hálával tartozom Szűcs Zoltánnak, a Talentum Tollaslabda Egyesület vezetőedzőjének. Ő volt az, aki megadta a kezdőlökést ehhez a projekthez, és akinek a gyakorlati tapasztalataira végig támaszkodhattam. Köszönöm, időt szakított a rendszer véleményezésre, és rámutatott azokra a valós, életszerű versenyszervezési problémákra, </w:t>
+        <w:t xml:space="preserve">. Az ő iránymutatása és konstruktív kritikái nélkül ez a munka nem nyerhette volna el a végleges formáját. Külön hálával tartozom Szűcs Zoltánnak, a Talentum Tollaslabda Egyesület vezetőedzőjének. Ő volt az, aki megadta a kezdőlökést ehhez a projekthez, és akinek a gyakorlati tapasztalataira végig támaszkodhattam. Köszönöm, </w:t>
+      </w:r>
+      <w:r>
+        <w:rPr>
+          <w:sz w:val="24"/>
+          <w:lang w:val="hu-HU"/>
+        </w:rPr>
+        <w:t xml:space="preserve">hogy </w:t>
+      </w:r>
+      <w:r>
+        <w:rPr>
+          <w:sz w:val="24"/>
+          <w:lang w:val="hu-HU"/>
+        </w:rPr>
+        <w:t xml:space="preserve">időt szakított a rendszer véleményezésre, és rámutatott azokra a valós, életszerű versenyszervezési problémákra, </w:t>
       </w:r>
       <w:r>
         <w:rPr>
@@ -13159,7 +12940,7 @@
     <w:lvl w:ilvl="0">
       <w:start w:val="1"/>
       <w:numFmt w:val="decimal"/>
-      <w:lvlText w:val="%1."/>
+      <w:lvlText w:val="[%1.]"/>
       <w:lvlJc w:val="left"/>
       <w:pPr>
         <w:tabs>
@@ -13662,7 +13443,7 @@
   </w:style>
   <w:style w:type="paragraph" w:styleId="Heading4">
     <w:name w:val="heading 4"/>
-    <w:basedOn w:val="Cmsor"/>
+    <w:basedOn w:val="Cmsoruser"/>
     <w:next w:val="BodyText"/>
     <w:qFormat/>
     <w:pPr>
@@ -13778,8 +13559,8 @@
       <w:lang w:val="en-US"/>
     </w:rPr>
   </w:style>
-  <w:style w:type="character" w:styleId="Jegyzkhivatkozsuser">
-    <w:name w:val="Jegyzékhivatkozás (user)"/>
+  <w:style w:type="character" w:styleId="Jegyzkhivatkozs">
+    <w:name w:val="Jegyzékhivatkozás"/>
     <w:qFormat/>
     <w:rPr/>
   </w:style>
@@ -13791,8 +13572,8 @@
       <w:bCs/>
     </w:rPr>
   </w:style>
-  <w:style w:type="character" w:styleId="Felsorolsjeluser">
-    <w:name w:val="Felsorolásjel (user)"/>
+  <w:style w:type="character" w:styleId="Felsorolsjel">
+    <w:name w:val="Felsorolásjel"/>
     <w:qFormat/>
     <w:rPr>
       <w:rFonts w:ascii="OpenSymbol" w:hAnsi="OpenSymbol" w:eastAsia="OpenSymbol" w:cs="OpenSymbol"/>
@@ -13813,10 +13594,24 @@
       <w:u w:val="single"/>
     </w:rPr>
   </w:style>
-  <w:style w:type="character" w:styleId="Jegyzkhivatkozs">
-    <w:name w:val="Jegyzékhivatkozás"/>
+  <w:style w:type="character" w:styleId="Jegyzkhivatkozsuser">
+    <w:name w:val="Jegyzékhivatkozás (user)"/>
     <w:qFormat/>
     <w:rPr/>
+  </w:style>
+  <w:style w:type="character" w:styleId="Forrsszveguser">
+    <w:name w:val="Forrásszöveg (user)"/>
+    <w:qFormat/>
+    <w:rPr>
+      <w:rFonts w:ascii="Liberation Mono" w:hAnsi="Liberation Mono" w:eastAsia="Liberation Mono" w:cs="Liberation Mono"/>
+    </w:rPr>
+  </w:style>
+  <w:style w:type="character" w:styleId="Felsorolsjeluser">
+    <w:name w:val="Felsorolásjel (user)"/>
+    <w:qFormat/>
+    <w:rPr>
+      <w:rFonts w:ascii="OpenSymbol" w:hAnsi="OpenSymbol" w:eastAsia="OpenSymbol" w:cs="OpenSymbol"/>
+    </w:rPr>
   </w:style>
   <w:style w:type="character" w:styleId="Forrsszveg">
     <w:name w:val="Forrásszöveg"/>
@@ -13825,27 +13620,13 @@
       <w:rFonts w:ascii="Liberation Mono" w:hAnsi="Liberation Mono" w:eastAsia="Liberation Mono" w:cs="Liberation Mono"/>
     </w:rPr>
   </w:style>
-  <w:style w:type="character" w:styleId="Felsorolsjel">
-    <w:name w:val="Felsorolásjel"/>
+  <w:style w:type="character" w:styleId="Szmozsjelek">
+    <w:name w:val="Számozásjelek"/>
     <w:qFormat/>
-    <w:rPr>
-      <w:rFonts w:ascii="OpenSymbol" w:hAnsi="OpenSymbol" w:eastAsia="OpenSymbol" w:cs="OpenSymbol"/>
-    </w:rPr>
-  </w:style>
-  <w:style w:type="character" w:styleId="Forrsszveguser">
-    <w:name w:val="Forrásszöveg (user)"/>
-    <w:qFormat/>
-    <w:rPr>
-      <w:rFonts w:ascii="Liberation Mono" w:hAnsi="Liberation Mono" w:eastAsia="Liberation Mono" w:cs="Liberation Mono"/>
-    </w:rPr>
+    <w:rPr/>
   </w:style>
   <w:style w:type="character" w:styleId="Szmozsjelekuser">
     <w:name w:val="Számozásjelek (user)"/>
-    <w:qFormat/>
-    <w:rPr/>
-  </w:style>
-  <w:style w:type="character" w:styleId="Szmozsjelek">
-    <w:name w:val="Számozásjelek"/>
     <w:qFormat/>
     <w:rPr/>
   </w:style>
@@ -13859,7 +13640,7 @@
       <w:spacing w:before="240" w:after="120"/>
     </w:pPr>
     <w:rPr>
-      <w:rFonts w:ascii="Liberation Sans" w:hAnsi="Liberation Sans" w:eastAsia="Microsoft YaHei" w:cs="Arial"/>
+      <w:rFonts w:ascii="Liberation Sans" w:hAnsi="Liberation Sans" w:eastAsia="Arial Unicode MS" w:cs="Arial Unicode MS"/>
       <w:sz w:val="28"/>
       <w:szCs w:val="28"/>
     </w:rPr>
@@ -13909,7 +13690,7 @@
       <w:suppressLineNumbers/>
     </w:pPr>
     <w:rPr>
-      <w:rFonts w:cs="Arial"/>
+      <w:rFonts w:cs="Arial Unicode MS"/>
     </w:rPr>
   </w:style>
   <w:style w:type="paragraph" w:styleId="Cmsoruser">
@@ -13922,7 +13703,7 @@
       <w:spacing w:before="240" w:after="120"/>
     </w:pPr>
     <w:rPr>
-      <w:rFonts w:ascii="Liberation Sans" w:hAnsi="Liberation Sans" w:eastAsia="Arial Unicode MS" w:cs="Arial Unicode MS"/>
+      <w:rFonts w:ascii="Liberation Sans" w:hAnsi="Liberation Sans" w:eastAsia="Microsoft YaHei" w:cs="Arial"/>
       <w:sz w:val="28"/>
       <w:szCs w:val="28"/>
     </w:rPr>
@@ -13935,7 +13716,7 @@
       <w:suppressLineNumbers/>
     </w:pPr>
     <w:rPr>
-      <w:rFonts w:cs="Arial Unicode MS"/>
+      <w:rFonts w:cs="Arial"/>
     </w:rPr>
   </w:style>
   <w:style w:type="paragraph" w:styleId="dek1">
@@ -14281,8 +14062,8 @@
       <w:szCs w:val="20"/>
     </w:rPr>
   </w:style>
-  <w:style w:type="paragraph" w:styleId="lfejsllbuser">
-    <w:name w:val="Élőfej és élőláb (user)"/>
+  <w:style w:type="paragraph" w:styleId="lfejsllb">
+    <w:name w:val="Élőfej és élőláb"/>
     <w:basedOn w:val="Normal"/>
     <w:qFormat/>
     <w:pPr>
@@ -14295,8 +14076,8 @@
     </w:pPr>
     <w:rPr/>
   </w:style>
-  <w:style w:type="paragraph" w:styleId="lfejsllb">
-    <w:name w:val="Élőfej és élőláb"/>
+  <w:style w:type="paragraph" w:styleId="lfejsllbuser">
+    <w:name w:val="Élőfej és élőláb (user)"/>
     <w:basedOn w:val="Normal"/>
     <w:qFormat/>
     <w:pPr/>
@@ -14346,8 +14127,8 @@
       <w:szCs w:val="32"/>
     </w:rPr>
   </w:style>
-  <w:style w:type="paragraph" w:styleId="Elformzottszveg">
-    <w:name w:val="Előformázott szöveg"/>
+  <w:style w:type="paragraph" w:styleId="Elformzottszveguser">
+    <w:name w:val="Előformázott szöveg (user)"/>
     <w:basedOn w:val="Normal"/>
     <w:qFormat/>
     <w:pPr>
@@ -14359,8 +14140,8 @@
       <w:szCs w:val="20"/>
     </w:rPr>
   </w:style>
-  <w:style w:type="paragraph" w:styleId="Vzszintesvonal">
-    <w:name w:val="Vízszintes vonal"/>
+  <w:style w:type="paragraph" w:styleId="Vzszintesvonaluser">
+    <w:name w:val="Vízszintes vonal (user)"/>
     <w:basedOn w:val="Normal"/>
     <w:next w:val="BodyText"/>
     <w:qFormat/>
@@ -14376,8 +14157,8 @@
       <w:szCs w:val="12"/>
     </w:rPr>
   </w:style>
-  <w:style w:type="paragraph" w:styleId="Elformzottszveguser">
-    <w:name w:val="Előformázott szöveg (user)"/>
+  <w:style w:type="paragraph" w:styleId="Elformzottszveg">
+    <w:name w:val="Előformázott szöveg"/>
     <w:basedOn w:val="Normal"/>
     <w:qFormat/>
     <w:pPr>
@@ -14389,8 +14170,8 @@
       <w:szCs w:val="20"/>
     </w:rPr>
   </w:style>
-  <w:style w:type="paragraph" w:styleId="Tblzattartalomuser">
-    <w:name w:val="Táblázattartalom (user)"/>
+  <w:style w:type="paragraph" w:styleId="Tblzattartalom">
+    <w:name w:val="Táblázattartalom"/>
     <w:basedOn w:val="Normal"/>
     <w:qFormat/>
     <w:pPr>
@@ -14399,8 +14180,8 @@
     </w:pPr>
     <w:rPr/>
   </w:style>
-  <w:style w:type="paragraph" w:styleId="Megjegyzsuser">
-    <w:name w:val="Megjegyzés (user)"/>
+  <w:style w:type="paragraph" w:styleId="Megjegyzs">
+    <w:name w:val="Megjegyzés"/>
     <w:basedOn w:val="Normal"/>
     <w:qFormat/>
     <w:pPr>
@@ -14413,9 +14194,9 @@
       <w:szCs w:val="20"/>
     </w:rPr>
   </w:style>
-  <w:style w:type="paragraph" w:styleId="Tblzatfejlcuser">
-    <w:name w:val="Táblázatfejléc (user)"/>
-    <w:basedOn w:val="Tblzattartalomuser"/>
+  <w:style w:type="paragraph" w:styleId="Tblzatfejlc">
+    <w:name w:val="Táblázatfejléc"/>
+    <w:basedOn w:val="Tblzattartalom"/>
     <w:qFormat/>
     <w:pPr>
       <w:suppressLineNumbers/>
